--- a/documentation/D05_Arh_projekat.docx
+++ b/documentation/D05_Arh_projekat.docx
@@ -497,6 +497,7 @@
     </w:tbl>
     <w:p>
       <w:pPr>
+        <w:ind w:left="360"/>
         <w:rPr>
           <w:lang w:val="sr-Latn-CS"/>
         </w:rPr>
@@ -505,6 +506,7 @@
     <w:p>
       <w:pPr>
         <w:pStyle w:val="Title"/>
+        <w:ind w:left="360"/>
         <w:rPr>
           <w:lang w:val="sr-Latn-CS"/>
         </w:rPr>
@@ -529,6 +531,7 @@
         <w:tabs>
           <w:tab w:val="left" w:pos="432"/>
         </w:tabs>
+        <w:ind w:left="360"/>
         <w:rPr>
           <w:noProof/>
           <w:sz w:val="24"/>
@@ -628,6 +631,7 @@
         <w:tabs>
           <w:tab w:val="left" w:pos="432"/>
         </w:tabs>
+        <w:ind w:left="360"/>
         <w:rPr>
           <w:noProof/>
           <w:sz w:val="24"/>
@@ -706,6 +710,7 @@
         <w:tabs>
           <w:tab w:val="left" w:pos="432"/>
         </w:tabs>
+        <w:ind w:left="360"/>
         <w:rPr>
           <w:noProof/>
           <w:sz w:val="24"/>
@@ -784,6 +789,7 @@
         <w:tabs>
           <w:tab w:val="left" w:pos="432"/>
         </w:tabs>
+        <w:ind w:left="360"/>
         <w:rPr>
           <w:noProof/>
           <w:sz w:val="24"/>
@@ -862,6 +868,7 @@
         <w:tabs>
           <w:tab w:val="left" w:pos="432"/>
         </w:tabs>
+        <w:ind w:left="360"/>
         <w:rPr>
           <w:noProof/>
           <w:sz w:val="24"/>
@@ -940,6 +947,7 @@
         <w:tabs>
           <w:tab w:val="left" w:pos="432"/>
         </w:tabs>
+        <w:ind w:left="360"/>
         <w:rPr>
           <w:noProof/>
           <w:sz w:val="24"/>
@@ -1018,6 +1026,7 @@
         <w:tabs>
           <w:tab w:val="left" w:pos="1000"/>
         </w:tabs>
+        <w:ind w:left="792"/>
         <w:rPr>
           <w:noProof/>
           <w:sz w:val="24"/>
@@ -1096,6 +1105,7 @@
         <w:tabs>
           <w:tab w:val="left" w:pos="1000"/>
         </w:tabs>
+        <w:ind w:left="792"/>
         <w:rPr>
           <w:noProof/>
           <w:sz w:val="24"/>
@@ -1174,6 +1184,7 @@
         <w:tabs>
           <w:tab w:val="left" w:pos="1600"/>
         </w:tabs>
+        <w:ind w:left="1224"/>
         <w:rPr>
           <w:noProof/>
           <w:sz w:val="24"/>
@@ -1252,6 +1263,7 @@
         <w:tabs>
           <w:tab w:val="left" w:pos="1600"/>
         </w:tabs>
+        <w:ind w:left="1224"/>
         <w:rPr>
           <w:noProof/>
           <w:sz w:val="24"/>
@@ -1330,6 +1342,7 @@
         <w:tabs>
           <w:tab w:val="left" w:pos="1600"/>
         </w:tabs>
+        <w:ind w:left="1224"/>
         <w:rPr>
           <w:noProof/>
           <w:sz w:val="24"/>
@@ -1408,6 +1421,7 @@
         <w:tabs>
           <w:tab w:val="left" w:pos="1600"/>
         </w:tabs>
+        <w:ind w:left="1224"/>
         <w:rPr>
           <w:noProof/>
           <w:sz w:val="24"/>
@@ -1486,6 +1500,7 @@
         <w:tabs>
           <w:tab w:val="left" w:pos="1600"/>
         </w:tabs>
+        <w:ind w:left="1224"/>
         <w:rPr>
           <w:noProof/>
           <w:sz w:val="24"/>
@@ -1564,6 +1579,7 @@
         <w:tabs>
           <w:tab w:val="left" w:pos="1600"/>
         </w:tabs>
+        <w:ind w:left="1224"/>
         <w:rPr>
           <w:noProof/>
           <w:sz w:val="24"/>
@@ -1642,6 +1658,7 @@
         <w:tabs>
           <w:tab w:val="left" w:pos="1600"/>
         </w:tabs>
+        <w:ind w:left="1224"/>
         <w:rPr>
           <w:noProof/>
           <w:sz w:val="24"/>
@@ -1720,6 +1737,7 @@
         <w:tabs>
           <w:tab w:val="left" w:pos="1600"/>
         </w:tabs>
+        <w:ind w:left="1224"/>
         <w:rPr>
           <w:noProof/>
           <w:sz w:val="24"/>
@@ -1798,6 +1816,7 @@
         <w:tabs>
           <w:tab w:val="left" w:pos="1600"/>
         </w:tabs>
+        <w:ind w:left="1224"/>
         <w:rPr>
           <w:noProof/>
           <w:sz w:val="24"/>
@@ -1876,6 +1895,7 @@
         <w:tabs>
           <w:tab w:val="left" w:pos="1608"/>
         </w:tabs>
+        <w:ind w:left="1224"/>
         <w:rPr>
           <w:noProof/>
           <w:sz w:val="24"/>
@@ -1954,6 +1974,7 @@
         <w:tabs>
           <w:tab w:val="left" w:pos="1608"/>
         </w:tabs>
+        <w:ind w:left="1224"/>
         <w:rPr>
           <w:noProof/>
           <w:sz w:val="24"/>
@@ -2032,6 +2053,7 @@
         <w:tabs>
           <w:tab w:val="left" w:pos="1608"/>
         </w:tabs>
+        <w:ind w:left="1224"/>
         <w:rPr>
           <w:noProof/>
           <w:sz w:val="24"/>
@@ -2110,6 +2132,7 @@
         <w:tabs>
           <w:tab w:val="left" w:pos="1608"/>
         </w:tabs>
+        <w:ind w:left="1224"/>
         <w:rPr>
           <w:noProof/>
           <w:sz w:val="24"/>
@@ -2188,6 +2211,7 @@
         <w:tabs>
           <w:tab w:val="left" w:pos="1608"/>
         </w:tabs>
+        <w:ind w:left="1224"/>
         <w:rPr>
           <w:noProof/>
           <w:sz w:val="24"/>
@@ -2266,6 +2290,7 @@
         <w:tabs>
           <w:tab w:val="left" w:pos="1608"/>
         </w:tabs>
+        <w:ind w:left="1224"/>
         <w:rPr>
           <w:noProof/>
           <w:sz w:val="24"/>
@@ -2344,6 +2369,7 @@
         <w:tabs>
           <w:tab w:val="left" w:pos="1608"/>
         </w:tabs>
+        <w:ind w:left="1224"/>
         <w:rPr>
           <w:noProof/>
           <w:sz w:val="24"/>
@@ -2422,6 +2448,7 @@
         <w:tabs>
           <w:tab w:val="left" w:pos="1608"/>
         </w:tabs>
+        <w:ind w:left="1224"/>
         <w:rPr>
           <w:noProof/>
           <w:sz w:val="24"/>
@@ -2500,6 +2527,7 @@
         <w:tabs>
           <w:tab w:val="left" w:pos="1608"/>
         </w:tabs>
+        <w:ind w:left="1224"/>
         <w:rPr>
           <w:noProof/>
           <w:sz w:val="24"/>
@@ -2578,6 +2606,7 @@
         <w:tabs>
           <w:tab w:val="left" w:pos="1608"/>
         </w:tabs>
+        <w:ind w:left="1224"/>
         <w:rPr>
           <w:noProof/>
           <w:sz w:val="24"/>
@@ -2656,6 +2685,7 @@
         <w:tabs>
           <w:tab w:val="left" w:pos="432"/>
         </w:tabs>
+        <w:ind w:left="360"/>
         <w:rPr>
           <w:noProof/>
           <w:sz w:val="24"/>
@@ -2734,6 +2764,7 @@
         <w:tabs>
           <w:tab w:val="left" w:pos="1000"/>
         </w:tabs>
+        <w:ind w:left="792"/>
         <w:rPr>
           <w:noProof/>
           <w:sz w:val="24"/>
@@ -2812,6 +2843,7 @@
         <w:tabs>
           <w:tab w:val="left" w:pos="1600"/>
         </w:tabs>
+        <w:ind w:left="1224"/>
         <w:rPr>
           <w:noProof/>
           <w:sz w:val="24"/>
@@ -2890,6 +2922,7 @@
         <w:tabs>
           <w:tab w:val="left" w:pos="1600"/>
         </w:tabs>
+        <w:ind w:left="1224"/>
         <w:rPr>
           <w:noProof/>
           <w:sz w:val="24"/>
@@ -2968,6 +3001,7 @@
         <w:tabs>
           <w:tab w:val="left" w:pos="1600"/>
         </w:tabs>
+        <w:ind w:left="1224"/>
         <w:rPr>
           <w:noProof/>
           <w:sz w:val="24"/>
@@ -3046,6 +3080,7 @@
         <w:tabs>
           <w:tab w:val="left" w:pos="1600"/>
         </w:tabs>
+        <w:ind w:left="1224"/>
         <w:rPr>
           <w:noProof/>
           <w:sz w:val="24"/>
@@ -3124,6 +3159,7 @@
         <w:tabs>
           <w:tab w:val="left" w:pos="1600"/>
         </w:tabs>
+        <w:ind w:left="1224"/>
         <w:rPr>
           <w:noProof/>
           <w:sz w:val="24"/>
@@ -3202,6 +3238,7 @@
         <w:tabs>
           <w:tab w:val="left" w:pos="1600"/>
         </w:tabs>
+        <w:ind w:left="1224"/>
         <w:rPr>
           <w:noProof/>
           <w:sz w:val="24"/>
@@ -3280,6 +3317,7 @@
         <w:tabs>
           <w:tab w:val="left" w:pos="432"/>
         </w:tabs>
+        <w:ind w:left="360"/>
         <w:rPr>
           <w:noProof/>
           <w:sz w:val="24"/>
@@ -3358,6 +3396,7 @@
         <w:tabs>
           <w:tab w:val="left" w:pos="1000"/>
         </w:tabs>
+        <w:ind w:left="792"/>
         <w:rPr>
           <w:noProof/>
           <w:sz w:val="24"/>
@@ -3436,6 +3475,7 @@
         <w:tabs>
           <w:tab w:val="left" w:pos="1600"/>
         </w:tabs>
+        <w:ind w:left="1224"/>
         <w:rPr>
           <w:noProof/>
           <w:sz w:val="24"/>
@@ -3514,6 +3554,7 @@
         <w:tabs>
           <w:tab w:val="left" w:pos="1600"/>
         </w:tabs>
+        <w:ind w:left="1224"/>
         <w:rPr>
           <w:noProof/>
           <w:sz w:val="24"/>
@@ -3592,6 +3633,7 @@
         <w:tabs>
           <w:tab w:val="left" w:pos="1600"/>
         </w:tabs>
+        <w:ind w:left="1224"/>
         <w:rPr>
           <w:noProof/>
           <w:sz w:val="24"/>
@@ -3670,6 +3712,7 @@
         <w:tabs>
           <w:tab w:val="left" w:pos="1600"/>
         </w:tabs>
+        <w:ind w:left="1224"/>
         <w:rPr>
           <w:noProof/>
           <w:sz w:val="24"/>
@@ -3748,6 +3791,7 @@
         <w:tabs>
           <w:tab w:val="left" w:pos="432"/>
         </w:tabs>
+        <w:ind w:left="360"/>
         <w:rPr>
           <w:noProof/>
           <w:sz w:val="24"/>
@@ -3827,6 +3871,7 @@
         <w:tabs>
           <w:tab w:val="left" w:pos="1000"/>
         </w:tabs>
+        <w:ind w:left="792"/>
         <w:rPr>
           <w:noProof/>
           <w:sz w:val="24"/>
@@ -3905,6 +3950,7 @@
         <w:tabs>
           <w:tab w:val="left" w:pos="1000"/>
         </w:tabs>
+        <w:ind w:left="792"/>
         <w:rPr>
           <w:noProof/>
           <w:sz w:val="24"/>
@@ -3983,6 +4029,7 @@
         <w:tabs>
           <w:tab w:val="left" w:pos="1000"/>
         </w:tabs>
+        <w:ind w:left="792"/>
         <w:rPr>
           <w:noProof/>
           <w:sz w:val="24"/>
@@ -4061,6 +4108,7 @@
         <w:tabs>
           <w:tab w:val="left" w:pos="864"/>
         </w:tabs>
+        <w:ind w:left="360"/>
         <w:rPr>
           <w:noProof/>
           <w:sz w:val="24"/>
@@ -4139,6 +4187,7 @@
         <w:tabs>
           <w:tab w:val="left" w:pos="1200"/>
         </w:tabs>
+        <w:ind w:left="792"/>
         <w:rPr>
           <w:noProof/>
           <w:sz w:val="24"/>
@@ -4217,6 +4266,7 @@
         <w:tabs>
           <w:tab w:val="left" w:pos="1200"/>
         </w:tabs>
+        <w:ind w:left="792"/>
         <w:rPr>
           <w:noProof/>
           <w:sz w:val="24"/>
@@ -4295,6 +4345,7 @@
         <w:tabs>
           <w:tab w:val="left" w:pos="1200"/>
         </w:tabs>
+        <w:ind w:left="792"/>
         <w:rPr>
           <w:noProof/>
           <w:sz w:val="24"/>
@@ -4373,6 +4424,7 @@
         <w:tabs>
           <w:tab w:val="left" w:pos="1608"/>
         </w:tabs>
+        <w:ind w:left="1224"/>
         <w:rPr>
           <w:noProof/>
           <w:sz w:val="24"/>
@@ -4451,6 +4503,7 @@
         <w:tabs>
           <w:tab w:val="left" w:pos="1608"/>
         </w:tabs>
+        <w:ind w:left="1224"/>
         <w:rPr>
           <w:noProof/>
           <w:sz w:val="24"/>
@@ -4529,6 +4582,7 @@
         <w:tabs>
           <w:tab w:val="left" w:pos="1608"/>
         </w:tabs>
+        <w:ind w:left="1224"/>
         <w:rPr>
           <w:noProof/>
           <w:sz w:val="24"/>
@@ -4607,6 +4661,7 @@
         <w:tabs>
           <w:tab w:val="left" w:pos="864"/>
         </w:tabs>
+        <w:ind w:left="360"/>
         <w:rPr>
           <w:noProof/>
           <w:sz w:val="24"/>
@@ -4685,6 +4740,7 @@
         <w:tabs>
           <w:tab w:val="left" w:pos="864"/>
         </w:tabs>
+        <w:ind w:left="360"/>
         <w:rPr>
           <w:noProof/>
           <w:sz w:val="24"/>
@@ -4760,6 +4816,7 @@
     <w:p>
       <w:pPr>
         <w:pStyle w:val="Title"/>
+        <w:ind w:left="360"/>
         <w:rPr>
           <w:lang w:val="sr-Latn-CS"/>
         </w:rPr>
@@ -4797,6 +4854,7 @@
       <w:pPr>
         <w:pStyle w:val="Heading1"/>
         <w:widowControl/>
+        <w:ind w:left="1080"/>
         <w:rPr>
           <w:lang w:val="sr-Latn-CS"/>
         </w:rPr>
@@ -4819,6 +4877,7 @@
     <w:p>
       <w:pPr>
         <w:pStyle w:val="BodyText"/>
+        <w:ind w:left="1080"/>
         <w:rPr>
           <w:lang w:val="sr-Latn-CS"/>
         </w:rPr>
@@ -4846,6 +4905,7 @@
       <w:pPr>
         <w:pStyle w:val="Heading1"/>
         <w:widowControl/>
+        <w:ind w:left="1080"/>
         <w:rPr>
           <w:lang w:val="sr-Latn-CS"/>
         </w:rPr>
@@ -4862,6 +4922,7 @@
     <w:p>
       <w:pPr>
         <w:pStyle w:val="BodyText"/>
+        <w:ind w:left="1080"/>
         <w:rPr>
           <w:lang w:val="sr-Latn-CS"/>
         </w:rPr>
@@ -4919,6 +4980,7 @@
       <w:pPr>
         <w:pStyle w:val="Heading1"/>
         <w:widowControl/>
+        <w:ind w:left="1080"/>
         <w:rPr>
           <w:lang w:val="sr-Latn-CS"/>
         </w:rPr>
@@ -4941,6 +5003,7 @@
     <w:p>
       <w:pPr>
         <w:pStyle w:val="BodyText"/>
+        <w:ind w:left="1080"/>
         <w:rPr>
           <w:lang w:val="sr-Latn-CS"/>
         </w:rPr>
@@ -4961,9 +5024,9 @@
         </w:numPr>
         <w:tabs>
           <w:tab w:val="clear" w:pos="360"/>
-          <w:tab w:val="num" w:pos="1080"/>
+          <w:tab w:val="num" w:pos="1800"/>
         </w:tabs>
-        <w:ind w:left="1080"/>
+        <w:ind w:left="1440"/>
         <w:rPr>
           <w:lang w:val="sr-Latn-CS"/>
         </w:rPr>
@@ -5002,9 +5065,9 @@
         </w:numPr>
         <w:tabs>
           <w:tab w:val="clear" w:pos="360"/>
-          <w:tab w:val="num" w:pos="1080"/>
+          <w:tab w:val="num" w:pos="1800"/>
         </w:tabs>
-        <w:ind w:left="1080"/>
+        <w:ind w:left="1440"/>
         <w:rPr>
           <w:lang w:val="sr-Latn-CS"/>
         </w:rPr>
@@ -7687,22 +7750,37 @@
       <w:r>
         <w:rPr>
           <w:rStyle w:val="Strong"/>
+          <w:b w:val="0"/>
           <w:i/>
         </w:rPr>
         <w:t>Korisnički interfejs</w:t>
       </w:r>
       <w:r>
-        <w:t xml:space="preserve"> sadrži Vue 3 komponente, TypeScript skripte i multimedijalni sadržaj koji realizuju grafički dizajn i forme preko kojih korisnici sistema komuniciraju sa sistemom. Projekat je razvijen pomoću alata </w:t>
+        <w:t xml:space="preserve"> sadrži Vue 3 komponente, TypeScript skripte i multimedijalni sadržaj koji realizuju grafički dizajn i forme preko kojih korisnici sistema komuniciraju </w:t>
+      </w:r>
+      <w:proofErr w:type="gramStart"/>
+      <w:r>
+        <w:t>sa</w:t>
+      </w:r>
+      <w:proofErr w:type="gramEnd"/>
+      <w:r>
+        <w:t xml:space="preserve"> sistemom. </w:t>
+      </w:r>
+      <w:proofErr w:type="gramStart"/>
+      <w:r>
+        <w:t xml:space="preserve">Projekat je razvijen pomoću alata </w:t>
       </w:r>
       <w:r>
         <w:rPr>
           <w:rStyle w:val="Strong"/>
+          <w:b w:val="0"/>
         </w:rPr>
         <w:t>Vite</w:t>
       </w:r>
       <w:r>
         <w:t>, koji omogućava brzo pokretanje i efikasno upravljanje razvojnim okruženjem frontenda.</w:t>
       </w:r>
+      <w:proofErr w:type="gramEnd"/>
     </w:p>
     <w:p>
       <w:pPr>
@@ -7727,11 +7805,16 @@
         <w:t xml:space="preserve"> predstavlja srednji sloj sistema koji sadrži Node.js i Express skripte napisane u TypeScript-u, zadužene za realizaciju funkcionalnosti specifičnih za dom</w:t>
       </w:r>
       <w:r>
-        <w:t>en sistema koji se razvija. On</w:t>
+        <w:t xml:space="preserve">en sistema koji se razvija. </w:t>
+      </w:r>
+      <w:proofErr w:type="gramStart"/>
+      <w:r>
+        <w:t>On</w:t>
       </w:r>
       <w:r>
         <w:t xml:space="preserve"> obavlja obradu podataka, validaciju, autentifikaciju korisnika i druge poslovne operacije.</w:t>
       </w:r>
+      <w:proofErr w:type="gramEnd"/>
     </w:p>
     <w:p>
       <w:pPr>
@@ -7744,6 +7827,7 @@
           <w:lang w:val="sr-Latn-CS"/>
         </w:rPr>
       </w:pPr>
+      <w:proofErr w:type="gramStart"/>
       <w:r>
         <w:t xml:space="preserve">Paket </w:t>
       </w:r>
@@ -7765,6 +7849,7 @@
       <w:r>
         <w:t>sadrži TypeScript module koji koriste Mongoose biblioteku za pristup, dodavanje i ažuriranje podataka koji se čuvaju u MongoDB bazi podataka.</w:t>
       </w:r>
+      <w:proofErr w:type="gramEnd"/>
     </w:p>
     <w:p>
       <w:pPr>
@@ -7806,7 +7891,8 @@
       </w:pPr>
       <w:r>
         <w:rPr>
-          <w:lang w:val="sr-Latn-CS"/>
+          <w:noProof/>
+          <w:lang w:eastAsia="en-US"/>
         </w:rPr>
         <w:drawing>
           <wp:inline distT="0" distB="0" distL="0" distR="0" wp14:anchorId="0D6402AD" wp14:editId="202A99CC">
@@ -7892,7 +7978,19 @@
         <w:rPr>
           <w:lang w:val="sr-Latn-CS"/>
         </w:rPr>
-        <w:t xml:space="preserve">Ovaj sloj realizuje korisnički interfejs portala. U njemu su sadržane sve TypeScript skripte, Vue 3 komponente, multimedijalni sadržaji i HTML fajlovi koji se prikazuju korisniku. projekat je razvijen pomoću tehnologije Vite, koja služi za upravljanje razvojnim okruženjem. </w:t>
+        <w:t>Ovaj sloj realizuje korisnički interfejs portala. U njemu su sadržane sve TypeScript skripte, Vue 3 komponente, multimedijalni sadržaji i HTML fajlov</w:t>
+      </w:r>
+      <w:r>
+        <w:rPr>
+          <w:lang w:val="sr-Latn-CS"/>
+        </w:rPr>
+        <w:t>i koji se prikazuju korisniku. P</w:t>
+      </w:r>
+      <w:r>
+        <w:rPr>
+          <w:lang w:val="sr-Latn-CS"/>
+        </w:rPr>
+        <w:t xml:space="preserve">rojekat je razvijen pomoću tehnologije Vite, koja služi za upravljanje razvojnim okruženjem. </w:t>
       </w:r>
     </w:p>
     <w:p>
@@ -8186,62 +8284,226 @@
         </w:rPr>
         <w:t xml:space="preserve"> </w:t>
       </w:r>
-    </w:p>
-    <w:p>
-      <w:pPr>
+      <w:bookmarkStart w:id="20" w:name="_Toc258522657"/>
+      <w:r>
+        <w:rPr>
+          <w:lang w:val="sr-Latn-CS"/>
+        </w:rPr>
+        <w:t>Vue 3 se izvršava u okviru Web čitača, gde omogućava dinamički prikaz formatiranih informacija i realizaciju formi za unos i ažuriranje podataka.</w:t>
+      </w:r>
+    </w:p>
+    <w:p>
+      <w:pPr>
+        <w:pStyle w:val="Heading3"/>
+      </w:pPr>
+      <w:r>
+        <w:rPr>
+          <w:rStyle w:val="Strong"/>
+          <w:b w:val="0"/>
+          <w:bCs w:val="0"/>
+        </w:rPr>
+        <w:t>Vite</w:t>
+      </w:r>
+    </w:p>
+    <w:p>
+      <w:pPr>
+        <w:pStyle w:val="NormalWeb"/>
+        <w:spacing w:before="0" w:beforeAutospacing="0"/>
         <w:ind w:left="720"/>
         <w:rPr>
-          <w:lang w:val="sr-Latn-CS"/>
-        </w:rPr>
-      </w:pPr>
-    </w:p>
-    <w:p>
-      <w:pPr>
+          <w:sz w:val="20"/>
+        </w:rPr>
+      </w:pPr>
+      <w:proofErr w:type="gramStart"/>
+      <w:r>
+        <w:rPr>
+          <w:rStyle w:val="Strong"/>
+          <w:b w:val="0"/>
+          <w:sz w:val="20"/>
+        </w:rPr>
+        <w:t>tehnologija</w:t>
+      </w:r>
+      <w:proofErr w:type="gramEnd"/>
+      <w:r>
+        <w:rPr>
+          <w:sz w:val="20"/>
+        </w:rPr>
+        <w:br/>
+      </w:r>
+      <w:r>
+        <w:rPr>
+          <w:rStyle w:val="Strong"/>
+          <w:b w:val="0"/>
+          <w:sz w:val="20"/>
+        </w:rPr>
+        <w:t>Vite</w:t>
+      </w:r>
+      <w:r>
+        <w:rPr>
+          <w:sz w:val="20"/>
+        </w:rPr>
+        <w:t xml:space="preserve"> predstavlja moderan alat za razvoj i izgradnju frontend aplikacija, optimizovan za rad sa </w:t>
+      </w:r>
+      <w:r>
+        <w:rPr>
+          <w:rStyle w:val="Strong"/>
+          <w:b w:val="0"/>
+          <w:sz w:val="20"/>
+        </w:rPr>
+        <w:t>Vue</w:t>
+      </w:r>
+      <w:r>
+        <w:rPr>
+          <w:rStyle w:val="Strong"/>
+          <w:sz w:val="20"/>
+        </w:rPr>
+        <w:t xml:space="preserve"> </w:t>
+      </w:r>
+      <w:r>
+        <w:rPr>
+          <w:rStyle w:val="Strong"/>
+          <w:b w:val="0"/>
+          <w:sz w:val="20"/>
+        </w:rPr>
+        <w:t>3</w:t>
+      </w:r>
+      <w:r>
+        <w:rPr>
+          <w:sz w:val="20"/>
+        </w:rPr>
+        <w:t xml:space="preserve"> </w:t>
+      </w:r>
+      <w:r>
+        <w:rPr>
+          <w:sz w:val="20"/>
+        </w:rPr>
+        <w:lastRenderedPageBreak/>
+        <w:t>tehnologijom.</w:t>
+      </w:r>
+      <w:r>
+        <w:rPr>
+          <w:sz w:val="20"/>
+        </w:rPr>
+        <w:t xml:space="preserve"> </w:t>
+      </w:r>
+      <w:r>
+        <w:rPr>
+          <w:sz w:val="20"/>
+        </w:rPr>
+        <w:t>Vite se koristi za razvoj i izgradnju korisničkog interfejsa, čime se postiže visoka efikasnost prilikom prikazivanja Vue 3 komponenti u web čitaču.</w:t>
+      </w:r>
+      <w:bookmarkEnd w:id="20"/>
+    </w:p>
+    <w:p>
+      <w:pPr>
+        <w:pStyle w:val="Heading3"/>
+      </w:pPr>
+      <w:r>
+        <w:t>Node.js / Express</w:t>
+      </w:r>
+    </w:p>
+    <w:p>
+      <w:pPr>
+        <w:pStyle w:val="NormalWeb"/>
+        <w:spacing w:before="0" w:beforeAutospacing="0"/>
         <w:ind w:left="720"/>
         <w:rPr>
-          <w:lang w:val="sr-Latn-CS"/>
-        </w:rPr>
-      </w:pPr>
-      <w:r>
-        <w:rPr>
-          <w:lang w:val="sr-Latn-CS"/>
-        </w:rPr>
-        <w:t xml:space="preserve">// ovo su oni pisali. objasni malo Vue </w:t>
-      </w:r>
-      <w:r>
-        <w:rPr>
-          <w:lang w:val="sr-Latn-CS"/>
-        </w:rPr>
-        <w:t xml:space="preserve">Web čitaču i koje omogućavaju prikaz formatiranih informacija i </w:t>
-      </w:r>
-      <w:r>
-        <w:rPr>
-          <w:lang w:val="sr-Latn-CS"/>
-        </w:rPr>
-        <w:t xml:space="preserve">realizaciju </w:t>
-      </w:r>
-      <w:r>
-        <w:rPr>
-          <w:lang w:val="sr-Latn-CS"/>
-        </w:rPr>
-        <w:t>formi za unos i ažuriranje podataka.</w:t>
+          <w:sz w:val="20"/>
+        </w:rPr>
+      </w:pPr>
+      <w:proofErr w:type="gramStart"/>
+      <w:r>
+        <w:rPr>
+          <w:sz w:val="20"/>
+        </w:rPr>
+        <w:t>tehnologija</w:t>
+      </w:r>
+      <w:proofErr w:type="gramEnd"/>
+      <w:r>
+        <w:rPr>
+          <w:sz w:val="20"/>
+        </w:rPr>
+        <w:br/>
+      </w:r>
+      <w:r>
+        <w:rPr>
+          <w:sz w:val="20"/>
+        </w:rPr>
+        <w:t>Tehnologije Node.js i Express.js obezbeđuju serversku stranu aplikacije.</w:t>
+      </w:r>
+      <w:r>
+        <w:rPr>
+          <w:sz w:val="20"/>
+        </w:rPr>
+        <w:t xml:space="preserve"> </w:t>
+      </w:r>
+      <w:r>
+        <w:rPr>
+          <w:sz w:val="20"/>
+        </w:rPr>
+        <w:br/>
+      </w:r>
+      <w:r>
+        <w:rPr>
+          <w:sz w:val="20"/>
+        </w:rPr>
+        <w:t xml:space="preserve">Node.js omogućava izvršavanje JavaScript koda </w:t>
+      </w:r>
+      <w:proofErr w:type="gramStart"/>
+      <w:r>
+        <w:rPr>
+          <w:sz w:val="20"/>
+        </w:rPr>
+        <w:t>na</w:t>
+      </w:r>
+      <w:proofErr w:type="gramEnd"/>
+      <w:r>
+        <w:rPr>
+          <w:sz w:val="20"/>
+        </w:rPr>
+        <w:t xml:space="preserve"> serveru, dok Express služi kao okvir (framework) koji pojednostavljuje obradu HTTP zahteva i definisanje REST API ruta.</w:t>
+      </w:r>
+      <w:r>
+        <w:rPr>
+          <w:sz w:val="20"/>
+        </w:rPr>
+        <w:br/>
+      </w:r>
+      <w:r>
+        <w:rPr>
+          <w:sz w:val="20"/>
+        </w:rPr>
+        <w:t xml:space="preserve">Ova tehnologija omogućava backend procesima da obrađuju zahteve web čitača, upravljaju poslovnom logikom aplikacije i komuniciraju </w:t>
+      </w:r>
+      <w:proofErr w:type="gramStart"/>
+      <w:r>
+        <w:rPr>
+          <w:sz w:val="20"/>
+        </w:rPr>
+        <w:t>sa</w:t>
+      </w:r>
+      <w:proofErr w:type="gramEnd"/>
+      <w:r>
+        <w:rPr>
+          <w:sz w:val="20"/>
+        </w:rPr>
+        <w:t xml:space="preserve"> bazom podataka.</w:t>
       </w:r>
     </w:p>
     <w:p>
       <w:pPr>
         <w:pStyle w:val="Heading3"/>
-        <w:rPr>
-          <w:lang w:val="sr-Latn-CS"/>
-        </w:rPr>
-      </w:pPr>
-      <w:bookmarkStart w:id="20" w:name="_Toc258522657"/>
-      <w:r>
-        <w:rPr>
-          <w:lang w:val="sr-Latn-CS"/>
-        </w:rPr>
-        <w:t>PHP</w:t>
-      </w:r>
-      <w:bookmarkEnd w:id="20"/>
+        <w:spacing w:before="0"/>
+        <w:rPr>
+          <w:lang w:val="sr-Latn-CS"/>
+        </w:rPr>
+      </w:pPr>
+      <w:r>
+        <w:rPr>
+          <w:lang w:val="sr-Latn-CS"/>
+        </w:rPr>
+        <w:t>MongoDB</w:t>
+      </w:r>
     </w:p>
     <w:p>
       <w:pPr>
@@ -8254,7 +8516,7 @@
         <w:rPr>
           <w:lang w:val="sr-Latn-CS"/>
         </w:rPr>
-        <w:t>tehnologija</w:t>
+        <w:t>DBMS</w:t>
       </w:r>
     </w:p>
     <w:p>
@@ -8268,104 +8530,59 @@
         <w:rPr>
           <w:lang w:val="sr-Latn-CS"/>
         </w:rPr>
-        <w:t xml:space="preserve">Tehnologija PHP-a obezbeđuje mehanizam za pisanje i izvršavanje skripti na strani servera. Ove skripte </w:t>
-      </w:r>
-      <w:r>
-        <w:rPr>
-          <w:lang w:val="sr-Latn-CS"/>
-        </w:rPr>
-        <w:lastRenderedPageBreak/>
-        <w:t xml:space="preserve">mogu da generišu HTML kod koji realizuje korisnički </w:t>
-      </w:r>
-      <w:r>
-        <w:rPr>
-          <w:lang w:val="sr-Latn-CS"/>
-        </w:rPr>
-        <w:t>interfejs</w:t>
-      </w:r>
-      <w:r>
-        <w:rPr>
-          <w:lang w:val="sr-Latn-CS"/>
-        </w:rPr>
-        <w:t xml:space="preserve"> i pristupaju bazi podataka u cilju pribavljanja, unosa i ažuriranja podataka.</w:t>
-      </w:r>
-    </w:p>
-    <w:p>
-      <w:pPr>
-        <w:pStyle w:val="Heading3"/>
-        <w:rPr>
-          <w:lang w:val="sr-Latn-CS"/>
-        </w:rPr>
-      </w:pPr>
-      <w:bookmarkStart w:id="21" w:name="_Toc258522658"/>
-      <w:r>
-        <w:rPr>
-          <w:lang w:val="sr-Latn-CS"/>
-        </w:rPr>
-        <w:t>MySQL</w:t>
+        <w:t>MongoDB</w:t>
+      </w:r>
+      <w:r>
+        <w:rPr>
+          <w:lang w:val="sr-Latn-CS"/>
+        </w:rPr>
+        <w:t xml:space="preserve"> </w:t>
+      </w:r>
+      <w:r>
+        <w:rPr>
+          <w:lang w:val="sr-Latn-CS"/>
+        </w:rPr>
+        <w:t>predstavlja</w:t>
+      </w:r>
+      <w:r>
+        <w:rPr>
+          <w:lang w:val="sr-Latn-CS"/>
+        </w:rPr>
+        <w:t xml:space="preserve"> sistem za upravljanje bazama podataka koji će se koristiti za realizaciju </w:t>
+      </w:r>
+      <w:r>
+        <w:rPr>
+          <w:lang w:val="sr-Latn-CS"/>
+        </w:rPr>
+        <w:t>OutfitFactory društvene mreže</w:t>
+      </w:r>
+      <w:r>
+        <w:rPr>
+          <w:lang w:val="sr-Latn-CS"/>
+        </w:rPr>
+        <w:t>.</w:t>
+      </w:r>
+    </w:p>
+    <w:p>
+      <w:pPr>
+        <w:pStyle w:val="Heading1"/>
+        <w:widowControl/>
+        <w:ind w:left="709" w:hanging="709"/>
+        <w:rPr>
+          <w:lang w:val="sr-Latn-CS"/>
+        </w:rPr>
+      </w:pPr>
+      <w:bookmarkStart w:id="21" w:name="_Toc258522659"/>
+      <w:r>
+        <w:rPr>
+          <w:lang w:val="sr-Latn-CS"/>
+        </w:rPr>
+        <w:t>Pogled na procese</w:t>
       </w:r>
       <w:bookmarkEnd w:id="21"/>
     </w:p>
     <w:p>
       <w:pPr>
-        <w:ind w:left="720"/>
-        <w:rPr>
-          <w:lang w:val="sr-Latn-CS"/>
-        </w:rPr>
-      </w:pPr>
-      <w:r>
-        <w:rPr>
-          <w:lang w:val="sr-Latn-CS"/>
-        </w:rPr>
-        <w:t>DBMS</w:t>
-      </w:r>
-    </w:p>
-    <w:p>
-      <w:pPr>
-        <w:ind w:left="720"/>
-        <w:rPr>
-          <w:lang w:val="sr-Latn-CS"/>
-        </w:rPr>
-      </w:pPr>
-      <w:r>
-        <w:rPr>
-          <w:lang w:val="sr-Latn-CS"/>
-        </w:rPr>
-        <w:t xml:space="preserve">MySQL </w:t>
-      </w:r>
-      <w:r>
-        <w:rPr>
-          <w:lang w:val="sr-Latn-CS"/>
-        </w:rPr>
-        <w:t>predstavlja</w:t>
-      </w:r>
-      <w:r>
-        <w:rPr>
-          <w:lang w:val="sr-Latn-CS"/>
-        </w:rPr>
-        <w:t xml:space="preserve"> sistem za upravljanje bazama podataka koji će se koristiti za realizaciju PeNcIL portala.</w:t>
-      </w:r>
-    </w:p>
-    <w:p>
-      <w:pPr>
-        <w:pStyle w:val="Heading1"/>
-        <w:widowControl/>
-        <w:ind w:left="709" w:hanging="709"/>
-        <w:rPr>
-          <w:lang w:val="sr-Latn-CS"/>
-        </w:rPr>
-      </w:pPr>
-      <w:bookmarkStart w:id="22" w:name="_Toc258522659"/>
-      <w:r>
-        <w:rPr>
-          <w:lang w:val="sr-Latn-CS"/>
-        </w:rPr>
-        <w:t>Pogled na procese</w:t>
-      </w:r>
-      <w:bookmarkEnd w:id="22"/>
-    </w:p>
-    <w:p>
-      <w:pPr>
         <w:ind w:left="709"/>
         <w:rPr>
           <w:lang w:val="sr-Latn-CS"/>
@@ -8375,7 +8592,89 @@
         <w:rPr>
           <w:lang w:val="sr-Latn-CS"/>
         </w:rPr>
-        <w:t>U ovom odeljku je sadržan pogled na procesnu arhitekturu sistema. Ovaj opis treba da sadrži specifikaciju različitih zadataka (procesa i niti) uključenih u rad sistema. Takođe je potrebno dati dijagrame koji pokazuju njihovu interakciju i konfiguraciju. Dodela objekata i klasa na određene zadatke takođe spada u opis procesne arhitekture.</w:t>
+        <w:t>U ovom odeljku je sadržan pogled na procesnu arhitekt</w:t>
+      </w:r>
+      <w:r>
+        <w:rPr>
+          <w:lang w:val="sr-Latn-CS"/>
+        </w:rPr>
+        <w:t xml:space="preserve">uru sistema. Ovaj opis treba da </w:t>
+      </w:r>
+      <w:r>
+        <w:rPr>
+          <w:lang w:val="sr-Latn-CS"/>
+        </w:rPr>
+        <w:t>sadrži specifikaciju različitih zadataka (procesa i niti) uključenih u rad sistema. Takođe je potrebno dati dijagrame koji pokazuju njihovu interakciju i konfiguraciju. Dodela objekata i klasa na određene zadatke takođe spada u opis procesne arhitekture.</w:t>
+      </w:r>
+    </w:p>
+    <w:p>
+      <w:pPr>
+        <w:ind w:left="709"/>
+        <w:rPr>
+          <w:lang w:val="sr-Latn-CS"/>
+        </w:rPr>
+      </w:pPr>
+    </w:p>
+    <w:p>
+      <w:pPr>
+        <w:ind w:left="709"/>
+        <w:rPr>
+          <w:lang w:val="sr-Latn-CS"/>
+        </w:rPr>
+      </w:pPr>
+      <w:r>
+        <w:rPr>
+          <w:lang w:val="sr-Latn-CS"/>
+        </w:rPr>
+        <w:t>Web aplikacije zasnovane na Node.js/Expressu imaju jednostavan procesni model koji se izvršava unutar servera i na klijentskoj strani kroz moderni web</w:t>
+      </w:r>
+      <w:r>
+        <w:rPr>
+          <w:lang w:val="sr-Latn-CS"/>
+        </w:rPr>
+        <w:t xml:space="preserve"> čitač</w:t>
+      </w:r>
+      <w:r>
+        <w:rPr>
+          <w:lang w:val="sr-Latn-CS"/>
+        </w:rPr>
+        <w:t xml:space="preserve">. Sa stanovišta projektanta OutfitFactory aplikacije, Node.js runtime i web </w:t>
+      </w:r>
+      <w:r>
+        <w:rPr>
+          <w:lang w:val="sr-Latn-CS"/>
+        </w:rPr>
+        <w:t xml:space="preserve">čitač </w:t>
+      </w:r>
+      <w:r>
+        <w:rPr>
+          <w:lang w:val="sr-Latn-CS"/>
+        </w:rPr>
+        <w:t xml:space="preserve">upravljaju izvršenjem </w:t>
+      </w:r>
+      <w:r>
+        <w:rPr>
+          <w:lang w:val="sr-Latn-CS"/>
+        </w:rPr>
+        <w:t xml:space="preserve">TypeScript </w:t>
+      </w:r>
+      <w:r>
+        <w:rPr>
+          <w:lang w:val="sr-Latn-CS"/>
+        </w:rPr>
+        <w:t>koda</w:t>
+      </w:r>
+      <w:r>
+        <w:rPr>
+          <w:lang w:val="sr-Latn-CS"/>
+        </w:rPr>
+        <w:t xml:space="preserve"> (prekompajliranog u JavaScript)</w:t>
+      </w:r>
+      <w:r>
+        <w:rPr>
+          <w:lang w:val="sr-Latn-CS"/>
+        </w:rPr>
+        <w:t xml:space="preserve"> i rukovanjem HTTP zahtevima.</w:t>
       </w:r>
     </w:p>
     <w:p>
@@ -8390,30 +8689,63 @@
         <w:rPr>
           <w:lang w:val="sr-Latn-CS"/>
         </w:rPr>
-        <w:t>Web aplikacije zasnovane na PHP-u imaju relativno jednostavan procesni model koji je</w:t>
-      </w:r>
-      <w:r>
-        <w:rPr>
-          <w:lang w:val="sr-Latn-CS"/>
-        </w:rPr>
-        <w:t xml:space="preserve"> u potpunosti</w:t>
-      </w:r>
-      <w:r>
-        <w:rPr>
-          <w:lang w:val="sr-Latn-CS"/>
-        </w:rPr>
-        <w:t xml:space="preserve"> pod kontrolom Web servera. Sa stanovišta projektanta PHP Web aplikacije nije potrebno voditi računa o načinu </w:t>
-      </w:r>
-      <w:r>
-        <w:rPr>
-          <w:lang w:val="sr-Latn-CS"/>
-        </w:rPr>
-        <w:t>rada Web servera i načinu izvršavanja skripti.</w:t>
-      </w:r>
-    </w:p>
-    <w:p>
-      <w:pPr>
-        <w:spacing w:before="120"/>
+        <w:t xml:space="preserve">Ilustracije radi u nastavku je dat </w:t>
+      </w:r>
+      <w:r>
+        <w:rPr>
+          <w:lang w:val="sr-Latn-CS"/>
+        </w:rPr>
+        <w:t xml:space="preserve">opis procesa </w:t>
+      </w:r>
+      <w:r>
+        <w:rPr>
+          <w:lang w:val="sr-Latn-CS"/>
+        </w:rPr>
+        <w:t>uključen</w:t>
+      </w:r>
+      <w:r>
+        <w:rPr>
+          <w:lang w:val="sr-Latn-CS"/>
+        </w:rPr>
+        <w:t>ih</w:t>
+      </w:r>
+      <w:r>
+        <w:rPr>
+          <w:lang w:val="sr-Latn-CS"/>
+        </w:rPr>
+        <w:t xml:space="preserve"> u izvršenje </w:t>
+      </w:r>
+      <w:r>
+        <w:rPr>
+          <w:lang w:val="sr-Latn-CS"/>
+        </w:rPr>
+        <w:t>OutfitFactory portala kao w</w:t>
+      </w:r>
+      <w:r>
+        <w:rPr>
+          <w:lang w:val="sr-Latn-CS"/>
+        </w:rPr>
+        <w:t>eb aplikacije.</w:t>
+      </w:r>
+    </w:p>
+    <w:p>
+      <w:pPr>
+        <w:pStyle w:val="Heading2"/>
+        <w:rPr>
+          <w:lang w:val="sr-Latn-CS"/>
+        </w:rPr>
+      </w:pPr>
+      <w:bookmarkStart w:id="22" w:name="_Toc258522660"/>
+      <w:r>
+        <w:rPr>
+          <w:lang w:val="sr-Latn-CS"/>
+        </w:rPr>
+        <w:t>Procesi</w:t>
+      </w:r>
+      <w:bookmarkEnd w:id="22"/>
+    </w:p>
+    <w:p>
+      <w:pPr>
         <w:ind w:left="709"/>
         <w:rPr>
           <w:lang w:val="sr-Latn-CS"/>
@@ -8423,61 +8755,19 @@
         <w:rPr>
           <w:lang w:val="sr-Latn-CS"/>
         </w:rPr>
-        <w:t xml:space="preserve">Ilustracije radi u nastavku je dat </w:t>
-      </w:r>
-      <w:r>
-        <w:rPr>
-          <w:lang w:val="sr-Latn-CS"/>
-        </w:rPr>
-        <w:t xml:space="preserve">opis procesa </w:t>
-      </w:r>
-      <w:r>
-        <w:rPr>
-          <w:lang w:val="sr-Latn-CS"/>
-        </w:rPr>
-        <w:t>uključen</w:t>
-      </w:r>
-      <w:r>
-        <w:rPr>
-          <w:lang w:val="sr-Latn-CS"/>
-        </w:rPr>
-        <w:t>ih</w:t>
-      </w:r>
-      <w:r>
-        <w:rPr>
-          <w:lang w:val="sr-Latn-CS"/>
-        </w:rPr>
-        <w:t xml:space="preserve"> u izvršenje PeNcIL portala kao Web aplikacije.</w:t>
-      </w:r>
-    </w:p>
-    <w:p>
-      <w:pPr>
-        <w:pStyle w:val="Heading2"/>
-        <w:rPr>
-          <w:lang w:val="sr-Latn-CS"/>
-        </w:rPr>
-      </w:pPr>
-      <w:bookmarkStart w:id="23" w:name="_Toc258522660"/>
-      <w:r>
-        <w:rPr>
-          <w:lang w:val="sr-Latn-CS"/>
-        </w:rPr>
-        <w:t>Procesi</w:t>
-      </w:r>
-      <w:bookmarkEnd w:id="23"/>
-    </w:p>
-    <w:p>
-      <w:pPr>
-        <w:ind w:left="709"/>
-        <w:rPr>
-          <w:lang w:val="sr-Latn-CS"/>
-        </w:rPr>
-      </w:pPr>
-      <w:r>
-        <w:rPr>
-          <w:lang w:val="sr-Latn-CS"/>
-        </w:rPr>
-        <w:t xml:space="preserve">Na sledećem UML dijagramu klasa prikazani su procesi koji učestvuju u izvršenju PeNcIL portala. Dijagram je </w:t>
+        <w:t xml:space="preserve">Na sledećem UML dijagramu klasa prikazani su procesi koji učestvuju u izvršenju </w:t>
+      </w:r>
+      <w:r>
+        <w:rPr>
+          <w:lang w:val="sr-Latn-CS"/>
+        </w:rPr>
+        <w:t xml:space="preserve">OutfitFactory </w:t>
+      </w:r>
+      <w:r>
+        <w:rPr>
+          <w:lang w:val="sr-Latn-CS"/>
+        </w:rPr>
+        <w:t xml:space="preserve">portala. Dijagram je </w:t>
       </w:r>
       <w:r>
         <w:rPr>
@@ -8489,7 +8779,31 @@
         <w:rPr>
           <w:lang w:val="sr-Latn-CS"/>
         </w:rPr>
-        <w:t xml:space="preserve"> tipa i može se primeniti na bilo koju Web aplikaciju zasnovanu na PHP-u i MySQL bazi podataka.</w:t>
+        <w:t xml:space="preserve"> tipa i može se primeniti na bilo koju Web aplikaciju zasnovanu na </w:t>
+      </w:r>
+      <w:r>
+        <w:rPr>
+          <w:lang w:val="sr-Latn-CS"/>
+        </w:rPr>
+        <w:t xml:space="preserve">Node.js/Expressu </w:t>
+      </w:r>
+      <w:r>
+        <w:rPr>
+          <w:lang w:val="sr-Latn-CS"/>
+        </w:rPr>
+        <w:t xml:space="preserve">i </w:t>
+      </w:r>
+      <w:r>
+        <w:rPr>
+          <w:lang w:val="sr-Latn-CS"/>
+        </w:rPr>
+        <w:t xml:space="preserve">MongoDB </w:t>
+      </w:r>
+      <w:r>
+        <w:rPr>
+          <w:lang w:val="sr-Latn-CS"/>
+        </w:rPr>
+        <w:t>bazi podataka.</w:t>
       </w:r>
     </w:p>
     <w:p>
@@ -8500,7 +8814,6 @@
           <w:lang w:val="sr-Latn-CS"/>
         </w:rPr>
       </w:pPr>
-      <w:bookmarkStart w:id="24" w:name="_GoBack"/>
       <w:r>
         <w:rPr>
           <w:noProof/>
@@ -8508,9 +8821,9 @@
         </w:rPr>
         <w:drawing>
           <wp:inline distT="0" distB="0" distL="0" distR="0">
-            <wp:extent cx="5174615" cy="1553210"/>
-            <wp:effectExtent l="19050" t="0" r="6985" b="0"/>
-            <wp:docPr id="6" name="Picture 6"/>
+            <wp:extent cx="4188718" cy="2006918"/>
+            <wp:effectExtent l="0" t="0" r="0" b="0"/>
+            <wp:docPr id="20" name="Picture 20" descr="C:\Users\b\Downloads\procesi.drawio.png"/>
             <wp:cNvGraphicFramePr>
               <a:graphicFrameLocks xmlns:a="http://schemas.openxmlformats.org/drawingml/2006/main" noChangeAspect="1"/>
             </wp:cNvGraphicFramePr>
@@ -8518,13 +8831,19 @@
               <a:graphicData uri="http://schemas.openxmlformats.org/drawingml/2006/picture">
                 <pic:pic xmlns:pic="http://schemas.openxmlformats.org/drawingml/2006/picture">
                   <pic:nvPicPr>
-                    <pic:cNvPr id="0" name="Picture 6"/>
+                    <pic:cNvPr id="0" name="Picture 8" descr="C:\Users\b\Downloads\procesi.drawio.png"/>
                     <pic:cNvPicPr>
                       <a:picLocks noChangeAspect="1" noChangeArrowheads="1"/>
                     </pic:cNvPicPr>
                   </pic:nvPicPr>
                   <pic:blipFill>
-                    <a:blip r:embed="rId16" cstate="print"/>
+                    <a:blip r:embed="rId16">
+                      <a:extLst>
+                        <a:ext uri="{28A0092B-C50C-407E-A947-70E740481C1C}">
+                          <a14:useLocalDpi xmlns:a14="http://schemas.microsoft.com/office/drawing/2010/main" val="0"/>
+                        </a:ext>
+                      </a:extLst>
+                    </a:blip>
                     <a:srcRect/>
                     <a:stretch>
                       <a:fillRect/>
@@ -8533,17 +8852,14 @@
                   <pic:spPr bwMode="auto">
                     <a:xfrm>
                       <a:off x="0" y="0"/>
-                      <a:ext cx="5174615" cy="1553210"/>
+                      <a:ext cx="4189440" cy="2007264"/>
                     </a:xfrm>
                     <a:prstGeom prst="rect">
                       <a:avLst/>
                     </a:prstGeom>
                     <a:noFill/>
-                    <a:ln w="9525">
+                    <a:ln>
                       <a:noFill/>
-                      <a:miter lim="800000"/>
-                      <a:headEnd/>
-                      <a:tailEnd/>
                     </a:ln>
                   </pic:spPr>
                 </pic:pic>
@@ -8552,190 +8868,320 @@
           </wp:inline>
         </w:drawing>
       </w:r>
+    </w:p>
+    <w:p>
+      <w:pPr>
+        <w:pStyle w:val="Heading3"/>
+        <w:rPr>
+          <w:lang w:val="sr-Latn-CS"/>
+        </w:rPr>
+      </w:pPr>
+      <w:bookmarkStart w:id="23" w:name="_Toc258522662"/>
+      <w:r>
+        <w:rPr>
+          <w:lang w:val="sr-Latn-CS"/>
+        </w:rPr>
+        <w:t>Web čitač</w:t>
+      </w:r>
+    </w:p>
+    <w:p>
+      <w:pPr>
+        <w:ind w:left="720"/>
+        <w:rPr>
+          <w:lang w:val="sr-Latn-CS"/>
+        </w:rPr>
+      </w:pPr>
+    </w:p>
+    <w:p>
+      <w:pPr>
+        <w:ind w:left="720"/>
+        <w:rPr>
+          <w:lang w:val="sr-Latn-CS"/>
+        </w:rPr>
+      </w:pPr>
+      <w:r>
+        <w:rPr>
+          <w:lang w:val="sr-Latn-CS"/>
+        </w:rPr>
+        <w:t>Web čitač je proces u web pregledaču koji prikazuje korisnički interfejs.</w:t>
+      </w:r>
+      <w:r>
+        <w:rPr>
+          <w:lang w:val="sr-Latn-CS"/>
+        </w:rPr>
+        <w:t xml:space="preserve"> Korisnički interfejs se realizuje kao jedna HTML stranica sa više različitih pogleda. Web čitač može </w:t>
+      </w:r>
+      <w:r>
+        <w:rPr>
+          <w:lang w:val="sr-Latn-CS"/>
+        </w:rPr>
+        <w:t xml:space="preserve">prikazivati više tabova, ali svaki tab </w:t>
+      </w:r>
+      <w:r>
+        <w:rPr>
+          <w:lang w:val="sr-Latn-CS"/>
+        </w:rPr>
+        <w:lastRenderedPageBreak/>
+        <w:t>funkcioniše kao nezavisni prikaz sadržaja.</w:t>
+      </w:r>
+      <w:r>
+        <w:rPr>
+          <w:lang w:val="sr-Latn-CS"/>
+        </w:rPr>
+        <w:t xml:space="preserve"> </w:t>
+      </w:r>
+      <w:r>
+        <w:rPr>
+          <w:lang w:val="sr-Latn-CS"/>
+        </w:rPr>
+        <w:t xml:space="preserve">Web </w:t>
+      </w:r>
+      <w:r>
+        <w:rPr>
+          <w:lang w:val="sr-Latn-CS"/>
+        </w:rPr>
+        <w:t xml:space="preserve">čitač </w:t>
+      </w:r>
+      <w:r>
+        <w:rPr>
+          <w:lang w:val="sr-Latn-CS"/>
+        </w:rPr>
+        <w:t>zavisi od web servera koji generiše odgovarajuće podatke i REST API odgovore.</w:t>
+      </w:r>
+    </w:p>
+    <w:p>
+      <w:pPr>
+        <w:ind w:left="720"/>
+        <w:rPr>
+          <w:lang w:val="sr-Latn-CS"/>
+        </w:rPr>
+      </w:pPr>
+    </w:p>
+    <w:p>
+      <w:pPr>
+        <w:pStyle w:val="Heading3"/>
+        <w:rPr>
+          <w:lang w:val="sr-Latn-CS"/>
+        </w:rPr>
+      </w:pPr>
+      <w:r>
+        <w:rPr>
+          <w:lang w:val="sr-Latn-CS"/>
+        </w:rPr>
+        <w:t>Web server</w:t>
+      </w:r>
+      <w:bookmarkEnd w:id="23"/>
+    </w:p>
+    <w:p>
+      <w:pPr>
+        <w:ind w:left="720"/>
+        <w:rPr>
+          <w:lang w:val="sr-Latn-CS"/>
+        </w:rPr>
+      </w:pPr>
+      <w:r>
+        <w:rPr>
+          <w:lang w:val="sr-Latn-CS"/>
+        </w:rPr>
+        <w:t>Web server je proces koji</w:t>
+      </w:r>
+      <w:r>
+        <w:rPr>
+          <w:lang w:val="sr-Latn-CS"/>
+        </w:rPr>
+        <w:t xml:space="preserve"> obrađuje HTTP zahteve prispele</w:t>
+      </w:r>
+      <w:r>
+        <w:rPr>
+          <w:lang w:val="sr-Latn-CS"/>
+        </w:rPr>
+        <w:t xml:space="preserve"> sa više klijenata (web</w:t>
+      </w:r>
+      <w:r>
+        <w:rPr>
+          <w:lang w:val="sr-Latn-CS"/>
+        </w:rPr>
+        <w:t xml:space="preserve"> čitača</w:t>
+      </w:r>
+      <w:r>
+        <w:rPr>
+          <w:lang w:val="sr-Latn-CS"/>
+        </w:rPr>
+        <w:t>). Server</w:t>
+      </w:r>
+      <w:r>
+        <w:rPr>
+          <w:lang w:val="sr-Latn-CS"/>
+        </w:rPr>
+        <w:t xml:space="preserve"> </w:t>
+      </w:r>
+      <w:r>
+        <w:rPr>
+          <w:lang w:val="sr-Latn-CS"/>
+        </w:rPr>
+        <w:t xml:space="preserve">rukuje GET, POST, PUT i DELETE zahtevima i </w:t>
+      </w:r>
+      <w:r>
+        <w:rPr>
+          <w:lang w:val="sr-Latn-CS"/>
+        </w:rPr>
+        <w:t>implementira</w:t>
+      </w:r>
+      <w:r>
+        <w:rPr>
+          <w:lang w:val="sr-Latn-CS"/>
+        </w:rPr>
+        <w:t xml:space="preserve"> poslovnu logiku aplikacije.</w:t>
+      </w:r>
+      <w:r>
+        <w:t xml:space="preserve"> </w:t>
+      </w:r>
+      <w:r>
+        <w:rPr>
+          <w:lang w:val="sr-Latn-CS"/>
+        </w:rPr>
+        <w:t>Node.js je platforma koja omogućava da se JavaScript izvršava van pregledača, tj. na serveru.</w:t>
+      </w:r>
+      <w:r>
+        <w:rPr>
+          <w:lang w:val="sr-Latn-CS"/>
+        </w:rPr>
+        <w:t xml:space="preserve"> </w:t>
+      </w:r>
+      <w:r>
+        <w:rPr>
+          <w:lang w:val="sr-Latn-CS"/>
+        </w:rPr>
+        <w:t>Express je biblioteka izgrađena na Node.js-u koja pojednostavljuje rad sa HTTP zahtevima.</w:t>
+      </w:r>
+      <w:r>
+        <w:rPr>
+          <w:lang w:val="sr-Latn-CS"/>
+        </w:rPr>
+        <w:t xml:space="preserve"> On pruža strukturu i alate za definisanje ruta, </w:t>
+      </w:r>
+      <w:r>
+        <w:rPr>
+          <w:lang w:val="sr-Latn-CS"/>
+        </w:rPr>
+        <w:t>rukovanje GET, POST, PUT, DELETE zahtevima,</w:t>
+      </w:r>
+      <w:r>
+        <w:rPr>
+          <w:lang w:val="sr-Latn-CS"/>
+        </w:rPr>
+        <w:t xml:space="preserve"> </w:t>
+      </w:r>
+      <w:r>
+        <w:rPr>
+          <w:lang w:val="sr-Latn-CS"/>
+        </w:rPr>
+        <w:t xml:space="preserve">obradu </w:t>
+      </w:r>
+      <w:r>
+        <w:rPr>
+          <w:lang w:val="sr-Latn-CS"/>
+        </w:rPr>
+        <w:t xml:space="preserve">podataka koji stižu od klijenta i </w:t>
+      </w:r>
+      <w:r>
+        <w:rPr>
+          <w:lang w:val="sr-Latn-CS"/>
+        </w:rPr>
+        <w:t>vraćanje odgovora u JSON formatu.</w:t>
+      </w:r>
+      <w:r>
+        <w:t xml:space="preserve"> </w:t>
+      </w:r>
+      <w:r>
+        <w:rPr>
+          <w:lang w:val="sr-Latn-CS"/>
+        </w:rPr>
+        <w:t xml:space="preserve">Server takođe komunicira sa MongoDB serverom kako bi pribavio ili ažurirao podatke. </w:t>
+      </w:r>
+    </w:p>
+    <w:p>
+      <w:pPr>
+        <w:pStyle w:val="Heading3"/>
+        <w:rPr>
+          <w:lang w:val="sr-Latn-CS"/>
+        </w:rPr>
+      </w:pPr>
+      <w:bookmarkStart w:id="24" w:name="_Toc258522664"/>
+      <w:r>
+        <w:rPr>
+          <w:lang w:val="sr-Latn-CS"/>
+        </w:rPr>
+        <w:t xml:space="preserve">MongoDB </w:t>
+      </w:r>
+      <w:r>
+        <w:rPr>
+          <w:lang w:val="sr-Latn-CS"/>
+        </w:rPr>
+        <w:t>Server</w:t>
+      </w:r>
       <w:bookmarkEnd w:id="24"/>
     </w:p>
     <w:p>
       <w:pPr>
-        <w:pStyle w:val="Heading3"/>
-        <w:rPr>
-          <w:lang w:val="sr-Latn-CS"/>
-        </w:rPr>
-      </w:pPr>
-      <w:bookmarkStart w:id="25" w:name="_Toc258522661"/>
-      <w:r>
-        <w:rPr>
-          <w:lang w:val="sr-Latn-CS"/>
-        </w:rPr>
-        <w:t>Web čitač</w:t>
+        <w:ind w:left="720"/>
+        <w:rPr>
+          <w:lang w:val="sr-Latn-CS"/>
+        </w:rPr>
+      </w:pPr>
+      <w:r>
+        <w:rPr>
+          <w:lang w:val="sr-Latn-CS"/>
+        </w:rPr>
+        <w:t xml:space="preserve">MongoDB </w:t>
+      </w:r>
+      <w:r>
+        <w:rPr>
+          <w:lang w:val="sr-Latn-CS"/>
+        </w:rPr>
+        <w:t xml:space="preserve">Server je proces koji izvršava funkcionalnost </w:t>
+      </w:r>
+      <w:r>
+        <w:rPr>
+          <w:lang w:val="sr-Latn-CS"/>
+        </w:rPr>
+        <w:t xml:space="preserve">MongoDB NoSQL </w:t>
+      </w:r>
+      <w:r>
+        <w:rPr>
+          <w:lang w:val="sr-Latn-CS"/>
+        </w:rPr>
+        <w:t xml:space="preserve">sistema za upravljanje bazama podataka. Ovaj proces može konkurentno da prihvati određen broj upita, izvrši ih nad bazom podataka i vrati </w:t>
+      </w:r>
+      <w:r>
+        <w:rPr>
+          <w:lang w:val="sr-Latn-CS"/>
+        </w:rPr>
+        <w:t>rezultate</w:t>
+      </w:r>
+      <w:r>
+        <w:rPr>
+          <w:lang w:val="sr-Latn-CS"/>
+        </w:rPr>
+        <w:t xml:space="preserve"> procesu koji je upite postavio.</w:t>
+      </w:r>
+    </w:p>
+    <w:p>
+      <w:pPr>
+        <w:pStyle w:val="Heading1"/>
+        <w:widowControl/>
+        <w:rPr>
+          <w:lang w:val="sr-Latn-CS"/>
+        </w:rPr>
+      </w:pPr>
+      <w:bookmarkStart w:id="25" w:name="_Toc258522665"/>
+      <w:r>
+        <w:rPr>
+          <w:lang w:val="sr-Latn-CS"/>
+        </w:rPr>
+        <w:t>Pogled na raspoređivanje sistema</w:t>
       </w:r>
       <w:bookmarkEnd w:id="25"/>
-    </w:p>
-    <w:p>
-      <w:pPr>
-        <w:ind w:left="720"/>
-        <w:rPr>
-          <w:lang w:val="sr-Latn-CS"/>
-        </w:rPr>
-      </w:pPr>
-      <w:r>
-        <w:rPr>
-          <w:lang w:val="sr-Latn-CS"/>
-        </w:rPr>
-        <w:t>Web čitač je proces koji izvršava funkcionalnost aplikacije za prikaz HTML stranica dobijenih od nekog Web servera. U najopštijem slučaju Web čitač u jednom trenutku može da prikazuje samo jednu HTML stranicu.</w:t>
-      </w:r>
-    </w:p>
-    <w:p>
-      <w:pPr>
-        <w:spacing w:before="120"/>
-        <w:ind w:left="720"/>
-        <w:rPr>
-          <w:lang w:val="sr-Latn-CS"/>
-        </w:rPr>
-      </w:pPr>
-      <w:r>
-        <w:rPr>
-          <w:lang w:val="sr-Latn-CS"/>
-        </w:rPr>
-        <w:t>Web čitač zavisi od Web servera koji generiše i vraća odgovarajuću HTML stranicu na zahtev.</w:t>
-      </w:r>
-    </w:p>
-    <w:p>
-      <w:pPr>
-        <w:pStyle w:val="Heading3"/>
-        <w:rPr>
-          <w:lang w:val="sr-Latn-CS"/>
-        </w:rPr>
-      </w:pPr>
-      <w:bookmarkStart w:id="26" w:name="_Toc258522662"/>
-      <w:r>
-        <w:rPr>
-          <w:lang w:val="sr-Latn-CS"/>
-        </w:rPr>
-        <w:t>Web server</w:t>
-      </w:r>
-      <w:bookmarkEnd w:id="26"/>
-    </w:p>
-    <w:p>
-      <w:pPr>
-        <w:ind w:left="720"/>
-        <w:rPr>
-          <w:lang w:val="sr-Latn-CS"/>
-        </w:rPr>
-      </w:pPr>
-      <w:r>
-        <w:rPr>
-          <w:lang w:val="sr-Latn-CS"/>
-        </w:rPr>
-        <w:t xml:space="preserve">Web server je proces koji izvršava funkcionalnost opsluživanja zahteva prispelih sa više Web čitača. Ukoliko je zahtevana stranica PHP </w:t>
-      </w:r>
-      <w:r>
-        <w:rPr>
-          <w:lang w:val="sr-Latn-CS"/>
-        </w:rPr>
-        <w:t>skript</w:t>
-      </w:r>
-      <w:r>
-        <w:rPr>
-          <w:lang w:val="sr-Latn-CS"/>
-        </w:rPr>
-        <w:t>, Web server inicira izvršenje PHP-CGI procesa koji obrađuje odgovarajući skript i generiše sadržaj koji se vraća čitaču.</w:t>
-      </w:r>
-      <w:r>
-        <w:rPr>
-          <w:lang w:val="sr-Latn-CS"/>
-        </w:rPr>
-        <w:t xml:space="preserve"> Web server može paralelno da inicira veći broj PHP-CGI procesa.</w:t>
-      </w:r>
-    </w:p>
-    <w:p>
-      <w:pPr>
-        <w:pStyle w:val="Heading3"/>
-        <w:rPr>
-          <w:lang w:val="sr-Latn-CS"/>
-        </w:rPr>
-      </w:pPr>
-      <w:bookmarkStart w:id="27" w:name="_Toc258522663"/>
-      <w:r>
-        <w:rPr>
-          <w:lang w:val="sr-Latn-CS"/>
-        </w:rPr>
-        <w:t>PHP-CGI</w:t>
-      </w:r>
-      <w:bookmarkEnd w:id="27"/>
-    </w:p>
-    <w:p>
-      <w:pPr>
-        <w:ind w:left="720"/>
-        <w:rPr>
-          <w:lang w:val="sr-Latn-CS"/>
-        </w:rPr>
-      </w:pPr>
-      <w:r>
-        <w:rPr>
-          <w:lang w:val="sr-Latn-CS"/>
-        </w:rPr>
-        <w:t>PHP-CGI proces obavlja posao obrade zadatog PHP skripta i generiše odgovarajući tekstualni sadržaj koji Web server šalje Web čitaču. Za izvršenje PHP skripta ovaj proces može da zahteva usluge MySQL servera-a. Komunikacija između PHP-CGI procesa i MySQL servera se obavlja preko prosleđivanja upita i vraćanja rezultat.</w:t>
-      </w:r>
-    </w:p>
-    <w:p>
-      <w:pPr>
-        <w:pStyle w:val="Heading3"/>
-        <w:rPr>
-          <w:lang w:val="sr-Latn-CS"/>
-        </w:rPr>
-      </w:pPr>
-      <w:bookmarkStart w:id="28" w:name="_Toc258522664"/>
-      <w:r>
-        <w:rPr>
-          <w:lang w:val="sr-Latn-CS"/>
-        </w:rPr>
-        <w:lastRenderedPageBreak/>
-        <w:t>MySQL Server</w:t>
-      </w:r>
-      <w:bookmarkEnd w:id="28"/>
-    </w:p>
-    <w:p>
-      <w:pPr>
-        <w:ind w:left="720"/>
-        <w:rPr>
-          <w:lang w:val="sr-Latn-CS"/>
-        </w:rPr>
-      </w:pPr>
-      <w:r>
-        <w:rPr>
-          <w:lang w:val="sr-Latn-CS"/>
-        </w:rPr>
-        <w:t xml:space="preserve">MySQL Server je proces koji izvršava funkcionalnost MySQL sistema za upravljanje bazama podataka. Ovaj proces može konkurentno da prihvati određen broj upita, izvrši ih nad bazom podataka i vrati </w:t>
-      </w:r>
-      <w:r>
-        <w:rPr>
-          <w:lang w:val="sr-Latn-CS"/>
-        </w:rPr>
-        <w:t>rezultate</w:t>
-      </w:r>
-      <w:r>
-        <w:rPr>
-          <w:lang w:val="sr-Latn-CS"/>
-        </w:rPr>
-        <w:t xml:space="preserve"> procesu koji je upite postavio.</w:t>
-      </w:r>
-    </w:p>
-    <w:p>
-      <w:pPr>
-        <w:pStyle w:val="Heading1"/>
-        <w:widowControl/>
-        <w:rPr>
-          <w:lang w:val="sr-Latn-CS"/>
-        </w:rPr>
-      </w:pPr>
-      <w:bookmarkStart w:id="29" w:name="_Toc258522665"/>
-      <w:r>
-        <w:rPr>
-          <w:lang w:val="sr-Latn-CS"/>
-        </w:rPr>
-        <w:t>Pogled na raspoređivanje sistema</w:t>
-      </w:r>
-      <w:bookmarkEnd w:id="29"/>
     </w:p>
     <w:p>
       <w:pPr>
@@ -8776,7 +9222,19 @@
         <w:rPr>
           <w:lang w:val="sr-Latn-CS"/>
         </w:rPr>
-        <w:t>Na sledećoj slici dat je UML dijagram raspoređivanja PeNcIL portala.</w:t>
+        <w:t xml:space="preserve">Na sledećoj slici dat je UML dijagram raspoređivanja </w:t>
+      </w:r>
+      <w:r>
+        <w:rPr>
+          <w:lang w:val="sr-Latn-CS"/>
+        </w:rPr>
+        <w:t>OutfitFactory portala</w:t>
+      </w:r>
+      <w:r>
+        <w:rPr>
+          <w:lang w:val="sr-Latn-CS"/>
+        </w:rPr>
+        <w:t>.</w:t>
       </w:r>
     </w:p>
     <w:p>
@@ -8794,9 +9252,9 @@
         </w:rPr>
         <w:drawing>
           <wp:inline distT="0" distB="0" distL="0" distR="0">
-            <wp:extent cx="5067300" cy="1159510"/>
-            <wp:effectExtent l="19050" t="0" r="0" b="0"/>
-            <wp:docPr id="7" name="Picture 7"/>
+            <wp:extent cx="5382366" cy="852084"/>
+            <wp:effectExtent l="0" t="0" r="0" b="0"/>
+            <wp:docPr id="5" name="Picture 5" descr="C:\Users\b\Downloads\raspored.drawio.png"/>
             <wp:cNvGraphicFramePr>
               <a:graphicFrameLocks xmlns:a="http://schemas.openxmlformats.org/drawingml/2006/main" noChangeAspect="1"/>
             </wp:cNvGraphicFramePr>
@@ -8804,13 +9262,19 @@
               <a:graphicData uri="http://schemas.openxmlformats.org/drawingml/2006/picture">
                 <pic:pic xmlns:pic="http://schemas.openxmlformats.org/drawingml/2006/picture">
                   <pic:nvPicPr>
-                    <pic:cNvPr id="0" name="Picture 7"/>
+                    <pic:cNvPr id="0" name="Picture 2" descr="C:\Users\b\Downloads\raspored.drawio.png"/>
                     <pic:cNvPicPr>
                       <a:picLocks noChangeAspect="1" noChangeArrowheads="1"/>
                     </pic:cNvPicPr>
                   </pic:nvPicPr>
                   <pic:blipFill>
-                    <a:blip r:embed="rId17" cstate="print"/>
+                    <a:blip r:embed="rId17">
+                      <a:extLst>
+                        <a:ext uri="{28A0092B-C50C-407E-A947-70E740481C1C}">
+                          <a14:useLocalDpi xmlns:a14="http://schemas.microsoft.com/office/drawing/2010/main" val="0"/>
+                        </a:ext>
+                      </a:extLst>
+                    </a:blip>
                     <a:srcRect/>
                     <a:stretch>
                       <a:fillRect/>
@@ -8819,17 +9283,14 @@
                   <pic:spPr bwMode="auto">
                     <a:xfrm>
                       <a:off x="0" y="0"/>
-                      <a:ext cx="5067300" cy="1159510"/>
+                      <a:ext cx="5398810" cy="854687"/>
                     </a:xfrm>
                     <a:prstGeom prst="rect">
                       <a:avLst/>
                     </a:prstGeom>
                     <a:noFill/>
-                    <a:ln w="9525">
+                    <a:ln>
                       <a:noFill/>
-                      <a:miter lim="800000"/>
-                      <a:headEnd/>
-                      <a:tailEnd/>
                     </a:ln>
                   </pic:spPr>
                 </pic:pic>
@@ -8838,6 +9299,12 @@
           </wp:inline>
         </w:drawing>
       </w:r>
+      <w:r>
+        <w:rPr>
+          <w:lang w:val="sr-Latn-CS"/>
+        </w:rPr>
+        <w:br w:type="textWrapping" w:clear="all"/>
+      </w:r>
     </w:p>
     <w:p>
       <w:pPr>
@@ -8846,17 +9313,286 @@
           <w:lang w:val="sr-Latn-CS"/>
         </w:rPr>
       </w:pPr>
-      <w:bookmarkStart w:id="30" w:name="_Toc258522666"/>
+      <w:bookmarkStart w:id="26" w:name="_Toc258522666"/>
       <w:r>
         <w:rPr>
           <w:lang w:val="sr-Latn-CS"/>
         </w:rPr>
         <w:t>Klijent</w:t>
       </w:r>
+      <w:bookmarkEnd w:id="26"/>
+    </w:p>
+    <w:p>
+      <w:pPr>
+        <w:pStyle w:val="Heading2"/>
+        <w:numPr>
+          <w:ilvl w:val="0"/>
+          <w:numId w:val="0"/>
+        </w:numPr>
+        <w:ind w:left="720"/>
+        <w:rPr>
+          <w:rFonts w:ascii="Times New Roman" w:hAnsi="Times New Roman" w:cs="Times New Roman"/>
+          <w:b w:val="0"/>
+          <w:bCs w:val="0"/>
+          <w:lang w:val="sr-Latn-CS"/>
+        </w:rPr>
+      </w:pPr>
+      <w:bookmarkStart w:id="27" w:name="_Toc258522667"/>
+      <w:r>
+        <w:rPr>
+          <w:rFonts w:ascii="Times New Roman" w:hAnsi="Times New Roman" w:cs="Times New Roman"/>
+          <w:b w:val="0"/>
+          <w:bCs w:val="0"/>
+          <w:lang w:val="sr-Latn-CS"/>
+        </w:rPr>
+        <w:t>Pristup OutfitFactory portalu se obavlja preko klijentskih računara (desktop, laptop</w:t>
+      </w:r>
+      <w:r>
+        <w:rPr>
+          <w:rFonts w:ascii="Times New Roman" w:hAnsi="Times New Roman" w:cs="Times New Roman"/>
+          <w:b w:val="0"/>
+          <w:bCs w:val="0"/>
+          <w:lang w:val="sr-Latn-CS"/>
+        </w:rPr>
+        <w:t>) na kojima se izvršava w</w:t>
+      </w:r>
+      <w:r>
+        <w:rPr>
+          <w:rFonts w:ascii="Times New Roman" w:hAnsi="Times New Roman" w:cs="Times New Roman"/>
+          <w:b w:val="0"/>
+          <w:bCs w:val="0"/>
+          <w:lang w:val="sr-Latn-CS"/>
+        </w:rPr>
+        <w:t>eb čitač.</w:t>
+      </w:r>
+      <w:r>
+        <w:rPr>
+          <w:rFonts w:ascii="Times New Roman" w:hAnsi="Times New Roman" w:cs="Times New Roman"/>
+          <w:b w:val="0"/>
+          <w:bCs w:val="0"/>
+          <w:lang w:val="sr-Latn-CS"/>
+        </w:rPr>
+        <w:t xml:space="preserve"> </w:t>
+      </w:r>
+      <w:r>
+        <w:rPr>
+          <w:rFonts w:ascii="Times New Roman" w:hAnsi="Times New Roman" w:cs="Times New Roman"/>
+          <w:b w:val="0"/>
+          <w:bCs w:val="0"/>
+          <w:lang w:val="sr-Latn-CS"/>
+        </w:rPr>
+        <w:t>Web čitač prikazuje korisnički interfejs.</w:t>
+      </w:r>
+      <w:r>
+        <w:rPr>
+          <w:rFonts w:ascii="Times New Roman" w:hAnsi="Times New Roman" w:cs="Times New Roman"/>
+          <w:b w:val="0"/>
+          <w:bCs w:val="0"/>
+          <w:lang w:val="sr-Latn-CS"/>
+        </w:rPr>
+        <w:t xml:space="preserve"> </w:t>
+      </w:r>
+      <w:r>
+        <w:rPr>
+          <w:rFonts w:ascii="Times New Roman" w:hAnsi="Times New Roman" w:cs="Times New Roman"/>
+          <w:b w:val="0"/>
+          <w:bCs w:val="0"/>
+          <w:lang w:val="sr-Latn-CS"/>
+        </w:rPr>
+        <w:t>Za komunikaciju između klijenta i web servera koristi se Internet, tako da nema ograničenja u pogledu lokacije korisnika.</w:t>
+      </w:r>
+    </w:p>
+    <w:p>
+      <w:pPr>
+        <w:pStyle w:val="Heading2"/>
+        <w:rPr>
+          <w:lang w:val="sr-Latn-CS"/>
+        </w:rPr>
+      </w:pPr>
+      <w:r>
+        <w:rPr>
+          <w:lang w:val="sr-Latn-CS"/>
+        </w:rPr>
+        <w:t>Web server</w:t>
+      </w:r>
+      <w:bookmarkEnd w:id="27"/>
+    </w:p>
+    <w:p>
+      <w:pPr>
+        <w:ind w:left="709"/>
+        <w:rPr>
+          <w:lang w:val="sr-Latn-CS"/>
+        </w:rPr>
+      </w:pPr>
+      <w:r>
+        <w:rPr>
+          <w:lang w:val="sr-Latn-CS"/>
+        </w:rPr>
+        <w:t xml:space="preserve">Vercel hostuje Node.js/Express server u cloudu. Za izvršavanje funkcionalnosti servera koristi serverless funkcije. Web server komunicira sa DBMS-om </w:t>
+      </w:r>
+      <w:r>
+        <w:rPr>
+          <w:lang w:val="sr-Latn-CS"/>
+        </w:rPr>
+        <w:t>podataka p</w:t>
+      </w:r>
+      <w:r>
+        <w:rPr>
+          <w:lang w:val="sr-Latn-CS"/>
+        </w:rPr>
+        <w:t>reko Interneta.</w:t>
+      </w:r>
+    </w:p>
+    <w:p>
+      <w:pPr>
+        <w:pStyle w:val="Heading2"/>
+        <w:rPr>
+          <w:lang w:val="sr-Latn-CS"/>
+        </w:rPr>
+      </w:pPr>
+      <w:bookmarkStart w:id="28" w:name="_Toc258522668"/>
+      <w:r>
+        <w:rPr>
+          <w:lang w:val="sr-Latn-CS"/>
+        </w:rPr>
+        <w:t>DBMS serve</w:t>
+      </w:r>
+      <w:bookmarkEnd w:id="28"/>
+      <w:r>
+        <w:rPr>
+          <w:lang w:val="sr-Latn-CS"/>
+        </w:rPr>
+        <w:t>r</w:t>
+      </w:r>
+    </w:p>
+    <w:p>
+      <w:pPr>
+        <w:ind w:left="709"/>
+        <w:rPr>
+          <w:lang w:val="sr-Latn-CS"/>
+        </w:rPr>
+      </w:pPr>
+      <w:r>
+        <w:rPr>
+          <w:lang w:val="sr-Latn-CS"/>
+        </w:rPr>
+        <w:t xml:space="preserve">DBMS server je </w:t>
+      </w:r>
+      <w:r>
+        <w:rPr>
+          <w:lang w:val="sr-Latn-CS"/>
+        </w:rPr>
+        <w:t xml:space="preserve">cloud instanca </w:t>
+      </w:r>
+      <w:r>
+        <w:rPr>
+          <w:lang w:val="sr-Latn-CS"/>
+        </w:rPr>
+        <w:t xml:space="preserve">na kome se izvršava </w:t>
+      </w:r>
+      <w:r>
+        <w:rPr>
+          <w:lang w:val="sr-Latn-CS"/>
+        </w:rPr>
+        <w:t>MongoDB se</w:t>
+      </w:r>
+      <w:r>
+        <w:rPr>
+          <w:lang w:val="sr-Latn-CS"/>
+        </w:rPr>
+        <w:t xml:space="preserve">rver proces koji realizuje </w:t>
+      </w:r>
+      <w:r>
+        <w:rPr>
+          <w:lang w:val="sr-Latn-CS"/>
+        </w:rPr>
+        <w:t>funkcionalnost</w:t>
+      </w:r>
+      <w:r>
+        <w:rPr>
+          <w:lang w:val="sr-Latn-CS"/>
+        </w:rPr>
+        <w:t xml:space="preserve"> sistema za upravljanje bazama podataka. </w:t>
+      </w:r>
+      <w:r>
+        <w:rPr>
+          <w:lang w:val="sr-Latn-CS"/>
+        </w:rPr>
+        <w:t xml:space="preserve">MongoDB cloud serveru se pristupa preko Interneta. </w:t>
+      </w:r>
+    </w:p>
+    <w:p>
+      <w:pPr>
+        <w:pStyle w:val="Heading1"/>
+        <w:widowControl/>
+        <w:rPr>
+          <w:lang w:val="sr-Latn-CS"/>
+        </w:rPr>
+      </w:pPr>
+      <w:bookmarkStart w:id="29" w:name="_Toc258522669"/>
+      <w:r>
+        <w:rPr>
+          <w:lang w:val="sr-Latn-CS"/>
+        </w:rPr>
+        <w:t>Pogled na implementaciju sistema</w:t>
+      </w:r>
+      <w:bookmarkEnd w:id="29"/>
+    </w:p>
+    <w:p>
+      <w:pPr>
+        <w:widowControl/>
+        <w:ind w:left="709"/>
+        <w:rPr>
+          <w:lang w:val="sr-Latn-CS"/>
+        </w:rPr>
+      </w:pPr>
+      <w:r>
+        <w:rPr>
+          <w:lang w:val="sr-Latn-CS"/>
+        </w:rPr>
+        <w:t xml:space="preserve">Pogled na </w:t>
+      </w:r>
+      <w:r>
+        <w:rPr>
+          <w:lang w:val="sr-Latn-CS"/>
+        </w:rPr>
+        <w:t xml:space="preserve">implementaciju prikazuje različite aspekte bitne za implementaciju sistema. </w:t>
+      </w:r>
+      <w:r>
+        <w:rPr>
+          <w:lang w:val="sr-Latn-CS"/>
+        </w:rPr>
+        <w:t>U slučaju OutfitFactory dru</w:t>
+      </w:r>
+      <w:r>
+        <w:t>štvene mreže</w:t>
+      </w:r>
+      <w:r>
+        <w:rPr>
+          <w:lang w:val="sr-Latn-CS"/>
+        </w:rPr>
+        <w:t xml:space="preserve"> ovaj odeljak sadrži model domena, šemu baze podataka i prikaz komponenti sistema razvrstanih u ranije identifikovane pakete.</w:t>
+      </w:r>
+    </w:p>
+    <w:p>
+      <w:pPr>
+        <w:pStyle w:val="Heading2"/>
+        <w:rPr>
+          <w:lang w:val="sr-Latn-CS"/>
+        </w:rPr>
+      </w:pPr>
+      <w:bookmarkStart w:id="30" w:name="_Toc258522670"/>
+      <w:r>
+        <w:rPr>
+          <w:lang w:val="sr-Latn-CS"/>
+        </w:rPr>
+        <w:t>Model domena</w:t>
+      </w:r>
       <w:bookmarkEnd w:id="30"/>
     </w:p>
     <w:p>
       <w:pPr>
+        <w:widowControl/>
         <w:ind w:left="709"/>
         <w:rPr>
           <w:lang w:val="sr-Latn-CS"/>
@@ -8866,33 +9602,24 @@
         <w:rPr>
           <w:lang w:val="sr-Latn-CS"/>
         </w:rPr>
-        <w:t xml:space="preserve">Pristup PeNcIL portal se obavlja preko klijentskih računara na kojima se izvršava Web čitač. Za povezivanje između klijenta i Web servera koristi se Internet infrastruktura tako da nema ograničenja u pogledu lokacije </w:t>
-      </w:r>
-      <w:r>
-        <w:rPr>
-          <w:lang w:val="sr-Latn-CS"/>
-        </w:rPr>
-        <w:t>klijenta.</w:t>
-      </w:r>
-    </w:p>
-    <w:p>
-      <w:pPr>
-        <w:pStyle w:val="Heading2"/>
-        <w:rPr>
-          <w:lang w:val="sr-Latn-CS"/>
-        </w:rPr>
-      </w:pPr>
-      <w:bookmarkStart w:id="31" w:name="_Toc258522667"/>
-      <w:r>
-        <w:rPr>
-          <w:lang w:val="sr-Latn-CS"/>
-        </w:rPr>
-        <w:t>Web server</w:t>
-      </w:r>
-      <w:bookmarkEnd w:id="31"/>
-    </w:p>
-    <w:p>
-      <w:pPr>
+        <w:t xml:space="preserve">Model domena za koji se </w:t>
+      </w:r>
+      <w:r>
+        <w:rPr>
+          <w:lang w:val="sr-Latn-CS"/>
+        </w:rPr>
+        <w:t xml:space="preserve">OutfitFactory </w:t>
+      </w:r>
+      <w:r>
+        <w:rPr>
+          <w:lang w:val="sr-Latn-CS"/>
+        </w:rPr>
+        <w:t>projektuje je ilustrovan UML dijagramom klasa. U njemu su prikazane domenske klase, neki od njihovih atributa, kao i veze koje se mogu identifikovati između njih.</w:t>
+      </w:r>
+    </w:p>
+    <w:p>
+      <w:pPr>
+        <w:widowControl/>
         <w:ind w:left="709"/>
         <w:rPr>
           <w:lang w:val="sr-Latn-CS"/>
@@ -8902,151 +9629,19 @@
         <w:rPr>
           <w:lang w:val="sr-Latn-CS"/>
         </w:rPr>
-        <w:t>Računar na kome se izvršava Web server opslužuje više klijenata koji pristupaju preko Interneta. Pored osnovnog procesa koji realizuje funkcionalnost Web servera, na ovom računaru mogu da se izvršavaju i procesi PHP-CGI koji vrše obradu zadatih PHP skripti. U najopšti</w:t>
-      </w:r>
-      <w:r>
-        <w:rPr>
-          <w:lang w:val="sr-Latn-CS"/>
-        </w:rPr>
-        <w:t xml:space="preserve">oj </w:t>
-      </w:r>
-      <w:r>
-        <w:rPr>
-          <w:lang w:val="sr-Latn-CS"/>
-        </w:rPr>
-        <w:t>konfiguraciji DBMS se izvršava na posebnoj mašini koja je sa Web serverom u lokalnoj mreži (LAN).</w:t>
-      </w:r>
-    </w:p>
-    <w:p>
-      <w:pPr>
-        <w:pStyle w:val="Heading2"/>
-        <w:rPr>
-          <w:lang w:val="sr-Latn-CS"/>
-        </w:rPr>
-      </w:pPr>
-      <w:bookmarkStart w:id="32" w:name="_Toc258522668"/>
-      <w:r>
-        <w:rPr>
-          <w:lang w:val="sr-Latn-CS"/>
-        </w:rPr>
-        <w:t>DBMS server</w:t>
-      </w:r>
-      <w:bookmarkEnd w:id="32"/>
-    </w:p>
-    <w:p>
-      <w:pPr>
-        <w:ind w:left="709"/>
-        <w:rPr>
-          <w:lang w:val="sr-Latn-CS"/>
-        </w:rPr>
-      </w:pPr>
-      <w:r>
-        <w:rPr>
-          <w:lang w:val="sr-Latn-CS"/>
-        </w:rPr>
-        <w:t xml:space="preserve">DBMS server je računar na kome se izvršava MySQL Server proces koji realizuje </w:t>
-      </w:r>
-      <w:r>
-        <w:rPr>
-          <w:lang w:val="sr-Latn-CS"/>
-        </w:rPr>
-        <w:t>funkcionalnost</w:t>
-      </w:r>
-      <w:r>
-        <w:rPr>
-          <w:lang w:val="sr-Latn-CS"/>
-        </w:rPr>
-        <w:t xml:space="preserve"> sistema za upravljanje bazama podataka. Zbog sigurnosti podataka koji se na ovom računaru čuvaju pristup bazi je ograničen samo na računare iz lokalne mreže (LAN).</w:t>
-      </w:r>
-    </w:p>
-    <w:p>
-      <w:pPr>
-        <w:pStyle w:val="Heading1"/>
-        <w:widowControl/>
-        <w:rPr>
-          <w:lang w:val="sr-Latn-CS"/>
-        </w:rPr>
-      </w:pPr>
-      <w:bookmarkStart w:id="33" w:name="_Toc258522669"/>
-      <w:r>
-        <w:rPr>
-          <w:lang w:val="sr-Latn-CS"/>
-        </w:rPr>
-        <w:t>Pogled na implementaciju sistema</w:t>
-      </w:r>
-      <w:bookmarkEnd w:id="33"/>
-    </w:p>
-    <w:p>
-      <w:pPr>
-        <w:widowControl/>
-        <w:ind w:left="709"/>
-        <w:rPr>
-          <w:lang w:val="sr-Latn-CS"/>
-        </w:rPr>
-      </w:pPr>
-      <w:r>
-        <w:rPr>
-          <w:lang w:val="sr-Latn-CS"/>
-        </w:rPr>
-        <w:t xml:space="preserve">Pogled na </w:t>
-      </w:r>
-      <w:r>
-        <w:rPr>
-          <w:lang w:val="sr-Latn-CS"/>
-        </w:rPr>
-        <w:t xml:space="preserve">implementaciju prikazuje različite aspekte bitne za implementaciju sistema. </w:t>
-      </w:r>
-      <w:r>
-        <w:rPr>
-          <w:lang w:val="sr-Latn-CS"/>
-        </w:rPr>
-        <w:t>U slučaju PeNcIL portal ovaj odeljak sadrži model domena, šemu baze podataka i prikaz komponenti sistema razvrstanih u ranije identifikovane pakete.</w:t>
-      </w:r>
-    </w:p>
-    <w:p>
-      <w:pPr>
-        <w:pStyle w:val="Heading2"/>
-        <w:rPr>
-          <w:lang w:val="sr-Latn-CS"/>
-        </w:rPr>
-      </w:pPr>
-      <w:bookmarkStart w:id="34" w:name="_Toc258522670"/>
-      <w:r>
-        <w:rPr>
-          <w:lang w:val="sr-Latn-CS"/>
-        </w:rPr>
-        <w:t>Model domena</w:t>
-      </w:r>
-      <w:bookmarkEnd w:id="34"/>
-    </w:p>
-    <w:p>
-      <w:pPr>
-        <w:widowControl/>
-        <w:ind w:left="709"/>
-        <w:rPr>
-          <w:lang w:val="sr-Latn-CS"/>
-        </w:rPr>
-      </w:pPr>
-      <w:r>
-        <w:rPr>
-          <w:lang w:val="sr-Latn-CS"/>
-        </w:rPr>
-        <w:t>Model domena za koji se PeNcIL portal projektuje je ilustrovan UML dijagramom klasa. U njemu su prikazane domenske klase, neki od njihovih atributa, kao i veze koje se mogu identifikovati između njih.</w:t>
-      </w:r>
-    </w:p>
-    <w:p>
-      <w:pPr>
-        <w:widowControl/>
-        <w:ind w:left="709"/>
-        <w:rPr>
-          <w:lang w:val="sr-Latn-CS"/>
-        </w:rPr>
-      </w:pPr>
-      <w:r>
-        <w:rPr>
-          <w:lang w:val="sr-Latn-CS"/>
-        </w:rPr>
-        <w:t>Model domena predstavlja osnovu za projektovanje baze podataka, ali i identifikaciju nekih od komponenti (PHP skripti) koje će biti implementirane.</w:t>
+        <w:t>Model domena predstavlja osnovu za projektovanje baze podataka, ali i identifikaciju n</w:t>
+      </w:r>
+      <w:r>
+        <w:rPr>
+          <w:lang w:val="sr-Latn-CS"/>
+        </w:rPr>
+        <w:t>ekih od komponenti</w:t>
+      </w:r>
+      <w:r>
+        <w:rPr>
+          <w:lang w:val="sr-Latn-CS"/>
+        </w:rPr>
+        <w:t xml:space="preserve"> koje će biti implementirane.</w:t>
       </w:r>
     </w:p>
     <w:p>
@@ -9065,9 +9660,9 @@
         <w:lastRenderedPageBreak/>
         <w:drawing>
           <wp:inline distT="0" distB="0" distL="0" distR="0">
-            <wp:extent cx="5547995" cy="3417570"/>
-            <wp:effectExtent l="19050" t="0" r="0" b="0"/>
-            <wp:docPr id="8" name="Picture 8"/>
+            <wp:extent cx="3648269" cy="2427265"/>
+            <wp:effectExtent l="0" t="0" r="0" b="0"/>
+            <wp:docPr id="17" name="Picture 17" descr="C:\Users\b\Downloads\uml klasa.drawio(1).png"/>
             <wp:cNvGraphicFramePr>
               <a:graphicFrameLocks xmlns:a="http://schemas.openxmlformats.org/drawingml/2006/main" noChangeAspect="1"/>
             </wp:cNvGraphicFramePr>
@@ -9075,13 +9670,19 @@
               <a:graphicData uri="http://schemas.openxmlformats.org/drawingml/2006/picture">
                 <pic:pic xmlns:pic="http://schemas.openxmlformats.org/drawingml/2006/picture">
                   <pic:nvPicPr>
-                    <pic:cNvPr id="0" name="Picture 8"/>
+                    <pic:cNvPr id="0" name="Picture 4" descr="C:\Users\b\Downloads\uml klasa.drawio(1).png"/>
                     <pic:cNvPicPr>
                       <a:picLocks noChangeAspect="1" noChangeArrowheads="1"/>
                     </pic:cNvPicPr>
                   </pic:nvPicPr>
                   <pic:blipFill>
-                    <a:blip r:embed="rId18" cstate="print"/>
+                    <a:blip r:embed="rId18">
+                      <a:extLst>
+                        <a:ext uri="{28A0092B-C50C-407E-A947-70E740481C1C}">
+                          <a14:useLocalDpi xmlns:a14="http://schemas.microsoft.com/office/drawing/2010/main" val="0"/>
+                        </a:ext>
+                      </a:extLst>
+                    </a:blip>
                     <a:srcRect/>
                     <a:stretch>
                       <a:fillRect/>
@@ -9090,17 +9691,14 @@
                   <pic:spPr bwMode="auto">
                     <a:xfrm>
                       <a:off x="0" y="0"/>
-                      <a:ext cx="5547995" cy="3417570"/>
+                      <a:ext cx="3648269" cy="2427265"/>
                     </a:xfrm>
                     <a:prstGeom prst="rect">
                       <a:avLst/>
                     </a:prstGeom>
                     <a:noFill/>
-                    <a:ln w="9525">
+                    <a:ln>
                       <a:noFill/>
-                      <a:miter lim="800000"/>
-                      <a:headEnd/>
-                      <a:tailEnd/>
                     </a:ln>
                   </pic:spPr>
                 </pic:pic>
@@ -9117,14 +9715,14 @@
           <w:lang w:val="sr-Latn-CS"/>
         </w:rPr>
       </w:pPr>
-      <w:bookmarkStart w:id="35" w:name="_Toc258522671"/>
+      <w:bookmarkStart w:id="31" w:name="_Toc258522671"/>
       <w:r>
         <w:rPr>
           <w:lang w:val="sr-Latn-CS"/>
         </w:rPr>
         <w:t>Šema baze podataka</w:t>
       </w:r>
-      <w:bookmarkEnd w:id="35"/>
+      <w:bookmarkEnd w:id="31"/>
     </w:p>
     <w:p>
       <w:pPr>
@@ -9144,102 +9742,78 @@
         <w:rPr>
           <w:lang w:val="sr-Latn-CS"/>
         </w:rPr>
-        <w:t>Baza podataka i d</w:t>
-      </w:r>
-      <w:r>
-        <w:rPr>
-          <w:lang w:val="sr-Latn-CS"/>
-        </w:rPr>
-        <w:t xml:space="preserve">ijagram </w:t>
-      </w:r>
-      <w:r>
-        <w:rPr>
-          <w:lang w:val="sr-Latn-CS"/>
-        </w:rPr>
-        <w:t xml:space="preserve">su kreirani </w:t>
-      </w:r>
-      <w:r>
-        <w:rPr>
-          <w:lang w:val="sr-Latn-CS"/>
-        </w:rPr>
-        <w:t xml:space="preserve">korišćenjem </w:t>
-      </w:r>
-      <w:r>
-        <w:rPr>
-          <w:i/>
-          <w:iCs/>
-          <w:lang w:val="sr-Latn-CS"/>
-        </w:rPr>
-        <w:t>MS Access</w:t>
-      </w:r>
-      <w:r>
-        <w:rPr>
-          <w:lang w:val="sr-Latn-CS"/>
-        </w:rPr>
-        <w:t xml:space="preserve">-a, dok je migracija na MySQL obavljena pomoću </w:t>
-      </w:r>
-      <w:r>
-        <w:rPr>
-          <w:i/>
-          <w:iCs/>
-          <w:lang w:val="sr-Latn-CS"/>
-        </w:rPr>
-        <w:t xml:space="preserve">MySQL </w:t>
-      </w:r>
-      <w:r>
-        <w:rPr>
-          <w:i/>
-          <w:iCs/>
-          <w:lang w:val="sr-Latn-CS"/>
-        </w:rPr>
-        <w:t>Migration Toolkit</w:t>
-      </w:r>
-      <w:r>
-        <w:rPr>
-          <w:lang w:val="sr-Latn-CS"/>
-        </w:rPr>
-        <w:t>-a</w:t>
-      </w:r>
-      <w:r>
-        <w:rPr>
-          <w:lang w:val="sr-Latn-CS"/>
-        </w:rPr>
-        <w:t>.</w:t>
-      </w:r>
-    </w:p>
-    <w:p>
-      <w:pPr>
-        <w:widowControl/>
-        <w:rPr>
-          <w:lang w:val="sr-Latn-CS"/>
-        </w:rPr>
-      </w:pPr>
-      <w:r>
-        <w:object w:dxaOrig="16485" w:dyaOrig="11010">
-          <v:shapetype id="_x0000_t75" coordsize="21600,21600" o:spt="75" o:preferrelative="t" path="m@4@5l@4@11@9@11@9@5xe" filled="f" stroked="f">
-            <v:stroke joinstyle="miter"/>
-            <v:formulas>
-              <v:f eqn="if lineDrawn pixelLineWidth 0"/>
-              <v:f eqn="sum @0 1 0"/>
-              <v:f eqn="sum 0 0 @1"/>
-              <v:f eqn="prod @2 1 2"/>
-              <v:f eqn="prod @3 21600 pixelWidth"/>
-              <v:f eqn="prod @3 21600 pixelHeight"/>
-              <v:f eqn="sum @0 0 1"/>
-              <v:f eqn="prod @6 1 2"/>
-              <v:f eqn="prod @7 21600 pixelWidth"/>
-              <v:f eqn="sum @8 21600 0"/>
-              <v:f eqn="prod @7 21600 pixelHeight"/>
-              <v:f eqn="sum @10 21600 0"/>
-            </v:formulas>
-            <v:path o:extrusionok="f" gradientshapeok="t" o:connecttype="rect"/>
-            <o:lock v:ext="edit" aspectratio="t"/>
-          </v:shapetype>
-          <v:shape id="_x0000_i1025" type="#_x0000_t75" style="width:467.5pt;height:312pt" o:ole="">
-            <v:imagedata r:id="rId19" o:title=""/>
-          </v:shape>
-          <o:OLEObject Type="Embed" ProgID="PBrush" ShapeID="_x0000_i1025" DrawAspect="Content" ObjectID="_1823128864" r:id="rId20"/>
-        </w:object>
+        <w:t>MongoDB baza je NoSQL baza, pa je njena struktura prikazana UML dijagramom.</w:t>
+      </w:r>
+    </w:p>
+    <w:p>
+      <w:pPr>
+        <w:widowControl/>
+        <w:ind w:left="709"/>
+        <w:rPr>
+          <w:lang w:val="sr-Latn-CS"/>
+        </w:rPr>
+      </w:pPr>
+    </w:p>
+    <w:p>
+      <w:pPr>
+        <w:widowControl/>
+        <w:rPr>
+          <w:lang w:val="sr-Latn-CS"/>
+        </w:rPr>
+      </w:pPr>
+      <w:r>
+        <w:rPr>
+          <w:noProof/>
+          <w:lang w:eastAsia="en-US"/>
+        </w:rPr>
+        <w:drawing>
+          <wp:inline distT="0" distB="0" distL="0" distR="0" wp14:anchorId="7469B37F" wp14:editId="1617FEC8">
+            <wp:extent cx="3936569" cy="4615097"/>
+            <wp:effectExtent l="0" t="0" r="0" b="0"/>
+            <wp:docPr id="21" name="Picture 21" descr="C:\Users\b\Downloads\baza.drawio.png"/>
+            <wp:cNvGraphicFramePr>
+              <a:graphicFrameLocks xmlns:a="http://schemas.openxmlformats.org/drawingml/2006/main" noChangeAspect="1"/>
+            </wp:cNvGraphicFramePr>
+            <a:graphic xmlns:a="http://schemas.openxmlformats.org/drawingml/2006/main">
+              <a:graphicData uri="http://schemas.openxmlformats.org/drawingml/2006/picture">
+                <pic:pic xmlns:pic="http://schemas.openxmlformats.org/drawingml/2006/picture">
+                  <pic:nvPicPr>
+                    <pic:cNvPr id="0" name="Picture 10" descr="C:\Users\b\Downloads\baza.drawio.png"/>
+                    <pic:cNvPicPr>
+                      <a:picLocks noChangeAspect="1" noChangeArrowheads="1"/>
+                    </pic:cNvPicPr>
+                  </pic:nvPicPr>
+                  <pic:blipFill>
+                    <a:blip r:embed="rId19">
+                      <a:extLst>
+                        <a:ext uri="{28A0092B-C50C-407E-A947-70E740481C1C}">
+                          <a14:useLocalDpi xmlns:a14="http://schemas.microsoft.com/office/drawing/2010/main" val="0"/>
+                        </a:ext>
+                      </a:extLst>
+                    </a:blip>
+                    <a:srcRect/>
+                    <a:stretch>
+                      <a:fillRect/>
+                    </a:stretch>
+                  </pic:blipFill>
+                  <pic:spPr bwMode="auto">
+                    <a:xfrm>
+                      <a:off x="0" y="0"/>
+                      <a:ext cx="3938018" cy="4616795"/>
+                    </a:xfrm>
+                    <a:prstGeom prst="rect">
+                      <a:avLst/>
+                    </a:prstGeom>
+                    <a:noFill/>
+                    <a:ln>
+                      <a:noFill/>
+                    </a:ln>
+                  </pic:spPr>
+                </pic:pic>
+              </a:graphicData>
+            </a:graphic>
+          </wp:inline>
+        </w:drawing>
       </w:r>
     </w:p>
     <w:p>
@@ -9249,7 +9823,7 @@
           <w:lang w:val="sr-Latn-CS"/>
         </w:rPr>
       </w:pPr>
-      <w:bookmarkStart w:id="36" w:name="_Toc258522672"/>
+      <w:bookmarkStart w:id="32" w:name="_Toc258522672"/>
       <w:r>
         <w:rPr>
           <w:lang w:val="sr-Latn-CS"/>
@@ -9257,151 +9831,142 @@
         <w:lastRenderedPageBreak/>
         <w:t>Komponente sistema</w:t>
       </w:r>
-      <w:bookmarkEnd w:id="36"/>
+      <w:bookmarkEnd w:id="32"/>
     </w:p>
     <w:p>
       <w:pPr>
         <w:widowControl/>
         <w:ind w:left="709"/>
         <w:rPr>
-          <w:i/>
-          <w:lang w:val="sr-Latn-CS"/>
-        </w:rPr>
-      </w:pPr>
-      <w:r>
-        <w:rPr>
-          <w:i/>
-          <w:highlight w:val="yellow"/>
-          <w:lang w:val="sr-Latn-CS"/>
-        </w:rPr>
-        <w:t xml:space="preserve">NAPOMENA: PeNcIL projekat nije </w:t>
-      </w:r>
-      <w:r>
-        <w:rPr>
-          <w:i/>
-          <w:highlight w:val="yellow"/>
-          <w:lang w:val="sr-Latn-CS"/>
-        </w:rPr>
-        <w:t xml:space="preserve">kompletno </w:t>
-      </w:r>
-      <w:r>
-        <w:rPr>
-          <w:i/>
-          <w:highlight w:val="yellow"/>
-          <w:lang w:val="sr-Latn-CS"/>
-        </w:rPr>
-        <w:t xml:space="preserve">implementiran, tj. implementiran je na nivou arhitekturnog prototipa. Zbog ovoga sledeću sekciju trebate shvatiti kao ilustraciju kako bi dokument trebao da izgleda. </w:t>
-      </w:r>
-      <w:r>
-        <w:rPr>
-          <w:i/>
-          <w:highlight w:val="yellow"/>
-          <w:lang w:val="sr-Latn-CS"/>
-        </w:rPr>
-        <w:t>Opis komponenti sistema za vaše projekte mora biti kompletan</w:t>
-      </w:r>
-      <w:r>
-        <w:rPr>
-          <w:i/>
-          <w:highlight w:val="yellow"/>
-          <w:lang w:val="sr-Latn-CS"/>
-        </w:rPr>
-        <w:t>!</w:t>
-      </w:r>
-      <w:r>
-        <w:rPr>
-          <w:i/>
-          <w:highlight w:val="yellow"/>
-          <w:lang w:val="sr-Latn-CS"/>
+          <w:lang w:val="sr-Latn-CS"/>
+        </w:rPr>
+      </w:pPr>
+      <w:r>
+        <w:rPr>
+          <w:lang w:val="sr-Latn-CS"/>
+        </w:rPr>
+        <w:t>Komponente sistema PeNcIL portala su PHP skripti čiji će pregled biti dat po arhitekturnim slojevima. Za ilustraciju će biti korišćeni UML dijagrami komponenti, ali i dijagrami klasa. U slučajevima gde je PHP skript prikazan kao klasa atributi predstavljaju ulazne podatke koji se uzimaju iz GET ili POST dela HTTP poruke, dok metodi predstavljaju funkcije definisane u okviru skripta.</w:t>
+      </w:r>
+    </w:p>
+    <w:p>
+      <w:pPr>
+        <w:pStyle w:val="Heading3"/>
+        <w:rPr>
+          <w:lang w:val="sr-Latn-CS"/>
+        </w:rPr>
+      </w:pPr>
+      <w:bookmarkStart w:id="33" w:name="_Toc258522673"/>
+      <w:r>
+        <w:rPr>
+          <w:lang w:val="sr-Latn-CS"/>
+        </w:rPr>
+        <w:t>Komponente korisničkog interfejsa</w:t>
+      </w:r>
+      <w:bookmarkEnd w:id="33"/>
+      <w:r>
+        <w:rPr>
+          <w:lang w:val="sr-Latn-CS"/>
+        </w:rPr>
+        <w:t xml:space="preserve"> i </w:t>
+      </w:r>
+      <w:r>
+        <w:rPr>
+          <w:lang w:val="sr-Latn-CS"/>
+        </w:rPr>
+        <w:t>aplikacione logike</w:t>
+      </w:r>
+    </w:p>
+    <w:p>
+      <w:pPr>
+        <w:widowControl/>
+        <w:ind w:left="709"/>
+        <w:rPr>
+          <w:lang w:val="sr-Latn-CS"/>
+        </w:rPr>
+      </w:pPr>
+      <w:r>
+        <w:rPr>
+          <w:lang w:val="sr-Latn-CS"/>
+        </w:rPr>
+        <w:t>Dizajn korisničkog interfejsa je obuhvaćen dvema komponentama:</w:t>
+      </w:r>
+    </w:p>
+    <w:p>
+      <w:pPr>
+        <w:widowControl/>
+        <w:ind w:left="-360" w:firstLine="270"/>
+        <w:rPr>
+          <w:lang w:val="sr-Latn-CS"/>
+        </w:rPr>
+      </w:pPr>
+      <w:r>
+        <w:rPr>
+          <w:noProof/>
+          <w:lang w:eastAsia="en-US"/>
+        </w:rPr>
+        <w:drawing>
+          <wp:inline distT="0" distB="0" distL="0" distR="0" wp14:anchorId="0BA3266E" wp14:editId="0D061412">
+            <wp:extent cx="6051050" cy="4692460"/>
+            <wp:effectExtent l="0" t="0" r="0" b="0"/>
+            <wp:docPr id="19" name="Picture 19" descr="C:\Users\b\Downloads\frontend.drawio(1).png"/>
+            <wp:cNvGraphicFramePr>
+              <a:graphicFrameLocks xmlns:a="http://schemas.openxmlformats.org/drawingml/2006/main" noChangeAspect="1"/>
+            </wp:cNvGraphicFramePr>
+            <a:graphic xmlns:a="http://schemas.openxmlformats.org/drawingml/2006/main">
+              <a:graphicData uri="http://schemas.openxmlformats.org/drawingml/2006/picture">
+                <pic:pic xmlns:pic="http://schemas.openxmlformats.org/drawingml/2006/picture">
+                  <pic:nvPicPr>
+                    <pic:cNvPr id="0" name="Picture 7" descr="C:\Users\b\Downloads\frontend.drawio(1).png"/>
+                    <pic:cNvPicPr>
+                      <a:picLocks noChangeAspect="1" noChangeArrowheads="1"/>
+                    </pic:cNvPicPr>
+                  </pic:nvPicPr>
+                  <pic:blipFill>
+                    <a:blip r:embed="rId20" cstate="print">
+                      <a:extLst>
+                        <a:ext uri="{28A0092B-C50C-407E-A947-70E740481C1C}">
+                          <a14:useLocalDpi xmlns:a14="http://schemas.microsoft.com/office/drawing/2010/main" val="0"/>
+                        </a:ext>
+                      </a:extLst>
+                    </a:blip>
+                    <a:srcRect/>
+                    <a:stretch>
+                      <a:fillRect/>
+                    </a:stretch>
+                  </pic:blipFill>
+                  <pic:spPr bwMode="auto">
+                    <a:xfrm>
+                      <a:off x="0" y="0"/>
+                      <a:ext cx="6051312" cy="4692663"/>
+                    </a:xfrm>
+                    <a:prstGeom prst="rect">
+                      <a:avLst/>
+                    </a:prstGeom>
+                    <a:noFill/>
+                    <a:ln>
+                      <a:noFill/>
+                    </a:ln>
+                  </pic:spPr>
+                </pic:pic>
+              </a:graphicData>
+            </a:graphic>
+          </wp:inline>
+        </w:drawing>
+      </w:r>
+      <w:r>
+        <w:rPr>
+          <w:noProof/>
+          <w:lang w:eastAsia="en-US"/>
         </w:rPr>
         <w:t xml:space="preserve"> </w:t>
       </w:r>
       <w:r>
         <w:rPr>
-          <w:i/>
-          <w:highlight w:val="yellow"/>
-          <w:lang w:val="sr-Latn-CS"/>
-        </w:rPr>
-        <w:t>P</w:t>
-      </w:r>
-      <w:r>
-        <w:rPr>
-          <w:i/>
-          <w:highlight w:val="yellow"/>
-          <w:lang w:val="sr-Latn-CS"/>
-        </w:rPr>
-        <w:t>rocena složenosti vašeg rešenja</w:t>
-      </w:r>
-      <w:r>
-        <w:rPr>
-          <w:i/>
-          <w:highlight w:val="yellow"/>
-          <w:lang w:val="sr-Latn-CS"/>
-        </w:rPr>
-        <w:t xml:space="preserve"> će zavisiti od opisa sistema koji ovde date.</w:t>
-      </w:r>
-    </w:p>
-    <w:p>
-      <w:pPr>
-        <w:widowControl/>
-        <w:ind w:left="709"/>
-        <w:rPr>
-          <w:lang w:val="sr-Latn-CS"/>
-        </w:rPr>
-      </w:pPr>
-      <w:r>
-        <w:rPr>
-          <w:lang w:val="sr-Latn-CS"/>
-        </w:rPr>
-        <w:t>Komponente sistema PeNcIL portala su PHP skripti čiji će pregled biti dat po arhitekturnim slojevima. Za ilustraciju će biti korišćeni UML dijagrami komponenti, ali i dijagrami klasa. U slučajevima gde je PHP skript prikazan kao klasa atributi predstavljaju ulazne podatke koji se uzimaju iz GET ili POST dela HTTP poruke, dok metodi predstavljaju funkcije definisane u okviru skripta.</w:t>
-      </w:r>
-    </w:p>
-    <w:p>
-      <w:pPr>
-        <w:pStyle w:val="Heading3"/>
-        <w:rPr>
-          <w:lang w:val="sr-Latn-CS"/>
-        </w:rPr>
-      </w:pPr>
-      <w:bookmarkStart w:id="37" w:name="_Toc258522673"/>
-      <w:r>
-        <w:rPr>
-          <w:lang w:val="sr-Latn-CS"/>
-        </w:rPr>
-        <w:t>Komponente korisničkog interfejsa</w:t>
-      </w:r>
-      <w:bookmarkEnd w:id="37"/>
-    </w:p>
-    <w:p>
-      <w:pPr>
-        <w:widowControl/>
-        <w:ind w:left="709"/>
-        <w:rPr>
-          <w:lang w:val="sr-Latn-CS"/>
-        </w:rPr>
-      </w:pPr>
-      <w:r>
-        <w:rPr>
-          <w:lang w:val="sr-Latn-CS"/>
-        </w:rPr>
-        <w:t>Dizajn korisničkog interfejsa je obuhvaćen dvema komponentama:</w:t>
-      </w:r>
-    </w:p>
-    <w:p>
-      <w:pPr>
-        <w:widowControl/>
-        <w:ind w:left="709"/>
-        <w:rPr>
-          <w:lang w:val="sr-Latn-CS"/>
-        </w:rPr>
-      </w:pPr>
-      <w:r>
-        <w:rPr>
           <w:noProof/>
           <w:lang w:eastAsia="en-US"/>
         </w:rPr>
         <w:drawing>
-          <wp:inline distT="0" distB="0" distL="0" distR="0">
+          <wp:inline distT="0" distB="0" distL="0" distR="0" wp14:anchorId="6CC8C36F" wp14:editId="6CFE76D4">
             <wp:extent cx="3110865" cy="526415"/>
             <wp:effectExtent l="19050" t="0" r="0" b="0"/>
             <wp:docPr id="10" name="Picture 10"/>
@@ -9502,7 +10067,25 @@
         <w:rPr>
           <w:lang w:val="sr-Latn-CS"/>
         </w:rPr>
-        <w:t xml:space="preserve"> predstavlja opis stilova za pojedine HTML elemente koji se javljaju na različitim stranicama.</w:t>
+        <w:t xml:space="preserve"> pred</w:t>
+      </w:r>
+      <w:r>
+        <w:rPr>
+          <w:lang w:val="sr-Latn-CS"/>
+        </w:rPr>
+        <w:tab/>
+      </w:r>
+      <w:r>
+        <w:rPr>
+          <w:lang w:val="sr-Latn-CS"/>
+        </w:rPr>
+        <w:tab/>
+      </w:r>
+      <w:r>
+        <w:rPr>
+          <w:lang w:val="sr-Latn-CS"/>
+        </w:rPr>
+        <w:t>stavlja opis stilova za pojedine HTML elemente koji se javljaju na različitim stranicama.</w:t>
       </w:r>
     </w:p>
     <w:p>
@@ -9534,9 +10117,17 @@
           <w:lang w:eastAsia="en-US"/>
         </w:rPr>
         <w:drawing>
-          <wp:inline distT="0" distB="0" distL="0" distR="0">
+          <wp:anchor distT="0" distB="0" distL="114300" distR="114300" simplePos="0" relativeHeight="251658240" behindDoc="0" locked="0" layoutInCell="1" allowOverlap="1">
+            <wp:simplePos x="0" y="0"/>
+            <wp:positionH relativeFrom="column">
+              <wp:align>left</wp:align>
+            </wp:positionH>
+            <wp:positionV relativeFrom="paragraph">
+              <wp:align>top</wp:align>
+            </wp:positionV>
             <wp:extent cx="1409700" cy="1511935"/>
-            <wp:effectExtent l="19050" t="0" r="0" b="0"/>
+            <wp:effectExtent l="0" t="0" r="0" b="0"/>
+            <wp:wrapSquare wrapText="bothSides"/>
             <wp:docPr id="11" name="Picture 11"/>
             <wp:cNvGraphicFramePr>
               <a:graphicFrameLocks xmlns:a="http://schemas.openxmlformats.org/drawingml/2006/main" noChangeAspect="1"/>
@@ -9551,7 +10142,13 @@
                     </pic:cNvPicPr>
                   </pic:nvPicPr>
                   <pic:blipFill>
-                    <a:blip r:embed="rId22" cstate="print"/>
+                    <a:blip r:embed="rId22" cstate="print">
+                      <a:extLst>
+                        <a:ext uri="{28A0092B-C50C-407E-A947-70E740481C1C}">
+                          <a14:useLocalDpi xmlns:a14="http://schemas.microsoft.com/office/drawing/2010/main" val="0"/>
+                        </a:ext>
+                      </a:extLst>
+                    </a:blip>
                     <a:srcRect/>
                     <a:stretch>
                       <a:fillRect/>
@@ -9576,8 +10173,14 @@
                 </pic:pic>
               </a:graphicData>
             </a:graphic>
-          </wp:inline>
+          </wp:anchor>
         </w:drawing>
+      </w:r>
+      <w:r>
+        <w:rPr>
+          <w:lang w:val="sr-Latn-CS"/>
+        </w:rPr>
+        <w:br w:type="textWrapping" w:clear="all"/>
       </w:r>
     </w:p>
     <w:p>
@@ -9687,22 +10290,6 @@
     </w:p>
     <w:p>
       <w:pPr>
-        <w:pStyle w:val="Heading3"/>
-        <w:rPr>
-          <w:lang w:val="sr-Latn-CS"/>
-        </w:rPr>
-      </w:pPr>
-      <w:bookmarkStart w:id="38" w:name="_Toc258522674"/>
-      <w:r>
-        <w:rPr>
-          <w:lang w:val="sr-Latn-CS"/>
-        </w:rPr>
-        <w:t>Komponente aplikacione logike</w:t>
-      </w:r>
-      <w:bookmarkEnd w:id="38"/>
-    </w:p>
-    <w:p>
-      <w:pPr>
         <w:widowControl/>
         <w:ind w:left="709"/>
         <w:rPr>
@@ -9738,17 +10325,78 @@
           <w:lang w:val="sr-Latn-CS"/>
         </w:rPr>
       </w:pPr>
-      <w:r>
-        <w:rPr>
-          <w:noProof/>
-          <w:lang w:eastAsia="en-US"/>
-        </w:rPr>
+    </w:p>
+    <w:p>
+      <w:pPr>
+        <w:pStyle w:val="Heading3"/>
+        <w:rPr>
+          <w:lang w:val="sr-Latn-CS"/>
+        </w:rPr>
+      </w:pPr>
+      <w:bookmarkStart w:id="34" w:name="_Toc258522675"/>
+      <w:r>
+        <w:rPr>
+          <w:lang w:val="sr-Latn-CS"/>
+        </w:rPr>
+        <w:t>Komponente za pristup podacima</w:t>
+      </w:r>
+      <w:bookmarkEnd w:id="34"/>
+    </w:p>
+    <w:p>
+      <w:pPr>
+        <w:widowControl/>
+        <w:ind w:left="709"/>
+        <w:rPr>
+          <w:lang w:val="sr-Latn-CS"/>
+        </w:rPr>
+      </w:pPr>
+      <w:r>
+        <w:rPr>
+          <w:lang w:val="sr-Latn-CS"/>
+        </w:rPr>
+        <w:t xml:space="preserve">Pristup bazi podataka je u potpunosti zatvoren u funkcije koje su definisane u okviru PHP skripta </w:t>
+      </w:r>
+      <w:r>
+        <w:rPr>
+          <w:b/>
+          <w:bCs/>
+          <w:lang w:val="sr-Latn-CS"/>
+        </w:rPr>
+        <w:t>db.php</w:t>
+      </w:r>
+      <w:r>
+        <w:rPr>
+          <w:lang w:val="sr-Latn-CS"/>
+        </w:rPr>
+        <w:t xml:space="preserve">. </w:t>
+      </w:r>
+      <w:r>
+        <w:rPr>
+          <w:lang w:val="sr-Latn-CS"/>
+        </w:rPr>
+        <w:t>Pomenuti skript se uključuje na početku index.php-a, tako da su sve funkcije za pristup podacima dostupne svim komponentama.</w:t>
+      </w:r>
+    </w:p>
+    <w:p>
+      <w:pPr>
+        <w:widowControl/>
+        <w:rPr>
+          <w:lang w:val="sr-Latn-CS"/>
+        </w:rPr>
+      </w:pPr>
+    </w:p>
+    <w:p>
+      <w:pPr>
+        <w:widowControl/>
+        <w:ind w:left="-180"/>
+      </w:pPr>
+      <w:r>
         <w:lastRenderedPageBreak/>
         <w:drawing>
           <wp:inline distT="0" distB="0" distL="0" distR="0">
-            <wp:extent cx="5424805" cy="2462530"/>
-            <wp:effectExtent l="19050" t="0" r="4445" b="0"/>
-            <wp:docPr id="12" name="Picture 12"/>
+            <wp:extent cx="6361352" cy="6480313"/>
+            <wp:effectExtent l="0" t="0" r="0" b="0"/>
+            <wp:docPr id="18" name="Picture 18" descr="C:\Users\b\Downloads\bekend.drawio.png"/>
             <wp:cNvGraphicFramePr>
               <a:graphicFrameLocks xmlns:a="http://schemas.openxmlformats.org/drawingml/2006/main" noChangeAspect="1"/>
             </wp:cNvGraphicFramePr>
@@ -9756,13 +10404,19 @@
               <a:graphicData uri="http://schemas.openxmlformats.org/drawingml/2006/picture">
                 <pic:pic xmlns:pic="http://schemas.openxmlformats.org/drawingml/2006/picture">
                   <pic:nvPicPr>
-                    <pic:cNvPr id="0" name="Picture 12"/>
+                    <pic:cNvPr id="0" name="Picture 5" descr="C:\Users\b\Downloads\bekend.drawio.png"/>
                     <pic:cNvPicPr>
                       <a:picLocks noChangeAspect="1" noChangeArrowheads="1"/>
                     </pic:cNvPicPr>
                   </pic:nvPicPr>
                   <pic:blipFill>
-                    <a:blip r:embed="rId23" cstate="print"/>
+                    <a:blip r:embed="rId23" cstate="print">
+                      <a:extLst>
+                        <a:ext uri="{28A0092B-C50C-407E-A947-70E740481C1C}">
+                          <a14:useLocalDpi xmlns:a14="http://schemas.microsoft.com/office/drawing/2010/main" val="0"/>
+                        </a:ext>
+                      </a:extLst>
+                    </a:blip>
                     <a:srcRect/>
                     <a:stretch>
                       <a:fillRect/>
@@ -9771,17 +10425,14 @@
                   <pic:spPr bwMode="auto">
                     <a:xfrm>
                       <a:off x="0" y="0"/>
-                      <a:ext cx="5424805" cy="2462530"/>
+                      <a:ext cx="6367010" cy="6486077"/>
                     </a:xfrm>
                     <a:prstGeom prst="rect">
                       <a:avLst/>
                     </a:prstGeom>
                     <a:noFill/>
-                    <a:ln w="9525">
+                    <a:ln>
                       <a:noFill/>
-                      <a:miter lim="800000"/>
-                      <a:headEnd/>
-                      <a:tailEnd/>
                     </a:ln>
                   </pic:spPr>
                 </pic:pic>
@@ -9799,77 +10450,44 @@
           <w:lang w:val="sr-Latn-CS"/>
         </w:rPr>
       </w:pPr>
-      <w:r>
-        <w:rPr>
-          <w:highlight w:val="yellow"/>
-          <w:lang w:val="sr-Latn-CS"/>
-        </w:rPr>
-        <w:t>... opis svih komponenti sa dijagrama</w:t>
-      </w:r>
-      <w:r>
-        <w:rPr>
-          <w:highlight w:val="yellow"/>
-          <w:lang w:val="sr-Latn-CS"/>
-        </w:rPr>
-        <w:t xml:space="preserve"> sa detaljnim dijagramima po potrebi</w:t>
-      </w:r>
-      <w:r>
-        <w:rPr>
-          <w:highlight w:val="yellow"/>
-          <w:lang w:val="sr-Latn-CS"/>
-        </w:rPr>
-        <w:t>.</w:t>
-      </w:r>
-    </w:p>
-    <w:p>
-      <w:pPr>
-        <w:pStyle w:val="Heading3"/>
-        <w:rPr>
-          <w:lang w:val="sr-Latn-CS"/>
-        </w:rPr>
-      </w:pPr>
-      <w:bookmarkStart w:id="39" w:name="_Toc258522675"/>
-      <w:r>
-        <w:rPr>
-          <w:lang w:val="sr-Latn-CS"/>
-        </w:rPr>
-        <w:t>Komponente za pristup podacima</w:t>
-      </w:r>
-      <w:bookmarkEnd w:id="39"/>
     </w:p>
     <w:p>
       <w:pPr>
         <w:widowControl/>
         <w:ind w:left="709"/>
-        <w:rPr>
-          <w:lang w:val="sr-Latn-CS"/>
-        </w:rPr>
-      </w:pPr>
-      <w:r>
-        <w:rPr>
-          <w:lang w:val="sr-Latn-CS"/>
-        </w:rPr>
-        <w:t xml:space="preserve">Pristup bazi podataka je u potpunosti zatvoren u funkcije koje su definisane u okviru PHP skripta </w:t>
-      </w:r>
-      <w:r>
-        <w:rPr>
-          <w:b/>
-          <w:bCs/>
-          <w:lang w:val="sr-Latn-CS"/>
-        </w:rPr>
-        <w:t>db.php</w:t>
-      </w:r>
-      <w:r>
-        <w:rPr>
-          <w:lang w:val="sr-Latn-CS"/>
-        </w:rPr>
-        <w:t xml:space="preserve">. </w:t>
-      </w:r>
-      <w:r>
-        <w:rPr>
-          <w:lang w:val="sr-Latn-CS"/>
-        </w:rPr>
-        <w:t>Pomenuti skript se uključuje na početku index.php-a, tako da su sve funkcije za pristup podacima dostupne svim komponentama.</w:t>
+      </w:pPr>
+      <w:r>
+        <w:rPr>
+          <w:lang w:val="sr-Latn-CS"/>
+        </w:rPr>
+        <w:t xml:space="preserve">Na sledećem UML dijagramu klasa pobrojane </w:t>
+      </w:r>
+      <w:r>
+        <w:rPr>
+          <w:lang w:val="sr-Latn-CS"/>
+        </w:rPr>
+        <w:t xml:space="preserve">su </w:t>
+      </w:r>
+      <w:r>
+        <w:rPr>
+          <w:lang w:val="sr-Latn-CS"/>
+        </w:rPr>
+        <w:t>funkcije</w:t>
+      </w:r>
+      <w:r>
+        <w:rPr>
+          <w:lang w:val="sr-Latn-CS"/>
+        </w:rPr>
+        <w:t xml:space="preserve"> za pristup podacima iz baze</w:t>
+      </w:r>
+      <w:r>
+        <w:rPr>
+          <w:lang w:val="sr-Latn-CS"/>
+        </w:rPr>
+        <w:t>, specifi</w:t>
+      </w:r>
+      <w:r>
+        <w:t>čno oni koji se odnose na modelovanje podataka u bazi korišćenjem Mongoose biblioteke.</w:t>
       </w:r>
     </w:p>
     <w:p>
@@ -9885,11 +10503,12 @@
           <w:noProof/>
           <w:lang w:eastAsia="en-US"/>
         </w:rPr>
+        <w:lastRenderedPageBreak/>
         <w:drawing>
           <wp:inline distT="0" distB="0" distL="0" distR="0">
-            <wp:extent cx="2778760" cy="449580"/>
-            <wp:effectExtent l="19050" t="0" r="2540" b="0"/>
-            <wp:docPr id="13" name="Picture 13"/>
+            <wp:extent cx="3373464" cy="2767558"/>
+            <wp:effectExtent l="0" t="0" r="0" b="0"/>
+            <wp:docPr id="22" name="Picture 22" descr="C:\Users\b\Downloads\modeli.drawio.png"/>
             <wp:cNvGraphicFramePr>
               <a:graphicFrameLocks xmlns:a="http://schemas.openxmlformats.org/drawingml/2006/main" noChangeAspect="1"/>
             </wp:cNvGraphicFramePr>
@@ -9897,13 +10516,19 @@
               <a:graphicData uri="http://schemas.openxmlformats.org/drawingml/2006/picture">
                 <pic:pic xmlns:pic="http://schemas.openxmlformats.org/drawingml/2006/picture">
                   <pic:nvPicPr>
-                    <pic:cNvPr id="0" name="Picture 13"/>
+                    <pic:cNvPr id="0" name="Picture 11" descr="C:\Users\b\Downloads\modeli.drawio.png"/>
                     <pic:cNvPicPr>
                       <a:picLocks noChangeAspect="1" noChangeArrowheads="1"/>
                     </pic:cNvPicPr>
                   </pic:nvPicPr>
                   <pic:blipFill>
-                    <a:blip r:embed="rId24" cstate="print"/>
+                    <a:blip r:embed="rId24">
+                      <a:extLst>
+                        <a:ext uri="{28A0092B-C50C-407E-A947-70E740481C1C}">
+                          <a14:useLocalDpi xmlns:a14="http://schemas.microsoft.com/office/drawing/2010/main" val="0"/>
+                        </a:ext>
+                      </a:extLst>
+                    </a:blip>
                     <a:srcRect/>
                     <a:stretch>
                       <a:fillRect/>
@@ -9912,17 +10537,14 @@
                   <pic:spPr bwMode="auto">
                     <a:xfrm>
                       <a:off x="0" y="0"/>
-                      <a:ext cx="2778760" cy="449580"/>
+                      <a:ext cx="3373375" cy="2767485"/>
                     </a:xfrm>
                     <a:prstGeom prst="rect">
                       <a:avLst/>
                     </a:prstGeom>
                     <a:noFill/>
-                    <a:ln w="9525">
+                    <a:ln>
                       <a:noFill/>
-                      <a:miter lim="800000"/>
-                      <a:headEnd/>
-                      <a:tailEnd/>
                     </a:ln>
                   </pic:spPr>
                 </pic:pic>
@@ -9940,36 +10562,6 @@
           <w:lang w:val="sr-Latn-CS"/>
         </w:rPr>
       </w:pPr>
-      <w:r>
-        <w:rPr>
-          <w:lang w:val="sr-Latn-CS"/>
-        </w:rPr>
-        <w:t xml:space="preserve">Na sledećem UML dijagramu klasa pobrojane </w:t>
-      </w:r>
-      <w:r>
-        <w:rPr>
-          <w:lang w:val="sr-Latn-CS"/>
-        </w:rPr>
-        <w:t xml:space="preserve">su </w:t>
-      </w:r>
-      <w:r>
-        <w:rPr>
-          <w:lang w:val="sr-Latn-CS"/>
-        </w:rPr>
-        <w:t>funkcije</w:t>
-      </w:r>
-      <w:r>
-        <w:rPr>
-          <w:lang w:val="sr-Latn-CS"/>
-        </w:rPr>
-        <w:t xml:space="preserve"> za pristup podacima iz baze</w:t>
-      </w:r>
-      <w:r>
-        <w:rPr>
-          <w:lang w:val="sr-Latn-CS"/>
-        </w:rPr>
-        <w:t>:</w:t>
-      </w:r>
     </w:p>
     <w:p>
       <w:pPr>
@@ -9978,6 +10570,720 @@
         <w:rPr>
           <w:lang w:val="sr-Latn-CS"/>
         </w:rPr>
+      </w:pPr>
+      <w:r>
+        <w:rPr>
+          <w:lang w:val="sr-Latn-CS"/>
+        </w:rPr>
+        <w:t xml:space="preserve">Atributi klasa modeluju kolone tabela u Mongoose DB DBMS-u. </w:t>
+      </w:r>
+      <w:r>
+        <w:rPr>
+          <w:lang w:val="sr-Latn-CS"/>
+        </w:rPr>
+        <w:br/>
+      </w:r>
+    </w:p>
+    <w:p>
+      <w:pPr>
+        <w:widowControl/>
+        <w:ind w:left="709"/>
+        <w:rPr>
+          <w:lang w:val="sr-Latn-CS"/>
+        </w:rPr>
+      </w:pPr>
+      <w:r>
+        <w:rPr>
+          <w:lang w:val="sr-Latn-CS"/>
+        </w:rPr>
+        <w:t>Kod korisnika (user) to su:</w:t>
+      </w:r>
+    </w:p>
+    <w:p>
+      <w:pPr>
+        <w:pStyle w:val="ListParagraph"/>
+        <w:widowControl/>
+        <w:numPr>
+          <w:ilvl w:val="0"/>
+          <w:numId w:val="18"/>
+        </w:numPr>
+        <w:rPr>
+          <w:lang w:val="sr-Latn-CS"/>
+        </w:rPr>
+      </w:pPr>
+      <w:r>
+        <w:rPr>
+          <w:lang w:val="sr-Latn-CS"/>
+        </w:rPr>
+        <w:t>username – korisničko ime</w:t>
+      </w:r>
+    </w:p>
+    <w:p>
+      <w:pPr>
+        <w:pStyle w:val="ListParagraph"/>
+        <w:widowControl/>
+        <w:numPr>
+          <w:ilvl w:val="0"/>
+          <w:numId w:val="18"/>
+        </w:numPr>
+        <w:rPr>
+          <w:lang w:val="sr-Latn-CS"/>
+        </w:rPr>
+      </w:pPr>
+      <w:r>
+        <w:rPr>
+          <w:lang w:val="sr-Latn-CS"/>
+        </w:rPr>
+        <w:t>email – email adresa</w:t>
+      </w:r>
+    </w:p>
+    <w:p>
+      <w:pPr>
+        <w:pStyle w:val="ListParagraph"/>
+        <w:widowControl/>
+        <w:numPr>
+          <w:ilvl w:val="0"/>
+          <w:numId w:val="18"/>
+        </w:numPr>
+        <w:rPr>
+          <w:lang w:val="sr-Latn-CS"/>
+        </w:rPr>
+      </w:pPr>
+      <w:r>
+        <w:rPr>
+          <w:lang w:val="sr-Latn-CS"/>
+        </w:rPr>
+        <w:t>password – korisnička šifra</w:t>
+      </w:r>
+    </w:p>
+    <w:p>
+      <w:pPr>
+        <w:pStyle w:val="ListParagraph"/>
+        <w:widowControl/>
+        <w:numPr>
+          <w:ilvl w:val="0"/>
+          <w:numId w:val="18"/>
+        </w:numPr>
+        <w:rPr>
+          <w:lang w:val="sr-Latn-CS"/>
+        </w:rPr>
+      </w:pPr>
+      <w:r>
+        <w:rPr>
+          <w:lang w:val="sr-Latn-CS"/>
+        </w:rPr>
+        <w:t>avatar – avatar korisnika, url koji upućuje na sliku,</w:t>
+      </w:r>
+    </w:p>
+    <w:p>
+      <w:pPr>
+        <w:pStyle w:val="ListParagraph"/>
+        <w:widowControl/>
+        <w:numPr>
+          <w:ilvl w:val="0"/>
+          <w:numId w:val="18"/>
+        </w:numPr>
+        <w:rPr>
+          <w:lang w:val="sr-Latn-CS"/>
+        </w:rPr>
+      </w:pPr>
+      <w:r>
+        <w:rPr>
+          <w:lang w:val="sr-Latn-CS"/>
+        </w:rPr>
+        <w:t>posts – sve objave korisnika, konkretno skup identifikatora (_id - eva) koje MongoDB baza dodeljuje svakom redu u tabeli,</w:t>
+      </w:r>
+    </w:p>
+    <w:p>
+      <w:pPr>
+        <w:pStyle w:val="ListParagraph"/>
+        <w:widowControl/>
+        <w:numPr>
+          <w:ilvl w:val="0"/>
+          <w:numId w:val="18"/>
+        </w:numPr>
+        <w:rPr>
+          <w:lang w:val="sr-Latn-CS"/>
+        </w:rPr>
+      </w:pPr>
+      <w:r>
+        <w:rPr>
+          <w:lang w:val="sr-Latn-CS"/>
+        </w:rPr>
+        <w:t>followers – svi pratioci korisnika,</w:t>
+      </w:r>
+    </w:p>
+    <w:p>
+      <w:pPr>
+        <w:pStyle w:val="ListParagraph"/>
+        <w:widowControl/>
+        <w:numPr>
+          <w:ilvl w:val="0"/>
+          <w:numId w:val="18"/>
+        </w:numPr>
+        <w:rPr>
+          <w:lang w:val="sr-Latn-CS"/>
+        </w:rPr>
+      </w:pPr>
+      <w:r>
+        <w:rPr>
+          <w:lang w:val="sr-Latn-CS"/>
+        </w:rPr>
+        <w:t>following – svi korisnici koje korisnik prati,</w:t>
+      </w:r>
+    </w:p>
+    <w:p>
+      <w:pPr>
+        <w:pStyle w:val="ListParagraph"/>
+        <w:widowControl/>
+        <w:numPr>
+          <w:ilvl w:val="0"/>
+          <w:numId w:val="18"/>
+        </w:numPr>
+        <w:rPr>
+          <w:lang w:val="sr-Latn-CS"/>
+        </w:rPr>
+      </w:pPr>
+      <w:r>
+        <w:rPr>
+          <w:lang w:val="sr-Latn-CS"/>
+        </w:rPr>
+        <w:t>liked – sve objave koje je korisnik označio sa “sviđa mi se“,</w:t>
+      </w:r>
+    </w:p>
+    <w:p>
+      <w:pPr>
+        <w:pStyle w:val="ListParagraph"/>
+        <w:widowControl/>
+        <w:numPr>
+          <w:ilvl w:val="0"/>
+          <w:numId w:val="18"/>
+        </w:numPr>
+        <w:rPr>
+          <w:lang w:val="sr-Latn-CS"/>
+        </w:rPr>
+      </w:pPr>
+      <w:r>
+        <w:rPr>
+          <w:lang w:val="sr-Latn-CS"/>
+        </w:rPr>
+        <w:t>outfits – sve odevne kombinacije korisnika.</w:t>
+      </w:r>
+    </w:p>
+    <w:p>
+      <w:pPr>
+        <w:widowControl/>
+        <w:ind w:left="709"/>
+        <w:rPr>
+          <w:lang w:val="sr-Latn-CS"/>
+        </w:rPr>
+      </w:pPr>
+      <w:r>
+        <w:rPr>
+          <w:lang w:val="sr-Latn-CS"/>
+        </w:rPr>
+        <w:br/>
+        <w:t>Kod objave (post) to su:</w:t>
+      </w:r>
+    </w:p>
+    <w:p>
+      <w:pPr>
+        <w:pStyle w:val="ListParagraph"/>
+        <w:widowControl/>
+        <w:numPr>
+          <w:ilvl w:val="0"/>
+          <w:numId w:val="18"/>
+        </w:numPr>
+        <w:rPr>
+          <w:lang w:val="sr-Latn-CS"/>
+        </w:rPr>
+      </w:pPr>
+      <w:r>
+        <w:rPr>
+          <w:lang w:val="sr-Latn-CS"/>
+        </w:rPr>
+        <w:t>user</w:t>
+      </w:r>
+      <w:r>
+        <w:rPr>
+          <w:lang w:val="sr-Latn-CS"/>
+        </w:rPr>
+        <w:t xml:space="preserve"> – korisnik koji je objavio objavu,</w:t>
+      </w:r>
+    </w:p>
+    <w:p>
+      <w:pPr>
+        <w:pStyle w:val="ListParagraph"/>
+        <w:widowControl/>
+        <w:numPr>
+          <w:ilvl w:val="0"/>
+          <w:numId w:val="18"/>
+        </w:numPr>
+        <w:rPr>
+          <w:lang w:val="sr-Latn-CS"/>
+        </w:rPr>
+      </w:pPr>
+      <w:r>
+        <w:rPr>
+          <w:lang w:val="sr-Latn-CS"/>
+        </w:rPr>
+        <w:t>outfit – odevna kombinacija koju je korisnik kreirao,</w:t>
+      </w:r>
+    </w:p>
+    <w:p>
+      <w:pPr>
+        <w:pStyle w:val="ListParagraph"/>
+        <w:widowControl/>
+        <w:numPr>
+          <w:ilvl w:val="0"/>
+          <w:numId w:val="18"/>
+        </w:numPr>
+        <w:rPr>
+          <w:lang w:val="sr-Latn-CS"/>
+        </w:rPr>
+      </w:pPr>
+      <w:r>
+        <w:rPr>
+          <w:lang w:val="sr-Latn-CS"/>
+        </w:rPr>
+        <w:t>text – tekstualni opis,</w:t>
+      </w:r>
+    </w:p>
+    <w:p>
+      <w:pPr>
+        <w:pStyle w:val="ListParagraph"/>
+        <w:widowControl/>
+        <w:numPr>
+          <w:ilvl w:val="0"/>
+          <w:numId w:val="18"/>
+        </w:numPr>
+        <w:rPr>
+          <w:lang w:val="sr-Latn-CS"/>
+        </w:rPr>
+      </w:pPr>
+      <w:r>
+        <w:rPr>
+          <w:lang w:val="sr-Latn-CS"/>
+        </w:rPr>
+        <w:t>likes – broj oznaka “sviđa mi se“,</w:t>
+      </w:r>
+    </w:p>
+    <w:p>
+      <w:pPr>
+        <w:pStyle w:val="ListParagraph"/>
+        <w:widowControl/>
+        <w:numPr>
+          <w:ilvl w:val="0"/>
+          <w:numId w:val="18"/>
+        </w:numPr>
+        <w:rPr>
+          <w:lang w:val="sr-Latn-CS"/>
+        </w:rPr>
+      </w:pPr>
+      <w:r>
+        <w:rPr>
+          <w:lang w:val="sr-Latn-CS"/>
+        </w:rPr>
+        <w:t>likers – svi korisnici koji su ostavili oznaku “sviđa mi se“ na objavi</w:t>
+      </w:r>
+      <w:r>
+        <w:rPr>
+          <w:lang w:val="sr-Latn-CS"/>
+        </w:rPr>
+        <w:t>,</w:t>
+      </w:r>
+    </w:p>
+    <w:p>
+      <w:pPr>
+        <w:pStyle w:val="ListParagraph"/>
+        <w:widowControl/>
+        <w:numPr>
+          <w:ilvl w:val="0"/>
+          <w:numId w:val="18"/>
+        </w:numPr>
+        <w:rPr>
+          <w:lang w:val="sr-Latn-CS"/>
+        </w:rPr>
+      </w:pPr>
+      <w:r>
+        <w:rPr>
+          <w:lang w:val="sr-Latn-CS"/>
+        </w:rPr>
+        <w:t>comments – komentari ispod objave.</w:t>
+      </w:r>
+    </w:p>
+    <w:p>
+      <w:pPr>
+        <w:widowControl/>
+        <w:ind w:left="709"/>
+        <w:rPr>
+          <w:lang w:val="sr-Latn-CS"/>
+        </w:rPr>
+      </w:pPr>
+      <w:r>
+        <w:rPr>
+          <w:lang w:val="sr-Latn-CS"/>
+        </w:rPr>
+        <w:br/>
+        <w:t>Kod odevnog artikla (garment) to su:</w:t>
+      </w:r>
+    </w:p>
+    <w:p>
+      <w:pPr>
+        <w:pStyle w:val="ListParagraph"/>
+        <w:widowControl/>
+        <w:numPr>
+          <w:ilvl w:val="0"/>
+          <w:numId w:val="18"/>
+        </w:numPr>
+        <w:rPr>
+          <w:lang w:val="sr-Latn-CS"/>
+        </w:rPr>
+      </w:pPr>
+      <w:r>
+        <w:rPr>
+          <w:lang w:val="sr-Latn-CS"/>
+        </w:rPr>
+        <w:t>image_url – url koji vodi na sliku odevnog komada,</w:t>
+      </w:r>
+    </w:p>
+    <w:p>
+      <w:pPr>
+        <w:pStyle w:val="ListParagraph"/>
+        <w:widowControl/>
+        <w:numPr>
+          <w:ilvl w:val="0"/>
+          <w:numId w:val="18"/>
+        </w:numPr>
+        <w:rPr>
+          <w:lang w:val="sr-Latn-CS"/>
+        </w:rPr>
+      </w:pPr>
+      <w:r>
+        <w:rPr>
+          <w:lang w:val="sr-Latn-CS"/>
+        </w:rPr>
+        <w:t>url – url koji vodi do sajta prodavnice, specifično stranice gde može da se kupi artikal</w:t>
+      </w:r>
+    </w:p>
+    <w:p>
+      <w:pPr>
+        <w:pStyle w:val="ListParagraph"/>
+        <w:widowControl/>
+        <w:numPr>
+          <w:ilvl w:val="0"/>
+          <w:numId w:val="18"/>
+        </w:numPr>
+        <w:rPr>
+          <w:lang w:val="sr-Latn-CS"/>
+        </w:rPr>
+      </w:pPr>
+      <w:r>
+        <w:rPr>
+          <w:lang w:val="sr-Latn-CS"/>
+        </w:rPr>
+        <w:t>gender – rod za koji je artikal pravljen,</w:t>
+      </w:r>
+    </w:p>
+    <w:p>
+      <w:pPr>
+        <w:pStyle w:val="ListParagraph"/>
+        <w:widowControl/>
+        <w:numPr>
+          <w:ilvl w:val="0"/>
+          <w:numId w:val="18"/>
+        </w:numPr>
+        <w:rPr>
+          <w:lang w:val="sr-Latn-CS"/>
+        </w:rPr>
+      </w:pPr>
+      <w:r>
+        <w:rPr>
+          <w:lang w:val="sr-Latn-CS"/>
+        </w:rPr>
+        <w:t>category – tip artikla (npr. majica, pantalone, košulja...),</w:t>
+      </w:r>
+    </w:p>
+    <w:p>
+      <w:pPr>
+        <w:pStyle w:val="ListParagraph"/>
+        <w:widowControl/>
+        <w:numPr>
+          <w:ilvl w:val="0"/>
+          <w:numId w:val="18"/>
+        </w:numPr>
+        <w:rPr>
+          <w:lang w:val="sr-Latn-CS"/>
+        </w:rPr>
+      </w:pPr>
+      <w:r>
+        <w:rPr>
+          <w:lang w:val="sr-Latn-CS"/>
+        </w:rPr>
+        <w:t>name – ime artikla na sajtu prodavnice,</w:t>
+      </w:r>
+    </w:p>
+    <w:p>
+      <w:pPr>
+        <w:pStyle w:val="ListParagraph"/>
+        <w:widowControl/>
+        <w:numPr>
+          <w:ilvl w:val="0"/>
+          <w:numId w:val="18"/>
+        </w:numPr>
+        <w:rPr>
+          <w:lang w:val="sr-Latn-CS"/>
+        </w:rPr>
+      </w:pPr>
+      <w:r>
+        <w:rPr>
+          <w:lang w:val="sr-Latn-CS"/>
+        </w:rPr>
+        <w:t>material – materijal od koga je artikal napravljen,</w:t>
+      </w:r>
+    </w:p>
+    <w:p>
+      <w:pPr>
+        <w:pStyle w:val="ListParagraph"/>
+        <w:widowControl/>
+        <w:numPr>
+          <w:ilvl w:val="0"/>
+          <w:numId w:val="18"/>
+        </w:numPr>
+        <w:rPr>
+          <w:lang w:val="sr-Latn-CS"/>
+        </w:rPr>
+      </w:pPr>
+      <w:r>
+        <w:rPr>
+          <w:lang w:val="sr-Latn-CS"/>
+        </w:rPr>
+        <w:t>color – boja,</w:t>
+      </w:r>
+    </w:p>
+    <w:p>
+      <w:pPr>
+        <w:pStyle w:val="ListParagraph"/>
+        <w:widowControl/>
+        <w:numPr>
+          <w:ilvl w:val="0"/>
+          <w:numId w:val="18"/>
+        </w:numPr>
+        <w:rPr>
+          <w:lang w:val="sr-Latn-CS"/>
+        </w:rPr>
+      </w:pPr>
+      <w:r>
+        <w:rPr>
+          <w:lang w:val="sr-Latn-CS"/>
+        </w:rPr>
+        <w:t>price – cena,</w:t>
+      </w:r>
+    </w:p>
+    <w:p>
+      <w:pPr>
+        <w:pStyle w:val="ListParagraph"/>
+        <w:widowControl/>
+        <w:numPr>
+          <w:ilvl w:val="0"/>
+          <w:numId w:val="18"/>
+        </w:numPr>
+        <w:rPr>
+          <w:lang w:val="sr-Latn-CS"/>
+        </w:rPr>
+      </w:pPr>
+      <w:r>
+        <w:rPr>
+          <w:lang w:val="sr-Latn-CS"/>
+        </w:rPr>
+        <w:t>brand – ime brenda koji prodaje ovaj artikal.</w:t>
+      </w:r>
+    </w:p>
+    <w:p>
+      <w:pPr>
+        <w:widowControl/>
+        <w:ind w:left="709"/>
+        <w:rPr>
+          <w:lang w:val="sr-Latn-CS"/>
+        </w:rPr>
+      </w:pPr>
+      <w:r>
+        <w:rPr>
+          <w:lang w:val="sr-Latn-CS"/>
+        </w:rPr>
+        <w:lastRenderedPageBreak/>
+        <w:br/>
+        <w:t>Kod komentara (comment) to su:</w:t>
+      </w:r>
+    </w:p>
+    <w:p>
+      <w:pPr>
+        <w:pStyle w:val="ListParagraph"/>
+        <w:widowControl/>
+        <w:numPr>
+          <w:ilvl w:val="0"/>
+          <w:numId w:val="18"/>
+        </w:numPr>
+        <w:rPr>
+          <w:lang w:val="sr-Latn-CS"/>
+        </w:rPr>
+      </w:pPr>
+      <w:r>
+        <w:rPr>
+          <w:lang w:val="sr-Latn-CS"/>
+        </w:rPr>
+        <w:t>user – korisnik koji je objavio komentar,</w:t>
+      </w:r>
+    </w:p>
+    <w:p>
+      <w:pPr>
+        <w:pStyle w:val="ListParagraph"/>
+        <w:widowControl/>
+        <w:numPr>
+          <w:ilvl w:val="0"/>
+          <w:numId w:val="18"/>
+        </w:numPr>
+        <w:rPr>
+          <w:lang w:val="sr-Latn-CS"/>
+        </w:rPr>
+      </w:pPr>
+      <w:r>
+        <w:rPr>
+          <w:lang w:val="sr-Latn-CS"/>
+        </w:rPr>
+        <w:t>text – tekstualni opis,</w:t>
+      </w:r>
+    </w:p>
+    <w:p>
+      <w:pPr>
+        <w:pStyle w:val="ListParagraph"/>
+        <w:widowControl/>
+        <w:numPr>
+          <w:ilvl w:val="0"/>
+          <w:numId w:val="18"/>
+        </w:numPr>
+        <w:rPr>
+          <w:lang w:val="sr-Latn-CS"/>
+        </w:rPr>
+      </w:pPr>
+      <w:r>
+        <w:rPr>
+          <w:lang w:val="sr-Latn-CS"/>
+        </w:rPr>
+        <w:t>likes – broj oznaka “sviđa mi se“,</w:t>
+      </w:r>
+    </w:p>
+    <w:p>
+      <w:pPr>
+        <w:pStyle w:val="ListParagraph"/>
+        <w:widowControl/>
+        <w:numPr>
+          <w:ilvl w:val="0"/>
+          <w:numId w:val="18"/>
+        </w:numPr>
+        <w:rPr>
+          <w:lang w:val="sr-Latn-CS"/>
+        </w:rPr>
+      </w:pPr>
+      <w:r>
+        <w:rPr>
+          <w:lang w:val="sr-Latn-CS"/>
+        </w:rPr>
+        <w:t>likers – svi korisnici koji su ostavili oznaku “sviđa mi se“ na objavi</w:t>
+      </w:r>
+    </w:p>
+    <w:p>
+      <w:pPr>
+        <w:widowControl/>
+        <w:ind w:left="709"/>
+        <w:rPr>
+          <w:lang w:val="sr-Latn-CS"/>
+        </w:rPr>
+      </w:pPr>
+      <w:r>
+        <w:rPr>
+          <w:lang w:val="sr-Latn-CS"/>
+        </w:rPr>
+        <w:br/>
+        <w:t>Kod odevne kombinacije (outfit) to su:</w:t>
+      </w:r>
+    </w:p>
+    <w:p>
+      <w:pPr>
+        <w:pStyle w:val="ListParagraph"/>
+        <w:widowControl/>
+        <w:numPr>
+          <w:ilvl w:val="0"/>
+          <w:numId w:val="18"/>
+        </w:numPr>
+        <w:rPr>
+          <w:lang w:val="sr-Latn-CS"/>
+        </w:rPr>
+      </w:pPr>
+      <w:r>
+        <w:rPr>
+          <w:lang w:val="sr-Latn-CS"/>
+        </w:rPr>
+        <w:t>owner – korisnik koji je kreirao odevnu kombinaciju,</w:t>
+      </w:r>
+    </w:p>
+    <w:p>
+      <w:pPr>
+        <w:pStyle w:val="ListParagraph"/>
+        <w:widowControl/>
+        <w:numPr>
+          <w:ilvl w:val="0"/>
+          <w:numId w:val="18"/>
+        </w:numPr>
+        <w:rPr>
+          <w:lang w:val="sr-Latn-CS"/>
+        </w:rPr>
+      </w:pPr>
+      <w:r>
+        <w:rPr>
+          <w:lang w:val="sr-Latn-CS"/>
+        </w:rPr>
+        <w:t>garments – kolekcija odevnih artikala koji sačinjavaju odevnu kombinaciju.</w:t>
+      </w:r>
+    </w:p>
+    <w:p>
+      <w:pPr>
+        <w:widowControl/>
+        <w:rPr>
+          <w:lang w:val="sr-Latn-CS"/>
+        </w:rPr>
+      </w:pPr>
+      <w:r>
+        <w:rPr>
+          <w:lang w:val="sr-Latn-CS"/>
+        </w:rPr>
+        <w:t xml:space="preserve"> </w:t>
+      </w:r>
+    </w:p>
+    <w:p>
+      <w:pPr>
+        <w:widowControl/>
+        <w:ind w:left="709"/>
+      </w:pPr>
+      <w:r>
+        <w:rPr>
+          <w:lang w:val="sr-Latn-CS"/>
+        </w:rPr>
+        <w:t>Na sledećem UML dijagramu klasa pobrojane su funkcije za pristup podacima iz baze, specifi</w:t>
+      </w:r>
+      <w:r>
+        <w:t>čno kontroleri.</w:t>
+      </w:r>
+    </w:p>
+    <w:p>
+      <w:pPr>
+        <w:widowControl/>
+        <w:ind w:left="709"/>
+      </w:pPr>
+    </w:p>
+    <w:p>
+      <w:pPr>
+        <w:widowControl/>
       </w:pPr>
       <w:r>
         <w:rPr>
@@ -9986,9 +11292,9 @@
         </w:rPr>
         <w:drawing>
           <wp:inline distT="0" distB="0" distL="0" distR="0">
-            <wp:extent cx="1813560" cy="2600325"/>
-            <wp:effectExtent l="19050" t="0" r="0" b="0"/>
-            <wp:docPr id="14" name="Picture 14"/>
+            <wp:extent cx="5943600" cy="3600357"/>
+            <wp:effectExtent l="0" t="0" r="0" b="0"/>
+            <wp:docPr id="25" name="Picture 25" descr="C:\Users\b\Downloads\kont.drawio.png"/>
             <wp:cNvGraphicFramePr>
               <a:graphicFrameLocks xmlns:a="http://schemas.openxmlformats.org/drawingml/2006/main" noChangeAspect="1"/>
             </wp:cNvGraphicFramePr>
@@ -9996,13 +11302,19 @@
               <a:graphicData uri="http://schemas.openxmlformats.org/drawingml/2006/picture">
                 <pic:pic xmlns:pic="http://schemas.openxmlformats.org/drawingml/2006/picture">
                   <pic:nvPicPr>
-                    <pic:cNvPr id="0" name="Picture 14"/>
+                    <pic:cNvPr id="0" name="Picture 14" descr="C:\Users\b\Downloads\kont.drawio.png"/>
                     <pic:cNvPicPr>
                       <a:picLocks noChangeAspect="1" noChangeArrowheads="1"/>
                     </pic:cNvPicPr>
                   </pic:nvPicPr>
                   <pic:blipFill>
-                    <a:blip r:embed="rId25" cstate="print"/>
+                    <a:blip r:embed="rId25" cstate="print">
+                      <a:extLst>
+                        <a:ext uri="{28A0092B-C50C-407E-A947-70E740481C1C}">
+                          <a14:useLocalDpi xmlns:a14="http://schemas.microsoft.com/office/drawing/2010/main" val="0"/>
+                        </a:ext>
+                      </a:extLst>
+                    </a:blip>
                     <a:srcRect/>
                     <a:stretch>
                       <a:fillRect/>
@@ -10011,17 +11323,14 @@
                   <pic:spPr bwMode="auto">
                     <a:xfrm>
                       <a:off x="0" y="0"/>
-                      <a:ext cx="1813560" cy="2600325"/>
+                      <a:ext cx="5943600" cy="3600357"/>
                     </a:xfrm>
                     <a:prstGeom prst="rect">
                       <a:avLst/>
                     </a:prstGeom>
                     <a:noFill/>
-                    <a:ln w="9525">
+                    <a:ln>
                       <a:noFill/>
-                      <a:miter lim="800000"/>
-                      <a:headEnd/>
-                      <a:tailEnd/>
                     </a:ln>
                   </pic:spPr>
                 </pic:pic>
@@ -10039,19 +11348,29 @@
           <w:lang w:val="sr-Latn-CS"/>
         </w:rPr>
       </w:pPr>
-      <w:r>
-        <w:rPr>
-          <w:lang w:val="sr-Latn-CS"/>
-        </w:rPr>
-        <w:t>Navedene funkcije obavljaju sledeće zadatke:</w:t>
-      </w:r>
-    </w:p>
-    <w:p>
-      <w:pPr>
+    </w:p>
+    <w:p>
+      <w:pPr>
+        <w:widowControl/>
+        <w:ind w:left="709"/>
+        <w:rPr>
+          <w:lang w:val="sr-Latn-CS"/>
+        </w:rPr>
+      </w:pPr>
+      <w:r>
+        <w:rPr>
+          <w:lang w:val="sr-Latn-CS"/>
+        </w:rPr>
+        <w:t xml:space="preserve">Kod kontrolera korisnika (userController) atributi klase označavaju: </w:t>
+      </w:r>
+    </w:p>
+    <w:p>
+      <w:pPr>
+        <w:pStyle w:val="ListParagraph"/>
         <w:widowControl/>
         <w:numPr>
           <w:ilvl w:val="0"/>
-          <w:numId w:val="17"/>
+          <w:numId w:val="18"/>
         </w:numPr>
         <w:rPr>
           <w:lang w:val="sr-Latn-CS"/>
@@ -10061,15 +11380,16 @@
         <w:rPr>
           <w:lang w:val="sr-Latn-CS"/>
         </w:rPr>
-        <w:t>dbConnect – povezivanje na bazu podataka, poziva se u samom skriptu</w:t>
-      </w:r>
-    </w:p>
-    <w:p>
-      <w:pPr>
+        <w:t>UserModel – Mongoose Schema koju generiše model user, a u suštini predstavlja tabelu user u DBMS-u.</w:t>
+      </w:r>
+    </w:p>
+    <w:p>
+      <w:pPr>
+        <w:pStyle w:val="ListParagraph"/>
         <w:widowControl/>
         <w:numPr>
           <w:ilvl w:val="0"/>
-          <w:numId w:val="17"/>
+          <w:numId w:val="18"/>
         </w:numPr>
         <w:rPr>
           <w:lang w:val="sr-Latn-CS"/>
@@ -10079,15 +11399,16 @@
         <w:rPr>
           <w:lang w:val="sr-Latn-CS"/>
         </w:rPr>
-        <w:t>dbRowNum – vraća broj slogova sadržanih u rezultatu upita</w:t>
-      </w:r>
-    </w:p>
-    <w:p>
-      <w:pPr>
+        <w:t>PostModel – Mongoose Schema koju generiše model post, a u suštini predstavlja tabelu post u DBMS-u.</w:t>
+      </w:r>
+    </w:p>
+    <w:p>
+      <w:pPr>
+        <w:pStyle w:val="ListParagraph"/>
         <w:widowControl/>
         <w:numPr>
           <w:ilvl w:val="0"/>
-          <w:numId w:val="17"/>
+          <w:numId w:val="18"/>
         </w:numPr>
         <w:rPr>
           <w:lang w:val="sr-Latn-CS"/>
@@ -10097,15 +11418,16 @@
         <w:rPr>
           <w:lang w:val="sr-Latn-CS"/>
         </w:rPr>
-        <w:t>dbGet – vraća vrednost polja iz rezultata upita</w:t>
-      </w:r>
-    </w:p>
-    <w:p>
-      <w:pPr>
+        <w:t>GarmentModel – Mongoose Schema koju generiše model garment, a u suštini predstavlja tabelu garment u DBMS-u.</w:t>
+      </w:r>
+    </w:p>
+    <w:p>
+      <w:pPr>
+        <w:pStyle w:val="ListParagraph"/>
         <w:widowControl/>
         <w:numPr>
           <w:ilvl w:val="0"/>
-          <w:numId w:val="17"/>
+          <w:numId w:val="18"/>
         </w:numPr>
         <w:rPr>
           <w:lang w:val="sr-Latn-CS"/>
@@ -10115,15 +11437,40 @@
         <w:rPr>
           <w:lang w:val="sr-Latn-CS"/>
         </w:rPr>
-        <w:t>dbText... – vraća vrednost pojedinih konstanti koje se definišu uz jezik</w:t>
-      </w:r>
-    </w:p>
-    <w:p>
-      <w:pPr>
+        <w:t>Auth – kolekcija funkcija za rad sa hešovanim podacima.</w:t>
+      </w:r>
+    </w:p>
+    <w:p>
+      <w:pPr>
+        <w:widowControl/>
+        <w:ind w:left="709"/>
+        <w:rPr>
+          <w:lang w:val="sr-Latn-CS"/>
+        </w:rPr>
+      </w:pPr>
+    </w:p>
+    <w:p>
+      <w:pPr>
+        <w:widowControl/>
+        <w:ind w:left="709"/>
+        <w:rPr>
+          <w:lang w:val="sr-Latn-CS"/>
+        </w:rPr>
+      </w:pPr>
+      <w:r>
+        <w:rPr>
+          <w:lang w:val="sr-Latn-CS"/>
+        </w:rPr>
+        <w:t>Funkcije klase obavljaju sledeće zadatke:</w:t>
+      </w:r>
+    </w:p>
+    <w:p>
+      <w:pPr>
+        <w:pStyle w:val="ListParagraph"/>
         <w:widowControl/>
         <w:numPr>
           <w:ilvl w:val="0"/>
-          <w:numId w:val="17"/>
+          <w:numId w:val="18"/>
         </w:numPr>
         <w:rPr>
           <w:lang w:val="sr-Latn-CS"/>
@@ -10133,15 +11480,34 @@
         <w:rPr>
           <w:lang w:val="sr-Latn-CS"/>
         </w:rPr>
-        <w:t>dbLogin – loguje korisnika i vraća SID</w:t>
-      </w:r>
-    </w:p>
-    <w:p>
-      <w:pPr>
+        <w:t xml:space="preserve">getUserOr404 </w:t>
+      </w:r>
+      <w:r>
+        <w:rPr>
+          <w:lang w:val="sr-Latn-CS"/>
+        </w:rPr>
+        <w:t>–</w:t>
+      </w:r>
+      <w:r>
+        <w:rPr>
+          <w:lang w:val="sr-Latn-CS"/>
+        </w:rPr>
+        <w:t xml:space="preserve"> pokušava da nađe korisnika na osnovu id-a u bazi, vraća statusni kod 404 ukoliko ne postoji,</w:t>
+      </w:r>
+      <w:r>
+        <w:rPr>
+          <w:lang w:val="sr-Latn-CS"/>
+        </w:rPr>
+        <w:t xml:space="preserve"> </w:t>
+      </w:r>
+    </w:p>
+    <w:p>
+      <w:pPr>
+        <w:pStyle w:val="ListParagraph"/>
         <w:widowControl/>
         <w:numPr>
           <w:ilvl w:val="0"/>
-          <w:numId w:val="17"/>
+          <w:numId w:val="18"/>
         </w:numPr>
         <w:rPr>
           <w:lang w:val="sr-Latn-CS"/>
@@ -10151,15 +11517,34 @@
         <w:rPr>
           <w:lang w:val="sr-Latn-CS"/>
         </w:rPr>
-        <w:t>dbGetClanName – vraća ime člana po jeziku i SID-u</w:t>
-      </w:r>
-    </w:p>
-    <w:p>
-      <w:pPr>
+        <w:t xml:space="preserve">getUser </w:t>
+      </w:r>
+      <w:r>
+        <w:rPr>
+          <w:lang w:val="sr-Latn-CS"/>
+        </w:rPr>
+        <w:t>–</w:t>
+      </w:r>
+      <w:r>
+        <w:rPr>
+          <w:lang w:val="sr-Latn-CS"/>
+        </w:rPr>
+        <w:t xml:space="preserve"> vraća korisnika na osnovu id-a prosleđenog kao parametar HTTP zahteva</w:t>
+      </w:r>
+      <w:r>
+        <w:rPr>
+          <w:lang w:val="sr-Latn-CS"/>
+        </w:rPr>
+        <w:t>,</w:t>
+      </w:r>
+    </w:p>
+    <w:p>
+      <w:pPr>
+        <w:pStyle w:val="ListParagraph"/>
         <w:widowControl/>
         <w:numPr>
           <w:ilvl w:val="0"/>
-          <w:numId w:val="17"/>
+          <w:numId w:val="18"/>
         </w:numPr>
         <w:rPr>
           <w:lang w:val="sr-Latn-CS"/>
@@ -10169,15 +11554,29 @@
         <w:rPr>
           <w:lang w:val="sr-Latn-CS"/>
         </w:rPr>
-        <w:t>dbGetLaboratoryName – vraća naziv laboratorije za zadati jezik</w:t>
-      </w:r>
-    </w:p>
-    <w:p>
-      <w:pPr>
+        <w:lastRenderedPageBreak/>
+        <w:t xml:space="preserve">getUsers </w:t>
+      </w:r>
+      <w:r>
+        <w:rPr>
+          <w:lang w:val="sr-Latn-CS"/>
+        </w:rPr>
+        <w:t>–</w:t>
+      </w:r>
+      <w:r>
+        <w:rPr>
+          <w:lang w:val="sr-Latn-CS"/>
+        </w:rPr>
+        <w:t xml:space="preserve"> vraća sve korisnike,</w:t>
+      </w:r>
+    </w:p>
+    <w:p>
+      <w:pPr>
+        <w:pStyle w:val="ListParagraph"/>
         <w:widowControl/>
         <w:numPr>
           <w:ilvl w:val="0"/>
-          <w:numId w:val="17"/>
+          <w:numId w:val="18"/>
         </w:numPr>
         <w:rPr>
           <w:lang w:val="sr-Latn-CS"/>
@@ -10187,15 +11586,16 @@
         <w:rPr>
           <w:lang w:val="sr-Latn-CS"/>
         </w:rPr>
-        <w:t>dbGetLaboratoryDesc – vraća opis laboratorije za zadati jezik</w:t>
-      </w:r>
-    </w:p>
-    <w:p>
-      <w:pPr>
+        <w:t>getUserByUsername – vraća korisnika na osnovu korisničkog imena prosleđenog kao parametar HTTP zahteva,</w:t>
+      </w:r>
+    </w:p>
+    <w:p>
+      <w:pPr>
+        <w:pStyle w:val="ListParagraph"/>
         <w:widowControl/>
         <w:numPr>
           <w:ilvl w:val="0"/>
-          <w:numId w:val="17"/>
+          <w:numId w:val="18"/>
         </w:numPr>
         <w:rPr>
           <w:lang w:val="sr-Latn-CS"/>
@@ -10205,29 +11605,1527 @@
         <w:rPr>
           <w:lang w:val="sr-Latn-CS"/>
         </w:rPr>
-        <w:lastRenderedPageBreak/>
-        <w:t>dbGetLang – vraća rezultat upita nad jezicima definisanim u bazi podataka</w:t>
-      </w:r>
-    </w:p>
-    <w:p>
-      <w:pPr>
+        <w:t xml:space="preserve">createUser </w:t>
+      </w:r>
+      <w:r>
+        <w:rPr>
+          <w:lang w:val="sr-Latn-CS"/>
+        </w:rPr>
+        <w:t>–</w:t>
+      </w:r>
+      <w:r>
+        <w:rPr>
+          <w:lang w:val="sr-Latn-CS"/>
+        </w:rPr>
+        <w:t xml:space="preserve"> upisuje novog korisnika u bazu na osnovu parametra prosleđenih kroz telo HTTP zahteva</w:t>
+      </w:r>
+      <w:r>
+        <w:rPr>
+          <w:lang w:val="sr-Latn-CS"/>
+        </w:rPr>
+        <w:t>,</w:t>
+      </w:r>
+      <w:r>
+        <w:rPr>
+          <w:lang w:val="sr-Latn-CS"/>
+        </w:rPr>
+        <w:t xml:space="preserve"> vrši provere parametara pre nego što korisnika prosledi bazi,</w:t>
+      </w:r>
+    </w:p>
+    <w:p>
+      <w:pPr>
+        <w:pStyle w:val="ListParagraph"/>
         <w:widowControl/>
         <w:numPr>
           <w:ilvl w:val="0"/>
-          <w:numId w:val="17"/>
+          <w:numId w:val="18"/>
         </w:numPr>
         <w:rPr>
-          <w:highlight w:val="yellow"/>
-          <w:lang w:val="sr-Latn-CS"/>
-        </w:rPr>
-      </w:pPr>
-      <w:r>
-        <w:rPr>
-          <w:highlight w:val="yellow"/>
-          <w:lang w:val="sr-Latn-CS"/>
-        </w:rPr>
-        <w:t>... – ostale funkcije</w:t>
-      </w:r>
+          <w:lang w:val="sr-Latn-CS"/>
+        </w:rPr>
+      </w:pPr>
+      <w:r>
+        <w:rPr>
+          <w:lang w:val="sr-Latn-CS"/>
+        </w:rPr>
+        <w:t>getPosts – vraća sve objave korisnika,</w:t>
+      </w:r>
+    </w:p>
+    <w:p>
+      <w:pPr>
+        <w:pStyle w:val="ListParagraph"/>
+        <w:widowControl/>
+        <w:numPr>
+          <w:ilvl w:val="0"/>
+          <w:numId w:val="18"/>
+        </w:numPr>
+        <w:rPr>
+          <w:lang w:val="sr-Latn-CS"/>
+        </w:rPr>
+      </w:pPr>
+      <w:r>
+        <w:rPr>
+          <w:lang w:val="sr-Latn-CS"/>
+        </w:rPr>
+        <w:t>removeUser – briše korinsika iz baze,</w:t>
+      </w:r>
+    </w:p>
+    <w:p>
+      <w:pPr>
+        <w:pStyle w:val="ListParagraph"/>
+        <w:widowControl/>
+        <w:numPr>
+          <w:ilvl w:val="0"/>
+          <w:numId w:val="18"/>
+        </w:numPr>
+        <w:rPr>
+          <w:lang w:val="sr-Latn-CS"/>
+        </w:rPr>
+      </w:pPr>
+      <w:r>
+        <w:rPr>
+          <w:lang w:val="sr-Latn-CS"/>
+        </w:rPr>
+        <w:t>updateUsername – ažurira korisničko ime korisnika,</w:t>
+      </w:r>
+    </w:p>
+    <w:p>
+      <w:pPr>
+        <w:pStyle w:val="ListParagraph"/>
+        <w:widowControl/>
+        <w:numPr>
+          <w:ilvl w:val="0"/>
+          <w:numId w:val="18"/>
+        </w:numPr>
+        <w:rPr>
+          <w:lang w:val="sr-Latn-CS"/>
+        </w:rPr>
+      </w:pPr>
+      <w:r>
+        <w:rPr>
+          <w:lang w:val="sr-Latn-CS"/>
+        </w:rPr>
+        <w:t>updatePassword – ažurira lozinku korisnika,</w:t>
+      </w:r>
+    </w:p>
+    <w:p>
+      <w:pPr>
+        <w:pStyle w:val="ListParagraph"/>
+        <w:widowControl/>
+        <w:numPr>
+          <w:ilvl w:val="0"/>
+          <w:numId w:val="18"/>
+        </w:numPr>
+        <w:rPr>
+          <w:lang w:val="sr-Latn-CS"/>
+        </w:rPr>
+      </w:pPr>
+      <w:r>
+        <w:rPr>
+          <w:lang w:val="sr-Latn-CS"/>
+        </w:rPr>
+        <w:t>follow – zapraćuje korisnika na osnovu id-eva prosleđenih u telu HTTP zahteva,</w:t>
+      </w:r>
+    </w:p>
+    <w:p>
+      <w:pPr>
+        <w:pStyle w:val="ListParagraph"/>
+        <w:widowControl/>
+        <w:numPr>
+          <w:ilvl w:val="0"/>
+          <w:numId w:val="18"/>
+        </w:numPr>
+        <w:rPr>
+          <w:lang w:val="sr-Latn-CS"/>
+        </w:rPr>
+      </w:pPr>
+      <w:r>
+        <w:rPr>
+          <w:lang w:val="sr-Latn-CS"/>
+        </w:rPr>
+        <w:t xml:space="preserve">unfollow – </w:t>
+      </w:r>
+      <w:r>
+        <w:rPr>
+          <w:lang w:val="sr-Latn-CS"/>
+        </w:rPr>
+        <w:t>ot</w:t>
+      </w:r>
+      <w:r>
+        <w:rPr>
+          <w:lang w:val="sr-Latn-CS"/>
+        </w:rPr>
+        <w:t>praćuje korisnika na osnovu id-eva prosleđenih u telu HTTP zahteva,</w:t>
+      </w:r>
+    </w:p>
+    <w:p>
+      <w:pPr>
+        <w:pStyle w:val="ListParagraph"/>
+        <w:widowControl/>
+        <w:numPr>
+          <w:ilvl w:val="0"/>
+          <w:numId w:val="18"/>
+        </w:numPr>
+        <w:rPr>
+          <w:lang w:val="sr-Latn-CS"/>
+        </w:rPr>
+      </w:pPr>
+      <w:r>
+        <w:rPr>
+          <w:lang w:val="sr-Latn-CS"/>
+        </w:rPr>
+        <w:t>getFollowers – vraća sve pratioce korisnika,</w:t>
+      </w:r>
+    </w:p>
+    <w:p>
+      <w:pPr>
+        <w:pStyle w:val="ListParagraph"/>
+        <w:widowControl/>
+        <w:numPr>
+          <w:ilvl w:val="0"/>
+          <w:numId w:val="18"/>
+        </w:numPr>
+        <w:rPr>
+          <w:lang w:val="sr-Latn-CS"/>
+        </w:rPr>
+      </w:pPr>
+      <w:r>
+        <w:rPr>
+          <w:lang w:val="sr-Latn-CS"/>
+        </w:rPr>
+        <w:t>getFollowing – vraća sve korisnike koje korisnik prati,</w:t>
+      </w:r>
+    </w:p>
+    <w:p>
+      <w:pPr>
+        <w:pStyle w:val="ListParagraph"/>
+        <w:widowControl/>
+        <w:numPr>
+          <w:ilvl w:val="0"/>
+          <w:numId w:val="18"/>
+        </w:numPr>
+        <w:rPr>
+          <w:lang w:val="sr-Latn-CS"/>
+        </w:rPr>
+      </w:pPr>
+      <w:r>
+        <w:rPr>
+          <w:lang w:val="sr-Latn-CS"/>
+        </w:rPr>
+        <w:t>getOutfits – vraća sve odevne kombinacije koje je korisnik napravio,</w:t>
+      </w:r>
+    </w:p>
+    <w:p>
+      <w:pPr>
+        <w:pStyle w:val="ListParagraph"/>
+        <w:widowControl/>
+        <w:numPr>
+          <w:ilvl w:val="0"/>
+          <w:numId w:val="18"/>
+        </w:numPr>
+        <w:rPr>
+          <w:lang w:val="sr-Latn-CS"/>
+        </w:rPr>
+      </w:pPr>
+      <w:r>
+        <w:rPr>
+          <w:lang w:val="sr-Latn-CS"/>
+        </w:rPr>
+        <w:t>logIn – prijavljuje korisnika na društvenu mrežu proverom parametara prosleđenihputem tela HTTP zahteva.</w:t>
+      </w:r>
+    </w:p>
+    <w:p>
+      <w:pPr>
+        <w:widowControl/>
+        <w:ind w:left="709"/>
+        <w:rPr>
+          <w:lang w:val="sr-Latn-CS"/>
+        </w:rPr>
+      </w:pPr>
+      <w:r>
+        <w:rPr>
+          <w:lang w:val="sr-Latn-CS"/>
+        </w:rPr>
+        <w:t xml:space="preserve"> </w:t>
+      </w:r>
+    </w:p>
+    <w:p>
+      <w:pPr>
+        <w:widowControl/>
+        <w:ind w:left="709"/>
+        <w:rPr>
+          <w:lang w:val="sr-Latn-CS"/>
+        </w:rPr>
+      </w:pPr>
+      <w:r>
+        <w:rPr>
+          <w:lang w:val="sr-Latn-CS"/>
+        </w:rPr>
+        <w:t xml:space="preserve">Kod kontrolera objava (postController) atributi klase označavaju: </w:t>
+      </w:r>
+    </w:p>
+    <w:p>
+      <w:pPr>
+        <w:pStyle w:val="ListParagraph"/>
+        <w:widowControl/>
+        <w:numPr>
+          <w:ilvl w:val="0"/>
+          <w:numId w:val="18"/>
+        </w:numPr>
+        <w:rPr>
+          <w:lang w:val="sr-Latn-CS"/>
+        </w:rPr>
+      </w:pPr>
+      <w:r>
+        <w:rPr>
+          <w:lang w:val="sr-Latn-CS"/>
+        </w:rPr>
+        <w:t>UserModel – Mongoose Schema koju generiše model user, a u suštini predstavlja tabelu user u DBMS-u.</w:t>
+      </w:r>
+    </w:p>
+    <w:p>
+      <w:pPr>
+        <w:pStyle w:val="ListParagraph"/>
+        <w:widowControl/>
+        <w:numPr>
+          <w:ilvl w:val="0"/>
+          <w:numId w:val="18"/>
+        </w:numPr>
+        <w:rPr>
+          <w:lang w:val="sr-Latn-CS"/>
+        </w:rPr>
+      </w:pPr>
+      <w:r>
+        <w:rPr>
+          <w:lang w:val="sr-Latn-CS"/>
+        </w:rPr>
+        <w:t>PostModel – Mongoose Schema koju generiše model post, a u suštini predstavlja tabelu post u DBMS-u.</w:t>
+      </w:r>
+    </w:p>
+    <w:p>
+      <w:pPr>
+        <w:pStyle w:val="ListParagraph"/>
+        <w:widowControl/>
+        <w:numPr>
+          <w:ilvl w:val="0"/>
+          <w:numId w:val="18"/>
+        </w:numPr>
+        <w:rPr>
+          <w:lang w:val="sr-Latn-CS"/>
+        </w:rPr>
+      </w:pPr>
+      <w:r>
+        <w:rPr>
+          <w:lang w:val="sr-Latn-CS"/>
+        </w:rPr>
+        <w:t xml:space="preserve">CommentModel – Mongoose Schema koju generiše model comment, a u suštini predstavlja tabelu </w:t>
+      </w:r>
+      <w:r>
+        <w:rPr>
+          <w:lang w:val="sr-Latn-CS"/>
+        </w:rPr>
+        <w:t xml:space="preserve">comment </w:t>
+      </w:r>
+      <w:r>
+        <w:rPr>
+          <w:lang w:val="sr-Latn-CS"/>
+        </w:rPr>
+        <w:t>u DBMS-u.</w:t>
+      </w:r>
+    </w:p>
+    <w:p>
+      <w:pPr>
+        <w:pStyle w:val="ListParagraph"/>
+        <w:widowControl/>
+        <w:numPr>
+          <w:ilvl w:val="0"/>
+          <w:numId w:val="18"/>
+        </w:numPr>
+        <w:rPr>
+          <w:lang w:val="sr-Latn-CS"/>
+        </w:rPr>
+      </w:pPr>
+      <w:r>
+        <w:rPr>
+          <w:lang w:val="sr-Latn-CS"/>
+        </w:rPr>
+        <w:t xml:space="preserve">OutfitModel – Mongoose Schema koju generiše model outfit, a u suštini predstavlja tabelu </w:t>
+      </w:r>
+      <w:r>
+        <w:rPr>
+          <w:lang w:val="sr-Latn-CS"/>
+        </w:rPr>
+        <w:t xml:space="preserve">outfit </w:t>
+      </w:r>
+      <w:r>
+        <w:rPr>
+          <w:lang w:val="sr-Latn-CS"/>
+        </w:rPr>
+        <w:t>u DBMS-u.</w:t>
+      </w:r>
+    </w:p>
+    <w:p>
+      <w:pPr>
+        <w:pStyle w:val="ListParagraph"/>
+        <w:widowControl/>
+        <w:ind w:left="709"/>
+        <w:rPr>
+          <w:lang w:val="sr-Latn-CS"/>
+        </w:rPr>
+      </w:pPr>
+    </w:p>
+    <w:p>
+      <w:pPr>
+        <w:pStyle w:val="ListParagraph"/>
+        <w:widowControl/>
+        <w:ind w:left="709"/>
+        <w:rPr>
+          <w:lang w:val="sr-Latn-CS"/>
+        </w:rPr>
+      </w:pPr>
+      <w:r>
+        <w:rPr>
+          <w:lang w:val="sr-Latn-CS"/>
+        </w:rPr>
+        <w:t>Funkcije klase obavljaju sledeće zadatke:</w:t>
+      </w:r>
+    </w:p>
+    <w:p>
+      <w:pPr>
+        <w:pStyle w:val="ListParagraph"/>
+        <w:widowControl/>
+        <w:numPr>
+          <w:ilvl w:val="0"/>
+          <w:numId w:val="18"/>
+        </w:numPr>
+        <w:rPr>
+          <w:lang w:val="sr-Latn-CS"/>
+        </w:rPr>
+      </w:pPr>
+      <w:r>
+        <w:rPr>
+          <w:lang w:val="sr-Latn-CS"/>
+        </w:rPr>
+        <w:t xml:space="preserve">getPostOr404– pokušava da nađe objavu na osnovu id-a u bazi, vraća statusni kod 404 ukoliko ne postoji, </w:t>
+      </w:r>
+    </w:p>
+    <w:p>
+      <w:pPr>
+        <w:pStyle w:val="ListParagraph"/>
+        <w:widowControl/>
+        <w:numPr>
+          <w:ilvl w:val="0"/>
+          <w:numId w:val="18"/>
+        </w:numPr>
+        <w:rPr>
+          <w:lang w:val="sr-Latn-CS"/>
+        </w:rPr>
+      </w:pPr>
+      <w:r>
+        <w:rPr>
+          <w:lang w:val="sr-Latn-CS"/>
+        </w:rPr>
+        <w:t xml:space="preserve">getUserOr404 – pokušava da nađe korisnika na osnovu id-a u bazi, vraća statusni kod 404 ukoliko ne postoji, </w:t>
+      </w:r>
+    </w:p>
+    <w:p>
+      <w:pPr>
+        <w:pStyle w:val="ListParagraph"/>
+        <w:widowControl/>
+        <w:numPr>
+          <w:ilvl w:val="0"/>
+          <w:numId w:val="18"/>
+        </w:numPr>
+        <w:rPr>
+          <w:lang w:val="sr-Latn-CS"/>
+        </w:rPr>
+      </w:pPr>
+      <w:r>
+        <w:rPr>
+          <w:lang w:val="sr-Latn-CS"/>
+        </w:rPr>
+        <w:t>getPost – vraća post na osnovu id-a prosleđenog kao parametar HTTP zahteva,</w:t>
+      </w:r>
+    </w:p>
+    <w:p>
+      <w:pPr>
+        <w:pStyle w:val="ListParagraph"/>
+        <w:widowControl/>
+        <w:numPr>
+          <w:ilvl w:val="0"/>
+          <w:numId w:val="18"/>
+        </w:numPr>
+        <w:rPr>
+          <w:lang w:val="sr-Latn-CS"/>
+        </w:rPr>
+      </w:pPr>
+      <w:r>
+        <w:rPr>
+          <w:lang w:val="sr-Latn-CS"/>
+        </w:rPr>
+        <w:t>getPosts – vraća sve objave,</w:t>
+      </w:r>
+    </w:p>
+    <w:p>
+      <w:pPr>
+        <w:pStyle w:val="ListParagraph"/>
+        <w:widowControl/>
+        <w:numPr>
+          <w:ilvl w:val="0"/>
+          <w:numId w:val="18"/>
+        </w:numPr>
+        <w:rPr>
+          <w:lang w:val="sr-Latn-CS"/>
+        </w:rPr>
+      </w:pPr>
+      <w:r>
+        <w:rPr>
+          <w:lang w:val="sr-Latn-CS"/>
+        </w:rPr>
+        <w:t>getUserByUsername – vraća korisnika na osnovu korisničkog imena prosleđenog kao parametar HTTP zahteva,</w:t>
+      </w:r>
+    </w:p>
+    <w:p>
+      <w:pPr>
+        <w:pStyle w:val="ListParagraph"/>
+        <w:widowControl/>
+        <w:numPr>
+          <w:ilvl w:val="0"/>
+          <w:numId w:val="18"/>
+        </w:numPr>
+        <w:rPr>
+          <w:lang w:val="sr-Latn-CS"/>
+        </w:rPr>
+      </w:pPr>
+      <w:r>
+        <w:rPr>
+          <w:lang w:val="sr-Latn-CS"/>
+        </w:rPr>
+        <w:t>createPosts – upisuje novu objavu u bazu na osnovu parametra prosleđenih kroz telo HTTP zahteva, vrši provere parametara pre nego što objavu prosledi bazi,</w:t>
+      </w:r>
+    </w:p>
+    <w:p>
+      <w:pPr>
+        <w:pStyle w:val="ListParagraph"/>
+        <w:widowControl/>
+        <w:numPr>
+          <w:ilvl w:val="0"/>
+          <w:numId w:val="18"/>
+        </w:numPr>
+        <w:rPr>
+          <w:lang w:val="sr-Latn-CS"/>
+        </w:rPr>
+      </w:pPr>
+      <w:r>
+        <w:rPr>
+          <w:lang w:val="sr-Latn-CS"/>
+        </w:rPr>
+        <w:t>like – ostavlja oznaku “sviđa mi se“ od strane datog korisnika,</w:t>
+      </w:r>
+    </w:p>
+    <w:p>
+      <w:pPr>
+        <w:pStyle w:val="ListParagraph"/>
+        <w:widowControl/>
+        <w:numPr>
+          <w:ilvl w:val="0"/>
+          <w:numId w:val="18"/>
+        </w:numPr>
+        <w:rPr>
+          <w:lang w:val="sr-Latn-CS"/>
+        </w:rPr>
+      </w:pPr>
+      <w:r>
+        <w:rPr>
+          <w:lang w:val="sr-Latn-CS"/>
+        </w:rPr>
+        <w:t>unlike – uklanja oznaku “sviđa mi se“ od strane datog korisnika,</w:t>
+      </w:r>
+    </w:p>
+    <w:p>
+      <w:pPr>
+        <w:pStyle w:val="ListParagraph"/>
+        <w:widowControl/>
+        <w:numPr>
+          <w:ilvl w:val="0"/>
+          <w:numId w:val="18"/>
+        </w:numPr>
+        <w:rPr>
+          <w:lang w:val="sr-Latn-CS"/>
+        </w:rPr>
+      </w:pPr>
+      <w:r>
+        <w:rPr>
+          <w:lang w:val="sr-Latn-CS"/>
+        </w:rPr>
+        <w:t>addComment – dodaje komentar da se prikaže ispod objave,</w:t>
+      </w:r>
+    </w:p>
+    <w:p>
+      <w:pPr>
+        <w:pStyle w:val="ListParagraph"/>
+        <w:widowControl/>
+        <w:numPr>
+          <w:ilvl w:val="0"/>
+          <w:numId w:val="18"/>
+        </w:numPr>
+        <w:rPr>
+          <w:lang w:val="sr-Latn-CS"/>
+        </w:rPr>
+      </w:pPr>
+      <w:r>
+        <w:rPr>
+          <w:lang w:val="sr-Latn-CS"/>
+        </w:rPr>
+        <w:t>getComments – vraća sve komentare ispod objave,</w:t>
+      </w:r>
+    </w:p>
+    <w:p>
+      <w:pPr>
+        <w:pStyle w:val="ListParagraph"/>
+        <w:widowControl/>
+        <w:numPr>
+          <w:ilvl w:val="0"/>
+          <w:numId w:val="18"/>
+        </w:numPr>
+        <w:rPr>
+          <w:lang w:val="sr-Latn-CS"/>
+        </w:rPr>
+      </w:pPr>
+      <w:r>
+        <w:rPr>
+          <w:lang w:val="sr-Latn-CS"/>
+        </w:rPr>
+        <w:t>deletePost – briše datu objavu.</w:t>
+      </w:r>
+    </w:p>
+    <w:p>
+      <w:pPr>
+        <w:widowControl/>
+        <w:ind w:left="709"/>
+        <w:rPr>
+          <w:lang w:val="sr-Latn-CS"/>
+        </w:rPr>
+      </w:pPr>
+    </w:p>
+    <w:p>
+      <w:pPr>
+        <w:widowControl/>
+        <w:ind w:left="709"/>
+        <w:rPr>
+          <w:lang w:val="sr-Latn-CS"/>
+        </w:rPr>
+      </w:pPr>
+    </w:p>
+    <w:p>
+      <w:pPr>
+        <w:widowControl/>
+        <w:ind w:left="709"/>
+        <w:rPr>
+          <w:lang w:val="sr-Latn-CS"/>
+        </w:rPr>
+      </w:pPr>
+      <w:r>
+        <w:rPr>
+          <w:lang w:val="sr-Latn-CS"/>
+        </w:rPr>
+        <w:t xml:space="preserve">Kod kontrolera odevne kombinacije (outfitController) atributi klase označavaju: </w:t>
+      </w:r>
+    </w:p>
+    <w:p>
+      <w:pPr>
+        <w:pStyle w:val="ListParagraph"/>
+        <w:widowControl/>
+        <w:numPr>
+          <w:ilvl w:val="0"/>
+          <w:numId w:val="18"/>
+        </w:numPr>
+        <w:rPr>
+          <w:lang w:val="sr-Latn-CS"/>
+        </w:rPr>
+      </w:pPr>
+      <w:r>
+        <w:rPr>
+          <w:lang w:val="sr-Latn-CS"/>
+        </w:rPr>
+        <w:t>UserModel – Mongoose Schema koju generiše model user, a u suštini predstavlja tabelu user u DBMS-u.</w:t>
+      </w:r>
+    </w:p>
+    <w:p>
+      <w:pPr>
+        <w:pStyle w:val="ListParagraph"/>
+        <w:widowControl/>
+        <w:numPr>
+          <w:ilvl w:val="0"/>
+          <w:numId w:val="18"/>
+        </w:numPr>
+        <w:rPr>
+          <w:lang w:val="sr-Latn-CS"/>
+        </w:rPr>
+      </w:pPr>
+      <w:r>
+        <w:rPr>
+          <w:lang w:val="sr-Latn-CS"/>
+        </w:rPr>
+        <w:t>GarmentModel – Mongoose Schema koju generiše model</w:t>
+      </w:r>
+      <w:r>
+        <w:rPr>
+          <w:lang w:val="sr-Latn-CS"/>
+        </w:rPr>
+        <w:t xml:space="preserve"> garment</w:t>
+      </w:r>
+      <w:r>
+        <w:rPr>
+          <w:lang w:val="sr-Latn-CS"/>
+        </w:rPr>
+        <w:t>, a u suštini predstavlja tabelu post u DBMS-u.</w:t>
+      </w:r>
+    </w:p>
+    <w:p>
+      <w:pPr>
+        <w:pStyle w:val="ListParagraph"/>
+        <w:widowControl/>
+        <w:numPr>
+          <w:ilvl w:val="0"/>
+          <w:numId w:val="18"/>
+        </w:numPr>
+        <w:rPr>
+          <w:lang w:val="sr-Latn-CS"/>
+        </w:rPr>
+      </w:pPr>
+      <w:r>
+        <w:rPr>
+          <w:lang w:val="sr-Latn-CS"/>
+        </w:rPr>
+        <w:t>OutfitModel– Mongoose Schema koju generiše model</w:t>
+      </w:r>
+      <w:r>
+        <w:rPr>
+          <w:lang w:val="sr-Latn-CS"/>
+        </w:rPr>
+        <w:t xml:space="preserve"> outfit</w:t>
+      </w:r>
+      <w:r>
+        <w:rPr>
+          <w:lang w:val="sr-Latn-CS"/>
+        </w:rPr>
+        <w:t xml:space="preserve">, a u suštini predstavlja tabelu </w:t>
+      </w:r>
+      <w:r>
+        <w:rPr>
+          <w:lang w:val="sr-Latn-CS"/>
+        </w:rPr>
+        <w:t xml:space="preserve">outfit </w:t>
+      </w:r>
+      <w:r>
+        <w:rPr>
+          <w:lang w:val="sr-Latn-CS"/>
+        </w:rPr>
+        <w:t>u DBMS-u.</w:t>
+      </w:r>
+    </w:p>
+    <w:p>
+      <w:pPr>
+        <w:widowControl/>
+        <w:ind w:left="709"/>
+        <w:rPr>
+          <w:lang w:val="sr-Latn-CS"/>
+        </w:rPr>
+      </w:pPr>
+    </w:p>
+    <w:p>
+      <w:pPr>
+        <w:widowControl/>
+        <w:ind w:left="709"/>
+        <w:rPr>
+          <w:lang w:val="sr-Latn-CS"/>
+        </w:rPr>
+      </w:pPr>
+      <w:r>
+        <w:rPr>
+          <w:lang w:val="sr-Latn-CS"/>
+        </w:rPr>
+        <w:t>Funkcije klase obavljaju sledeće zadatke:</w:t>
+      </w:r>
+    </w:p>
+    <w:p>
+      <w:pPr>
+        <w:pStyle w:val="ListParagraph"/>
+        <w:widowControl/>
+        <w:numPr>
+          <w:ilvl w:val="0"/>
+          <w:numId w:val="18"/>
+        </w:numPr>
+        <w:rPr>
+          <w:lang w:val="sr-Latn-CS"/>
+        </w:rPr>
+      </w:pPr>
+      <w:r>
+        <w:rPr>
+          <w:lang w:val="sr-Latn-CS"/>
+        </w:rPr>
+        <w:t xml:space="preserve">getOutfit </w:t>
+      </w:r>
+      <w:r>
+        <w:rPr>
+          <w:lang w:val="sr-Latn-CS"/>
+        </w:rPr>
+        <w:t>–</w:t>
+      </w:r>
+      <w:r>
+        <w:rPr>
+          <w:lang w:val="sr-Latn-CS"/>
+        </w:rPr>
+        <w:t xml:space="preserve"> vraća odevnu kombinacijom na osnovu id-a, </w:t>
+      </w:r>
+    </w:p>
+    <w:p>
+      <w:pPr>
+        <w:pStyle w:val="ListParagraph"/>
+        <w:widowControl/>
+        <w:numPr>
+          <w:ilvl w:val="0"/>
+          <w:numId w:val="18"/>
+        </w:numPr>
+        <w:rPr>
+          <w:lang w:val="sr-Latn-CS"/>
+        </w:rPr>
+      </w:pPr>
+      <w:r>
+        <w:rPr>
+          <w:lang w:val="sr-Latn-CS"/>
+        </w:rPr>
+        <w:t xml:space="preserve">create Outfit </w:t>
+      </w:r>
+      <w:r>
+        <w:rPr>
+          <w:lang w:val="sr-Latn-CS"/>
+        </w:rPr>
+        <w:t>–</w:t>
+      </w:r>
+      <w:r>
+        <w:rPr>
+          <w:lang w:val="sr-Latn-CS"/>
+        </w:rPr>
+        <w:t xml:space="preserve"> upisuje novu odevnu kombinaciju u bazu,</w:t>
+      </w:r>
+    </w:p>
+    <w:p>
+      <w:pPr>
+        <w:pStyle w:val="ListParagraph"/>
+        <w:widowControl/>
+        <w:numPr>
+          <w:ilvl w:val="0"/>
+          <w:numId w:val="18"/>
+        </w:numPr>
+        <w:rPr>
+          <w:lang w:val="sr-Latn-CS"/>
+        </w:rPr>
+      </w:pPr>
+      <w:r>
+        <w:rPr>
+          <w:lang w:val="sr-Latn-CS"/>
+        </w:rPr>
+        <w:t xml:space="preserve">addGarment </w:t>
+      </w:r>
+      <w:r>
+        <w:rPr>
+          <w:lang w:val="sr-Latn-CS"/>
+        </w:rPr>
+        <w:t>–</w:t>
+      </w:r>
+      <w:r>
+        <w:rPr>
+          <w:lang w:val="sr-Latn-CS"/>
+        </w:rPr>
+        <w:t xml:space="preserve"> dodaje artikal u postojeću odevnu kombinaciju,</w:t>
+      </w:r>
+      <w:r>
+        <w:rPr>
+          <w:lang w:val="sr-Latn-CS"/>
+        </w:rPr>
+        <w:t xml:space="preserve"> </w:t>
+      </w:r>
+      <w:r>
+        <w:rPr>
+          <w:lang w:val="sr-Latn-CS"/>
+        </w:rPr>
+        <w:t xml:space="preserve"> </w:t>
+      </w:r>
+    </w:p>
+    <w:p>
+      <w:pPr>
+        <w:pStyle w:val="ListParagraph"/>
+        <w:widowControl/>
+        <w:numPr>
+          <w:ilvl w:val="0"/>
+          <w:numId w:val="18"/>
+        </w:numPr>
+        <w:rPr>
+          <w:lang w:val="sr-Latn-CS"/>
+        </w:rPr>
+      </w:pPr>
+      <w:r>
+        <w:rPr>
+          <w:lang w:val="sr-Latn-CS"/>
+        </w:rPr>
+        <w:t xml:space="preserve">deleteOutfit </w:t>
+      </w:r>
+      <w:r>
+        <w:rPr>
+          <w:lang w:val="sr-Latn-CS"/>
+        </w:rPr>
+        <w:t xml:space="preserve">– </w:t>
+      </w:r>
+      <w:r>
+        <w:rPr>
+          <w:lang w:val="sr-Latn-CS"/>
+        </w:rPr>
+        <w:t>briše odevnu kombinaciju iz baze.</w:t>
+      </w:r>
+    </w:p>
+    <w:p>
+      <w:pPr>
+        <w:widowControl/>
+        <w:ind w:left="709"/>
+        <w:rPr>
+          <w:lang w:val="sr-Latn-CS"/>
+        </w:rPr>
+      </w:pPr>
+    </w:p>
+    <w:p>
+      <w:pPr>
+        <w:widowControl/>
+        <w:ind w:left="709"/>
+        <w:rPr>
+          <w:lang w:val="sr-Latn-CS"/>
+        </w:rPr>
+      </w:pPr>
+      <w:r>
+        <w:rPr>
+          <w:lang w:val="sr-Latn-CS"/>
+        </w:rPr>
+        <w:t xml:space="preserve">Kod kontrolera artikala (garmentController) atributi klase označavaju: </w:t>
+      </w:r>
+    </w:p>
+    <w:p>
+      <w:pPr>
+        <w:pStyle w:val="ListParagraph"/>
+        <w:widowControl/>
+        <w:numPr>
+          <w:ilvl w:val="0"/>
+          <w:numId w:val="18"/>
+        </w:numPr>
+        <w:rPr>
+          <w:lang w:val="sr-Latn-CS"/>
+        </w:rPr>
+      </w:pPr>
+      <w:r>
+        <w:rPr>
+          <w:lang w:val="sr-Latn-CS"/>
+        </w:rPr>
+        <w:t>GarmentModel – Mongoose Schema koju generiše model garment, a u suštini predstavlja tabelu garment u DBMS-u.</w:t>
+      </w:r>
+    </w:p>
+    <w:p>
+      <w:pPr>
+        <w:widowControl/>
+        <w:rPr>
+          <w:lang w:val="sr-Latn-CS"/>
+        </w:rPr>
+      </w:pPr>
+    </w:p>
+    <w:p>
+      <w:pPr>
+        <w:widowControl/>
+        <w:ind w:left="709"/>
+        <w:rPr>
+          <w:lang w:val="sr-Latn-CS"/>
+        </w:rPr>
+      </w:pPr>
+      <w:r>
+        <w:rPr>
+          <w:lang w:val="sr-Latn-CS"/>
+        </w:rPr>
+        <w:t>Funkcije klase obavljaju sledeće zadatke:</w:t>
+      </w:r>
+    </w:p>
+    <w:p>
+      <w:pPr>
+        <w:pStyle w:val="ListParagraph"/>
+        <w:widowControl/>
+        <w:numPr>
+          <w:ilvl w:val="0"/>
+          <w:numId w:val="18"/>
+        </w:numPr>
+        <w:rPr>
+          <w:lang w:val="sr-Latn-CS"/>
+        </w:rPr>
+      </w:pPr>
+      <w:r>
+        <w:rPr>
+          <w:lang w:val="sr-Latn-CS"/>
+        </w:rPr>
+        <w:t>getGarment – vraća artikal na osnovu id-a,</w:t>
+      </w:r>
+    </w:p>
+    <w:p>
+      <w:pPr>
+        <w:pStyle w:val="ListParagraph"/>
+        <w:widowControl/>
+        <w:numPr>
+          <w:ilvl w:val="0"/>
+          <w:numId w:val="18"/>
+        </w:numPr>
+        <w:rPr>
+          <w:lang w:val="sr-Latn-CS"/>
+        </w:rPr>
+      </w:pPr>
+      <w:r>
+        <w:rPr>
+          <w:lang w:val="sr-Latn-CS"/>
+        </w:rPr>
+        <w:t>createGarment – upisuje novi artikal u bazu,</w:t>
+      </w:r>
+    </w:p>
+    <w:p>
+      <w:pPr>
+        <w:pStyle w:val="ListParagraph"/>
+        <w:widowControl/>
+        <w:numPr>
+          <w:ilvl w:val="0"/>
+          <w:numId w:val="18"/>
+        </w:numPr>
+        <w:rPr>
+          <w:lang w:val="sr-Latn-CS"/>
+        </w:rPr>
+      </w:pPr>
+      <w:r>
+        <w:rPr>
+          <w:lang w:val="sr-Latn-CS"/>
+        </w:rPr>
+        <w:t>addImage –menja sliku artikla u bazi,</w:t>
+      </w:r>
+    </w:p>
+    <w:p>
+      <w:pPr>
+        <w:pStyle w:val="ListParagraph"/>
+        <w:widowControl/>
+        <w:numPr>
+          <w:ilvl w:val="0"/>
+          <w:numId w:val="18"/>
+        </w:numPr>
+        <w:rPr>
+          <w:lang w:val="sr-Latn-CS"/>
+        </w:rPr>
+      </w:pPr>
+      <w:r>
+        <w:rPr>
+          <w:lang w:val="sr-Latn-CS"/>
+        </w:rPr>
+        <w:t>addColor – menja boju artikla u bazi,</w:t>
+      </w:r>
+    </w:p>
+    <w:p>
+      <w:pPr>
+        <w:pStyle w:val="ListParagraph"/>
+        <w:widowControl/>
+        <w:numPr>
+          <w:ilvl w:val="0"/>
+          <w:numId w:val="18"/>
+        </w:numPr>
+        <w:rPr>
+          <w:lang w:val="sr-Latn-CS"/>
+        </w:rPr>
+      </w:pPr>
+      <w:r>
+        <w:rPr>
+          <w:lang w:val="sr-Latn-CS"/>
+        </w:rPr>
+        <w:t>addMaterial – menja materijal artikla u bazi,</w:t>
+      </w:r>
+    </w:p>
+    <w:p>
+      <w:pPr>
+        <w:pStyle w:val="ListParagraph"/>
+        <w:widowControl/>
+        <w:numPr>
+          <w:ilvl w:val="0"/>
+          <w:numId w:val="18"/>
+        </w:numPr>
+        <w:rPr>
+          <w:lang w:val="sr-Latn-CS"/>
+        </w:rPr>
+      </w:pPr>
+      <w:r>
+        <w:rPr>
+          <w:lang w:val="sr-Latn-CS"/>
+        </w:rPr>
+        <w:t>addGender – menja rod za koji je artikal namenjen u bazi,</w:t>
+      </w:r>
+    </w:p>
+    <w:p>
+      <w:pPr>
+        <w:pStyle w:val="ListParagraph"/>
+        <w:widowControl/>
+        <w:numPr>
+          <w:ilvl w:val="0"/>
+          <w:numId w:val="18"/>
+        </w:numPr>
+        <w:rPr>
+          <w:lang w:val="sr-Latn-CS"/>
+        </w:rPr>
+      </w:pPr>
+      <w:r>
+        <w:rPr>
+          <w:lang w:val="sr-Latn-CS"/>
+        </w:rPr>
+        <w:t>deleteGarment – briše artikal iz baze.</w:t>
+      </w:r>
+    </w:p>
+    <w:p>
+      <w:pPr>
+        <w:widowControl/>
+        <w:rPr>
+          <w:lang w:val="sr-Latn-CS"/>
+        </w:rPr>
+      </w:pPr>
+    </w:p>
+    <w:p>
+      <w:pPr>
+        <w:widowControl/>
+        <w:ind w:left="709"/>
+        <w:rPr>
+          <w:lang w:val="sr-Latn-CS"/>
+        </w:rPr>
+      </w:pPr>
+      <w:r>
+        <w:rPr>
+          <w:lang w:val="sr-Latn-CS"/>
+        </w:rPr>
+        <w:t xml:space="preserve">Kod kontrolera komentara (commentCOntroller) atributi klase označavaju: </w:t>
+      </w:r>
+    </w:p>
+    <w:p>
+      <w:pPr>
+        <w:pStyle w:val="ListParagraph"/>
+        <w:widowControl/>
+        <w:numPr>
+          <w:ilvl w:val="0"/>
+          <w:numId w:val="18"/>
+        </w:numPr>
+        <w:rPr>
+          <w:lang w:val="sr-Latn-CS"/>
+        </w:rPr>
+      </w:pPr>
+      <w:r>
+        <w:rPr>
+          <w:lang w:val="sr-Latn-CS"/>
+        </w:rPr>
+        <w:t>UserModel – Mongoose Schema koju generiše model user, a u suštini predstavlja tabelu user u DBMS-u,</w:t>
+      </w:r>
+    </w:p>
+    <w:p>
+      <w:pPr>
+        <w:pStyle w:val="ListParagraph"/>
+        <w:widowControl/>
+        <w:numPr>
+          <w:ilvl w:val="0"/>
+          <w:numId w:val="18"/>
+        </w:numPr>
+        <w:rPr>
+          <w:lang w:val="sr-Latn-CS"/>
+        </w:rPr>
+      </w:pPr>
+      <w:r>
+        <w:rPr>
+          <w:lang w:val="sr-Latn-CS"/>
+        </w:rPr>
+        <w:t>CommentModel – Mongoose Schema koju generiše model comment, a u suštini predstavlja tabelu comment u DBMS-u,</w:t>
+      </w:r>
+    </w:p>
+    <w:p>
+      <w:pPr>
+        <w:widowControl/>
+        <w:rPr>
+          <w:lang w:val="sr-Latn-CS"/>
+        </w:rPr>
+      </w:pPr>
+    </w:p>
+    <w:p>
+      <w:pPr>
+        <w:widowControl/>
+        <w:ind w:left="709"/>
+        <w:rPr>
+          <w:lang w:val="sr-Latn-CS"/>
+        </w:rPr>
+      </w:pPr>
+      <w:r>
+        <w:rPr>
+          <w:lang w:val="sr-Latn-CS"/>
+        </w:rPr>
+        <w:t>Funkcije klase obavljaju sledeće zadatke:</w:t>
+      </w:r>
+    </w:p>
+    <w:p>
+      <w:pPr>
+        <w:pStyle w:val="ListParagraph"/>
+        <w:widowControl/>
+        <w:numPr>
+          <w:ilvl w:val="0"/>
+          <w:numId w:val="18"/>
+        </w:numPr>
+        <w:rPr>
+          <w:lang w:val="sr-Latn-CS"/>
+        </w:rPr>
+      </w:pPr>
+      <w:r>
+        <w:rPr>
+          <w:lang w:val="sr-Latn-CS"/>
+        </w:rPr>
+        <w:t xml:space="preserve">getUserOr404 – pokušava da nađe korisnika na osnovu id-a u bazi, vraća statusni kod 404 ukoliko ne postoji, </w:t>
+      </w:r>
+    </w:p>
+    <w:p>
+      <w:pPr>
+        <w:pStyle w:val="ListParagraph"/>
+        <w:widowControl/>
+        <w:numPr>
+          <w:ilvl w:val="0"/>
+          <w:numId w:val="18"/>
+        </w:numPr>
+        <w:rPr>
+          <w:lang w:val="sr-Latn-CS"/>
+        </w:rPr>
+      </w:pPr>
+      <w:r>
+        <w:rPr>
+          <w:lang w:val="sr-Latn-CS"/>
+        </w:rPr>
+        <w:t>getComment – vraća komentar na osnovu id-a prosleđenog kao parametar HTTP zahteva,</w:t>
+      </w:r>
+    </w:p>
+    <w:p>
+      <w:pPr>
+        <w:pStyle w:val="ListParagraph"/>
+        <w:widowControl/>
+        <w:numPr>
+          <w:ilvl w:val="0"/>
+          <w:numId w:val="18"/>
+        </w:numPr>
+        <w:rPr>
+          <w:lang w:val="sr-Latn-CS"/>
+        </w:rPr>
+      </w:pPr>
+      <w:r>
+        <w:rPr>
+          <w:lang w:val="sr-Latn-CS"/>
+        </w:rPr>
+        <w:t>createComment – upisuje nov komentar u bazu na osnovu parametra prosleđenih kroz telo HTTP zahteva, vrši provere parametara pre nego što objavu prosledi bazi,</w:t>
+      </w:r>
+    </w:p>
+    <w:p>
+      <w:pPr>
+        <w:pStyle w:val="ListParagraph"/>
+        <w:widowControl/>
+        <w:numPr>
+          <w:ilvl w:val="0"/>
+          <w:numId w:val="18"/>
+        </w:numPr>
+        <w:rPr>
+          <w:lang w:val="sr-Latn-CS"/>
+        </w:rPr>
+      </w:pPr>
+      <w:r>
+        <w:rPr>
+          <w:lang w:val="sr-Latn-CS"/>
+        </w:rPr>
+        <w:t>like – ostavlja oznaku “sviđa mi se“ od strane datog korisnika,</w:t>
+      </w:r>
+    </w:p>
+    <w:p>
+      <w:pPr>
+        <w:pStyle w:val="ListParagraph"/>
+        <w:widowControl/>
+        <w:numPr>
+          <w:ilvl w:val="0"/>
+          <w:numId w:val="18"/>
+        </w:numPr>
+        <w:rPr>
+          <w:lang w:val="sr-Latn-CS"/>
+        </w:rPr>
+      </w:pPr>
+      <w:r>
+        <w:rPr>
+          <w:lang w:val="sr-Latn-CS"/>
+        </w:rPr>
+        <w:t>unlike – uklanja oznaku “sviđa mi se“ od strane datog korisnika,</w:t>
+      </w:r>
+    </w:p>
+    <w:p>
+      <w:pPr>
+        <w:pStyle w:val="ListParagraph"/>
+        <w:widowControl/>
+        <w:numPr>
+          <w:ilvl w:val="0"/>
+          <w:numId w:val="18"/>
+        </w:numPr>
+        <w:rPr>
+          <w:lang w:val="sr-Latn-CS"/>
+        </w:rPr>
+      </w:pPr>
+      <w:r>
+        <w:rPr>
+          <w:lang w:val="sr-Latn-CS"/>
+        </w:rPr>
+        <w:t>deleteComment – briše dat komentar iz baze.</w:t>
+      </w:r>
+    </w:p>
+    <w:p>
+      <w:pPr>
+        <w:widowControl/>
+        <w:rPr>
+          <w:lang w:val="sr-Latn-CS"/>
+        </w:rPr>
+      </w:pPr>
+    </w:p>
+    <w:p>
+      <w:pPr>
+        <w:widowControl/>
+        <w:ind w:left="709"/>
+        <w:rPr>
+          <w:lang w:val="sr-Latn-CS"/>
+        </w:rPr>
+      </w:pPr>
+    </w:p>
+    <w:p>
+      <w:pPr>
+        <w:widowControl/>
+        <w:ind w:left="720"/>
+      </w:pPr>
+      <w:r>
+        <w:rPr>
+          <w:lang w:val="sr-Latn-CS"/>
+        </w:rPr>
+        <w:t>Na sledećem UML dijagramu klasa pobrojane su funkcije za pristup podacima iz baze, specifi</w:t>
+      </w:r>
+      <w:r>
+        <w:t>čno funkcije za povezivanje sa bazom i funkcije za heširanje.</w:t>
+      </w:r>
+    </w:p>
+    <w:p>
+      <w:pPr>
+        <w:widowControl/>
+        <w:ind w:left="720"/>
+        <w:rPr>
+          <w:lang w:val="sr-Latn-CS"/>
+        </w:rPr>
+      </w:pPr>
+    </w:p>
+    <w:p>
+      <w:pPr>
+        <w:widowControl/>
+        <w:ind w:firstLine="720"/>
+        <w:rPr>
+          <w:lang w:val="sr-Latn-CS"/>
+        </w:rPr>
+      </w:pPr>
+      <w:r>
+        <w:rPr>
+          <w:noProof/>
+          <w:lang w:eastAsia="en-US"/>
+        </w:rPr>
+        <w:drawing>
+          <wp:inline distT="0" distB="0" distL="0" distR="0">
+            <wp:extent cx="2803534" cy="634181"/>
+            <wp:effectExtent l="0" t="0" r="0" b="0"/>
+            <wp:docPr id="24" name="Picture 24" descr="C:\Users\b\Downloads\tools.drawio.png"/>
+            <wp:cNvGraphicFramePr>
+              <a:graphicFrameLocks xmlns:a="http://schemas.openxmlformats.org/drawingml/2006/main" noChangeAspect="1"/>
+            </wp:cNvGraphicFramePr>
+            <a:graphic xmlns:a="http://schemas.openxmlformats.org/drawingml/2006/main">
+              <a:graphicData uri="http://schemas.openxmlformats.org/drawingml/2006/picture">
+                <pic:pic xmlns:pic="http://schemas.openxmlformats.org/drawingml/2006/picture">
+                  <pic:nvPicPr>
+                    <pic:cNvPr id="0" name="Picture 13" descr="C:\Users\b\Downloads\tools.drawio.png"/>
+                    <pic:cNvPicPr>
+                      <a:picLocks noChangeAspect="1" noChangeArrowheads="1"/>
+                    </pic:cNvPicPr>
+                  </pic:nvPicPr>
+                  <pic:blipFill>
+                    <a:blip r:embed="rId26">
+                      <a:extLst>
+                        <a:ext uri="{28A0092B-C50C-407E-A947-70E740481C1C}">
+                          <a14:useLocalDpi xmlns:a14="http://schemas.microsoft.com/office/drawing/2010/main" val="0"/>
+                        </a:ext>
+                      </a:extLst>
+                    </a:blip>
+                    <a:srcRect/>
+                    <a:stretch>
+                      <a:fillRect/>
+                    </a:stretch>
+                  </pic:blipFill>
+                  <pic:spPr bwMode="auto">
+                    <a:xfrm>
+                      <a:off x="0" y="0"/>
+                      <a:ext cx="2803299" cy="634128"/>
+                    </a:xfrm>
+                    <a:prstGeom prst="rect">
+                      <a:avLst/>
+                    </a:prstGeom>
+                    <a:noFill/>
+                    <a:ln>
+                      <a:noFill/>
+                    </a:ln>
+                  </pic:spPr>
+                </pic:pic>
+              </a:graphicData>
+            </a:graphic>
+          </wp:inline>
+        </w:drawing>
+      </w:r>
+    </w:p>
+    <w:p>
+      <w:pPr>
+        <w:widowControl/>
+        <w:ind w:firstLine="720"/>
+        <w:rPr>
+          <w:lang w:val="sr-Latn-CS"/>
+        </w:rPr>
+      </w:pPr>
+    </w:p>
+    <w:p>
+      <w:pPr>
+        <w:widowControl/>
+        <w:ind w:firstLine="720"/>
+        <w:rPr>
+          <w:lang w:val="sr-Latn-CS"/>
+        </w:rPr>
+      </w:pPr>
+    </w:p>
+    <w:p>
+      <w:pPr>
+        <w:widowControl/>
+        <w:ind w:left="709"/>
+        <w:rPr>
+          <w:lang w:val="sr-Latn-CS"/>
+        </w:rPr>
+      </w:pPr>
+      <w:r>
+        <w:rPr>
+          <w:lang w:val="sr-Latn-CS"/>
+        </w:rPr>
+        <w:t>Funkcije klase Auth obavljaju sledeće zadatke:</w:t>
+      </w:r>
+    </w:p>
+    <w:p>
+      <w:pPr>
+        <w:pStyle w:val="ListParagraph"/>
+        <w:widowControl/>
+        <w:numPr>
+          <w:ilvl w:val="0"/>
+          <w:numId w:val="18"/>
+        </w:numPr>
+        <w:rPr>
+          <w:lang w:val="sr-Latn-CS"/>
+        </w:rPr>
+      </w:pPr>
+      <w:r>
+        <w:rPr>
+          <w:lang w:val="sr-Latn-CS"/>
+        </w:rPr>
+        <w:t>hashPassword – vraća heširanu verziju lozinke,</w:t>
+      </w:r>
+    </w:p>
+    <w:p>
+      <w:pPr>
+        <w:pStyle w:val="ListParagraph"/>
+        <w:widowControl/>
+        <w:numPr>
+          <w:ilvl w:val="0"/>
+          <w:numId w:val="18"/>
+        </w:numPr>
+        <w:rPr>
+          <w:lang w:val="sr-Latn-CS"/>
+        </w:rPr>
+      </w:pPr>
+      <w:r>
+        <w:rPr>
+          <w:lang w:val="sr-Latn-CS"/>
+        </w:rPr>
+        <w:t xml:space="preserve">verifyPassword – proverava da li data lozinka u </w:t>
+      </w:r>
+      <w:r>
+        <w:rPr>
+          <w:i/>
+          <w:lang w:val="sr-Latn-CS"/>
+        </w:rPr>
+        <w:t>plain text</w:t>
+      </w:r>
+      <w:r>
+        <w:rPr>
+          <w:lang w:val="sr-Latn-CS"/>
+        </w:rPr>
+        <w:t>-u odgovara heširanoj lozinci u bazi.</w:t>
+      </w:r>
+    </w:p>
+    <w:p>
+      <w:pPr>
+        <w:widowControl/>
+        <w:ind w:firstLine="720"/>
+        <w:rPr>
+          <w:lang w:val="sr-Latn-CS"/>
+        </w:rPr>
+      </w:pPr>
+    </w:p>
+    <w:p>
+      <w:pPr>
+        <w:widowControl/>
+        <w:ind w:left="709"/>
+        <w:rPr>
+          <w:lang w:val="sr-Latn-CS"/>
+        </w:rPr>
+      </w:pPr>
+      <w:r>
+        <w:rPr>
+          <w:lang w:val="sr-Latn-CS"/>
+        </w:rPr>
+        <w:t>Funkcije klase DBConnection obavljaju sledeće zadatke:</w:t>
+      </w:r>
+    </w:p>
+    <w:p>
+      <w:pPr>
+        <w:pStyle w:val="ListParagraph"/>
+        <w:widowControl/>
+        <w:numPr>
+          <w:ilvl w:val="0"/>
+          <w:numId w:val="18"/>
+        </w:numPr>
+        <w:rPr>
+          <w:lang w:val="sr-Latn-CS"/>
+        </w:rPr>
+      </w:pPr>
+      <w:r>
+        <w:rPr>
+          <w:lang w:val="sr-Latn-CS"/>
+        </w:rPr>
+        <w:t>connectDb – povezuje se na MongoDBMS pomoću uri-a u env datoteci.</w:t>
+      </w:r>
+      <w:r>
+        <w:rPr>
+          <w:lang w:val="sr-Latn-CS"/>
+        </w:rPr>
+        <w:t xml:space="preserve"> </w:t>
+      </w:r>
+    </w:p>
+    <w:p>
+      <w:pPr>
+        <w:widowControl/>
+        <w:rPr>
+          <w:lang w:val="sr-Latn-CS"/>
+        </w:rPr>
+      </w:pPr>
     </w:p>
     <w:p>
       <w:pPr>
@@ -10237,7 +13135,7 @@
           <w:lang w:val="sr-Latn-CS"/>
         </w:rPr>
       </w:pPr>
-      <w:bookmarkStart w:id="40" w:name="_Toc258522676"/>
+      <w:bookmarkStart w:id="35" w:name="_Toc258522676"/>
       <w:r>
         <w:rPr>
           <w:lang w:val="sr-Latn-CS"/>
@@ -10250,7 +13148,7 @@
         </w:rPr>
         <w:t>erformanse</w:t>
       </w:r>
-      <w:bookmarkEnd w:id="40"/>
+      <w:bookmarkEnd w:id="35"/>
     </w:p>
     <w:p>
       <w:pPr>
@@ -10340,14 +13238,14 @@
           <w:lang w:val="sr-Latn-CS"/>
         </w:rPr>
       </w:pPr>
-      <w:bookmarkStart w:id="41" w:name="_Toc258522677"/>
+      <w:bookmarkStart w:id="36" w:name="_Toc258522677"/>
       <w:r>
         <w:rPr>
           <w:lang w:val="sr-Latn-CS"/>
         </w:rPr>
         <w:t>Kvalitet</w:t>
       </w:r>
-      <w:bookmarkEnd w:id="41"/>
+      <w:bookmarkEnd w:id="36"/>
     </w:p>
     <w:p>
       <w:pPr>
@@ -10407,7 +13305,25 @@
         <w:rPr>
           <w:lang w:val="sr-Latn-CS"/>
         </w:rPr>
-        <w:t>PeNcIL portal će biti dostupan 24 časa dnevno, 7 dana u nedelji. Vreme kada portal nije dostupan ne sme da pređe 10%.</w:t>
+        <w:t xml:space="preserve">OufitFactory sajt </w:t>
+      </w:r>
+      <w:r>
+        <w:rPr>
+          <w:lang w:val="sr-Latn-CS"/>
+        </w:rPr>
+        <w:t xml:space="preserve">će biti dostupan 24 časa dnevno, 7 dana u nedelji. Vreme kada </w:t>
+      </w:r>
+      <w:r>
+        <w:rPr>
+          <w:lang w:val="sr-Latn-CS"/>
+        </w:rPr>
+        <w:t xml:space="preserve">sajt </w:t>
+      </w:r>
+      <w:r>
+        <w:rPr>
+          <w:lang w:val="sr-Latn-CS"/>
+        </w:rPr>
+        <w:t>nije dostupan ne sme da pređe 10%.</w:t>
       </w:r>
     </w:p>
     <w:p>
@@ -10432,12 +13348,14 @@
         </w:rPr>
         <w:t>Srednje vreme između dva sukcesivna otkaza ne sme da padne ispod 120 sati.</w:t>
       </w:r>
+      <w:bookmarkStart w:id="37" w:name="_GoBack"/>
+      <w:bookmarkEnd w:id="37"/>
     </w:p>
     <w:sectPr>
-      <w:headerReference w:type="default" r:id="rId26"/>
-      <w:footerReference w:type="default" r:id="rId27"/>
-      <w:headerReference w:type="first" r:id="rId28"/>
-      <w:footerReference w:type="first" r:id="rId29"/>
+      <w:headerReference w:type="default" r:id="rId27"/>
+      <w:footerReference w:type="default" r:id="rId28"/>
+      <w:headerReference w:type="first" r:id="rId29"/>
+      <w:footerReference w:type="first" r:id="rId30"/>
       <w:pgSz w:w="12240" w:h="15840" w:code="1"/>
       <w:pgMar w:top="1440" w:right="1440" w:bottom="1440" w:left="1440" w:header="708" w:footer="708" w:gutter="0"/>
       <w:cols w:space="708"/>
@@ -10631,7 +13549,7 @@
               <w:noProof/>
               <w:lang w:val="sr-Latn-CS"/>
             </w:rPr>
-            <w:t>15</w:t>
+            <w:t>19</w:t>
           </w:r>
           <w:r>
             <w:rPr>
@@ -10654,7 +13572,7 @@
                 <w:noProof/>
                 <w:lang w:val="sr-Latn-CS"/>
               </w:rPr>
-              <w:t>16</w:t>
+              <w:t>21</w:t>
             </w:r>
           </w:fldSimple>
         </w:p>
@@ -12061,6 +14979,119 @@
     </w:lvl>
   </w:abstractNum>
   <w:abstractNum w:abstractNumId="13">
+    <w:nsid w:val="759931DF"/>
+    <w:multiLevelType w:val="hybridMultilevel"/>
+    <w:tmpl w:val="D96A75E6"/>
+    <w:lvl w:ilvl="0" w:tplc="04090001">
+      <w:start w:val="1"/>
+      <w:numFmt w:val="bullet"/>
+      <w:lvlText w:val=""/>
+      <w:lvlJc w:val="left"/>
+      <w:pPr>
+        <w:ind w:left="1429" w:hanging="360"/>
+      </w:pPr>
+      <w:rPr>
+        <w:rFonts w:ascii="Symbol" w:hAnsi="Symbol" w:hint="default"/>
+      </w:rPr>
+    </w:lvl>
+    <w:lvl w:ilvl="1" w:tplc="04090003" w:tentative="1">
+      <w:start w:val="1"/>
+      <w:numFmt w:val="bullet"/>
+      <w:lvlText w:val="o"/>
+      <w:lvlJc w:val="left"/>
+      <w:pPr>
+        <w:ind w:left="2149" w:hanging="360"/>
+      </w:pPr>
+      <w:rPr>
+        <w:rFonts w:ascii="Courier New" w:hAnsi="Courier New" w:cs="Courier New" w:hint="default"/>
+      </w:rPr>
+    </w:lvl>
+    <w:lvl w:ilvl="2" w:tplc="04090005" w:tentative="1">
+      <w:start w:val="1"/>
+      <w:numFmt w:val="bullet"/>
+      <w:lvlText w:val=""/>
+      <w:lvlJc w:val="left"/>
+      <w:pPr>
+        <w:ind w:left="2869" w:hanging="360"/>
+      </w:pPr>
+      <w:rPr>
+        <w:rFonts w:ascii="Wingdings" w:hAnsi="Wingdings" w:hint="default"/>
+      </w:rPr>
+    </w:lvl>
+    <w:lvl w:ilvl="3" w:tplc="04090001" w:tentative="1">
+      <w:start w:val="1"/>
+      <w:numFmt w:val="bullet"/>
+      <w:lvlText w:val=""/>
+      <w:lvlJc w:val="left"/>
+      <w:pPr>
+        <w:ind w:left="3589" w:hanging="360"/>
+      </w:pPr>
+      <w:rPr>
+        <w:rFonts w:ascii="Symbol" w:hAnsi="Symbol" w:hint="default"/>
+      </w:rPr>
+    </w:lvl>
+    <w:lvl w:ilvl="4" w:tplc="04090003" w:tentative="1">
+      <w:start w:val="1"/>
+      <w:numFmt w:val="bullet"/>
+      <w:lvlText w:val="o"/>
+      <w:lvlJc w:val="left"/>
+      <w:pPr>
+        <w:ind w:left="4309" w:hanging="360"/>
+      </w:pPr>
+      <w:rPr>
+        <w:rFonts w:ascii="Courier New" w:hAnsi="Courier New" w:cs="Courier New" w:hint="default"/>
+      </w:rPr>
+    </w:lvl>
+    <w:lvl w:ilvl="5" w:tplc="04090005" w:tentative="1">
+      <w:start w:val="1"/>
+      <w:numFmt w:val="bullet"/>
+      <w:lvlText w:val=""/>
+      <w:lvlJc w:val="left"/>
+      <w:pPr>
+        <w:ind w:left="5029" w:hanging="360"/>
+      </w:pPr>
+      <w:rPr>
+        <w:rFonts w:ascii="Wingdings" w:hAnsi="Wingdings" w:hint="default"/>
+      </w:rPr>
+    </w:lvl>
+    <w:lvl w:ilvl="6" w:tplc="04090001" w:tentative="1">
+      <w:start w:val="1"/>
+      <w:numFmt w:val="bullet"/>
+      <w:lvlText w:val=""/>
+      <w:lvlJc w:val="left"/>
+      <w:pPr>
+        <w:ind w:left="5749" w:hanging="360"/>
+      </w:pPr>
+      <w:rPr>
+        <w:rFonts w:ascii="Symbol" w:hAnsi="Symbol" w:hint="default"/>
+      </w:rPr>
+    </w:lvl>
+    <w:lvl w:ilvl="7" w:tplc="04090003" w:tentative="1">
+      <w:start w:val="1"/>
+      <w:numFmt w:val="bullet"/>
+      <w:lvlText w:val="o"/>
+      <w:lvlJc w:val="left"/>
+      <w:pPr>
+        <w:ind w:left="6469" w:hanging="360"/>
+      </w:pPr>
+      <w:rPr>
+        <w:rFonts w:ascii="Courier New" w:hAnsi="Courier New" w:cs="Courier New" w:hint="default"/>
+      </w:rPr>
+    </w:lvl>
+    <w:lvl w:ilvl="8" w:tplc="04090005" w:tentative="1">
+      <w:start w:val="1"/>
+      <w:numFmt w:val="bullet"/>
+      <w:lvlText w:val=""/>
+      <w:lvlJc w:val="left"/>
+      <w:pPr>
+        <w:ind w:left="7189" w:hanging="360"/>
+      </w:pPr>
+      <w:rPr>
+        <w:rFonts w:ascii="Wingdings" w:hAnsi="Wingdings" w:hint="default"/>
+      </w:rPr>
+    </w:lvl>
+  </w:abstractNum>
+  <w:abstractNum w:abstractNumId="14">
     <w:nsid w:val="76975335"/>
     <w:multiLevelType w:val="hybridMultilevel"/>
     <w:tmpl w:val="DA487FD0"/>
@@ -12200,7 +15231,7 @@
       </w:rPr>
     </w:lvl>
   </w:abstractNum>
-  <w:abstractNum w:abstractNumId="14">
+  <w:abstractNum w:abstractNumId="15">
     <w:nsid w:val="79F44BDD"/>
     <w:multiLevelType w:val="hybridMultilevel"/>
     <w:tmpl w:val="38EC3B6E"/>
@@ -12340,7 +15371,7 @@
       </w:rPr>
     </w:lvl>
   </w:abstractNum>
-  <w:abstractNum w:abstractNumId="15">
+  <w:abstractNum w:abstractNumId="16">
     <w:nsid w:val="7A61227C"/>
     <w:multiLevelType w:val="singleLevel"/>
     <w:tmpl w:val="0409000F"/>
@@ -12357,7 +15388,7 @@
       </w:pPr>
     </w:lvl>
   </w:abstractNum>
-  <w:abstractNum w:abstractNumId="16">
+  <w:abstractNum w:abstractNumId="17">
     <w:nsid w:val="7D8D4EC1"/>
     <w:multiLevelType w:val="singleLevel"/>
     <w:tmpl w:val="0409000F"/>
@@ -12381,7 +15412,7 @@
     <w:abstractNumId w:val="9"/>
   </w:num>
   <w:num w:numId="3">
-    <w:abstractNumId w:val="16"/>
+    <w:abstractNumId w:val="17"/>
   </w:num>
   <w:num w:numId="4">
     <w:abstractNumId w:val="12"/>
@@ -12390,7 +15421,7 @@
     <w:abstractNumId w:val="3"/>
   </w:num>
   <w:num w:numId="6">
-    <w:abstractNumId w:val="15"/>
+    <w:abstractNumId w:val="16"/>
   </w:num>
   <w:num w:numId="7">
     <w:abstractNumId w:val="2"/>
@@ -12408,7 +15439,7 @@
     <w:abstractNumId w:val="8"/>
   </w:num>
   <w:num w:numId="12">
-    <w:abstractNumId w:val="14"/>
+    <w:abstractNumId w:val="15"/>
   </w:num>
   <w:num w:numId="13">
     <w:abstractNumId w:val="4"/>
@@ -12420,10 +15451,13 @@
     <w:abstractNumId w:val="6"/>
   </w:num>
   <w:num w:numId="16">
-    <w:abstractNumId w:val="13"/>
+    <w:abstractNumId w:val="14"/>
   </w:num>
   <w:num w:numId="17">
     <w:abstractNumId w:val="5"/>
+  </w:num>
+  <w:num w:numId="18">
+    <w:abstractNumId w:val="13"/>
   </w:num>
 </w:numbering>
 </file>
@@ -12455,6 +15489,7 @@
     <w:lsdException w:name="Subtitle" w:qFormat="1"/>
     <w:lsdException w:name="Strong" w:uiPriority="22" w:qFormat="1"/>
     <w:lsdException w:name="Emphasis" w:qFormat="1"/>
+    <w:lsdException w:name="Normal (Web)" w:uiPriority="99"/>
     <w:lsdException w:name="Placeholder Text" w:semiHidden="1" w:uiPriority="99"/>
     <w:lsdException w:name="No Spacing" w:uiPriority="1" w:qFormat="1"/>
     <w:lsdException w:name="Light Shading" w:uiPriority="60"/>
@@ -12753,7 +15788,6 @@
   <w:style w:type="character" w:default="1" w:styleId="DefaultParagraphFont">
     <w:name w:val="Default Paragraph Font"/>
     <w:uiPriority w:val="1"/>
-    <w:semiHidden/>
     <w:unhideWhenUsed/>
   </w:style>
   <w:style w:type="table" w:default="1" w:styleId="TableNormal">
@@ -13088,6 +16122,33 @@
       <w:b/>
       <w:bCs/>
     </w:rPr>
+  </w:style>
+  <w:style w:type="paragraph" w:styleId="NormalWeb">
+    <w:name w:val="Normal (Web)"/>
+    <w:basedOn w:val="Normal"/>
+    <w:uiPriority w:val="99"/>
+    <w:unhideWhenUsed/>
+    <w:rsid w:val="0041065A"/>
+    <w:pPr>
+      <w:widowControl/>
+      <w:spacing w:before="100" w:beforeAutospacing="1" w:after="100" w:afterAutospacing="1" w:line="240" w:lineRule="auto"/>
+    </w:pPr>
+    <w:rPr>
+      <w:sz w:val="24"/>
+      <w:szCs w:val="24"/>
+      <w:lang w:eastAsia="en-US"/>
+    </w:rPr>
+  </w:style>
+  <w:style w:type="paragraph" w:styleId="ListParagraph">
+    <w:name w:val="List Paragraph"/>
+    <w:basedOn w:val="Normal"/>
+    <w:uiPriority w:val="34"/>
+    <w:qFormat/>
+    <w:rsid w:val="0029436A"/>
+    <w:pPr>
+      <w:ind w:left="720"/>
+      <w:contextualSpacing/>
+    </w:pPr>
   </w:style>
 </w:styles>
 </file>

--- a/documentation/D05_Arh_projekat.docx
+++ b/documentation/D05_Arh_projekat.docx
@@ -124,16 +124,16 @@
         <w:tblLook w:val="0000" w:noHBand="0" w:noVBand="0" w:firstColumn="0" w:lastRow="0" w:lastColumn="0" w:firstRow="0"/>
       </w:tblPr>
       <w:tblGrid>
-        <w:gridCol w:w="2302"/>
+        <w:gridCol w:w="2301"/>
         <w:gridCol w:w="1152"/>
-        <w:gridCol w:w="3746"/>
+        <w:gridCol w:w="3747"/>
         <w:gridCol w:w="2304"/>
       </w:tblGrid>
       <w:tr>
         <w:trPr/>
         <w:tc>
           <w:tcPr>
-            <w:tcW w:w="2302" w:type="dxa"/>
+            <w:tcW w:w="2301" w:type="dxa"/>
             <w:tcBorders>
               <w:top w:val="single" w:sz="6" w:space="0" w:color="000000"/>
               <w:left w:val="single" w:sz="6" w:space="0" w:color="000000"/>
@@ -191,7 +191,7 @@
         </w:tc>
         <w:tc>
           <w:tcPr>
-            <w:tcW w:w="3746" w:type="dxa"/>
+            <w:tcW w:w="3747" w:type="dxa"/>
             <w:tcBorders>
               <w:top w:val="single" w:sz="6" w:space="0" w:color="000000"/>
               <w:left w:val="single" w:sz="6" w:space="0" w:color="000000"/>
@@ -252,7 +252,7 @@
         <w:trPr/>
         <w:tc>
           <w:tcPr>
-            <w:tcW w:w="2302" w:type="dxa"/>
+            <w:tcW w:w="2301" w:type="dxa"/>
             <w:tcBorders>
               <w:top w:val="single" w:sz="6" w:space="0" w:color="000000"/>
               <w:left w:val="single" w:sz="6" w:space="0" w:color="000000"/>
@@ -304,7 +304,7 @@
         </w:tc>
         <w:tc>
           <w:tcPr>
-            <w:tcW w:w="3746" w:type="dxa"/>
+            <w:tcW w:w="3747" w:type="dxa"/>
             <w:tcBorders>
               <w:top w:val="single" w:sz="6" w:space="0" w:color="000000"/>
               <w:left w:val="single" w:sz="6" w:space="0" w:color="000000"/>
@@ -359,7 +359,122 @@
         <w:trPr/>
         <w:tc>
           <w:tcPr>
-            <w:tcW w:w="2302" w:type="dxa"/>
+            <w:tcW w:w="2301" w:type="dxa"/>
+            <w:tcBorders>
+              <w:top w:val="single" w:sz="6" w:space="0" w:color="000000"/>
+              <w:left w:val="single" w:sz="6" w:space="0" w:color="000000"/>
+              <w:bottom w:val="single" w:sz="6" w:space="0" w:color="000000"/>
+              <w:right w:val="single" w:sz="6" w:space="0" w:color="000000"/>
+            </w:tcBorders>
+          </w:tcPr>
+          <w:p>
+            <w:pPr>
+              <w:pStyle w:val="Tabletext"/>
+              <w:spacing w:before="0" w:after="120"/>
+              <w:rPr>
+                <w:lang w:val="sr-Latn-CS"/>
+              </w:rPr>
+            </w:pPr>
+            <w:r>
+              <w:rPr/>
+              <w:t>2</w:t>
+            </w:r>
+            <w:r>
+              <w:rPr/>
+              <w:t>9</w:t>
+            </w:r>
+            <w:r>
+              <w:rPr/>
+              <w:t>.10.2025.</w:t>
+            </w:r>
+          </w:p>
+        </w:tc>
+        <w:tc>
+          <w:tcPr>
+            <w:tcW w:w="1152" w:type="dxa"/>
+            <w:tcBorders>
+              <w:top w:val="single" w:sz="6" w:space="0" w:color="000000"/>
+              <w:left w:val="single" w:sz="6" w:space="0" w:color="000000"/>
+              <w:bottom w:val="single" w:sz="6" w:space="0" w:color="000000"/>
+              <w:right w:val="single" w:sz="6" w:space="0" w:color="000000"/>
+            </w:tcBorders>
+          </w:tcPr>
+          <w:p>
+            <w:pPr>
+              <w:pStyle w:val="Tabletext"/>
+              <w:spacing w:before="0" w:after="120"/>
+              <w:rPr>
+                <w:lang w:val="sr-Latn-CS"/>
+              </w:rPr>
+            </w:pPr>
+            <w:r>
+              <w:rPr/>
+              <w:t>1.</w:t>
+            </w:r>
+            <w:r>
+              <w:rPr/>
+              <w:t>1</w:t>
+            </w:r>
+          </w:p>
+        </w:tc>
+        <w:tc>
+          <w:tcPr>
+            <w:tcW w:w="3747" w:type="dxa"/>
+            <w:tcBorders>
+              <w:top w:val="single" w:sz="6" w:space="0" w:color="000000"/>
+              <w:left w:val="single" w:sz="6" w:space="0" w:color="000000"/>
+              <w:bottom w:val="single" w:sz="6" w:space="0" w:color="000000"/>
+              <w:right w:val="single" w:sz="6" w:space="0" w:color="000000"/>
+            </w:tcBorders>
+          </w:tcPr>
+          <w:p>
+            <w:pPr>
+              <w:pStyle w:val="Tabletext"/>
+              <w:spacing w:before="0" w:after="120"/>
+              <w:rPr>
+                <w:lang w:val="sr-Latn-CS"/>
+              </w:rPr>
+            </w:pPr>
+            <w:r>
+              <w:rPr>
+                <w:lang w:val="sr-Latn-CS"/>
+              </w:rPr>
+              <w:t>Konačna verzija</w:t>
+            </w:r>
+          </w:p>
+        </w:tc>
+        <w:tc>
+          <w:tcPr>
+            <w:tcW w:w="2304" w:type="dxa"/>
+            <w:tcBorders>
+              <w:top w:val="single" w:sz="6" w:space="0" w:color="000000"/>
+              <w:left w:val="single" w:sz="6" w:space="0" w:color="000000"/>
+              <w:bottom w:val="single" w:sz="6" w:space="0" w:color="000000"/>
+              <w:right w:val="single" w:sz="6" w:space="0" w:color="000000"/>
+            </w:tcBorders>
+          </w:tcPr>
+          <w:p>
+            <w:pPr>
+              <w:pStyle w:val="Tabletext"/>
+              <w:spacing w:before="0" w:after="120"/>
+              <w:rPr>
+                <w:lang w:val="sr-Latn-CS"/>
+              </w:rPr>
+            </w:pPr>
+            <w:r>
+              <w:rPr>
+                <w:lang w:val="sr-Latn-CS"/>
+              </w:rPr>
+              <w:t>Aleksandar</w:t>
+            </w:r>
+          </w:p>
+        </w:tc>
+      </w:tr>
+      <w:tr>
+        <w:trPr/>
+        <w:tc>
+          <w:tcPr>
+            <w:tcW w:w="2301" w:type="dxa"/>
             <w:tcBorders>
               <w:top w:val="single" w:sz="6" w:space="0" w:color="000000"/>
               <w:left w:val="single" w:sz="6" w:space="0" w:color="000000"/>
@@ -409,7 +524,7 @@
         </w:tc>
         <w:tc>
           <w:tcPr>
-            <w:tcW w:w="3746" w:type="dxa"/>
+            <w:tcW w:w="3747" w:type="dxa"/>
             <w:tcBorders>
               <w:top w:val="single" w:sz="6" w:space="0" w:color="000000"/>
               <w:left w:val="single" w:sz="6" w:space="0" w:color="000000"/>
@@ -462,7 +577,7 @@
         <w:trPr/>
         <w:tc>
           <w:tcPr>
-            <w:tcW w:w="2302" w:type="dxa"/>
+            <w:tcW w:w="2301" w:type="dxa"/>
             <w:tcBorders>
               <w:top w:val="single" w:sz="6" w:space="0" w:color="000000"/>
               <w:left w:val="single" w:sz="6" w:space="0" w:color="000000"/>
@@ -512,110 +627,7 @@
         </w:tc>
         <w:tc>
           <w:tcPr>
-            <w:tcW w:w="3746" w:type="dxa"/>
-            <w:tcBorders>
-              <w:top w:val="single" w:sz="6" w:space="0" w:color="000000"/>
-              <w:left w:val="single" w:sz="6" w:space="0" w:color="000000"/>
-              <w:bottom w:val="single" w:sz="6" w:space="0" w:color="000000"/>
-              <w:right w:val="single" w:sz="6" w:space="0" w:color="000000"/>
-            </w:tcBorders>
-          </w:tcPr>
-          <w:p>
-            <w:pPr>
-              <w:pStyle w:val="Tabletext"/>
-              <w:spacing w:before="0" w:after="120"/>
-              <w:rPr>
-                <w:lang w:val="sr-Latn-CS"/>
-              </w:rPr>
-            </w:pPr>
-            <w:r>
-              <w:rPr>
-                <w:lang w:val="sr-Latn-CS"/>
-              </w:rPr>
-            </w:r>
-          </w:p>
-        </w:tc>
-        <w:tc>
-          <w:tcPr>
-            <w:tcW w:w="2304" w:type="dxa"/>
-            <w:tcBorders>
-              <w:top w:val="single" w:sz="6" w:space="0" w:color="000000"/>
-              <w:left w:val="single" w:sz="6" w:space="0" w:color="000000"/>
-              <w:bottom w:val="single" w:sz="6" w:space="0" w:color="000000"/>
-              <w:right w:val="single" w:sz="6" w:space="0" w:color="000000"/>
-            </w:tcBorders>
-          </w:tcPr>
-          <w:p>
-            <w:pPr>
-              <w:pStyle w:val="Tabletext"/>
-              <w:spacing w:before="0" w:after="120"/>
-              <w:rPr>
-                <w:lang w:val="sr-Latn-CS"/>
-              </w:rPr>
-            </w:pPr>
-            <w:r>
-              <w:rPr>
-                <w:lang w:val="sr-Latn-CS"/>
-              </w:rPr>
-            </w:r>
-          </w:p>
-        </w:tc>
-      </w:tr>
-      <w:tr>
-        <w:trPr/>
-        <w:tc>
-          <w:tcPr>
-            <w:tcW w:w="2302" w:type="dxa"/>
-            <w:tcBorders>
-              <w:top w:val="single" w:sz="6" w:space="0" w:color="000000"/>
-              <w:left w:val="single" w:sz="6" w:space="0" w:color="000000"/>
-              <w:bottom w:val="single" w:sz="6" w:space="0" w:color="000000"/>
-              <w:right w:val="single" w:sz="6" w:space="0" w:color="000000"/>
-            </w:tcBorders>
-          </w:tcPr>
-          <w:p>
-            <w:pPr>
-              <w:pStyle w:val="Tabletext"/>
-              <w:spacing w:before="0" w:after="120"/>
-              <w:rPr>
-                <w:lang w:val="sr-Latn-CS"/>
-              </w:rPr>
-            </w:pPr>
-            <w:r>
-              <w:rPr>
-                <w:lang w:val="sr-Latn-CS"/>
-              </w:rPr>
-            </w:r>
-          </w:p>
-        </w:tc>
-        <w:tc>
-          <w:tcPr>
-            <w:tcW w:w="1152" w:type="dxa"/>
-            <w:tcBorders>
-              <w:top w:val="single" w:sz="6" w:space="0" w:color="000000"/>
-              <w:left w:val="single" w:sz="6" w:space="0" w:color="000000"/>
-              <w:bottom w:val="single" w:sz="6" w:space="0" w:color="000000"/>
-              <w:right w:val="single" w:sz="6" w:space="0" w:color="000000"/>
-            </w:tcBorders>
-          </w:tcPr>
-          <w:p>
-            <w:pPr>
-              <w:pStyle w:val="Tabletext"/>
-              <w:spacing w:before="0" w:after="120"/>
-              <w:rPr>
-                <w:lang w:val="sr-Latn-CS"/>
-              </w:rPr>
-            </w:pPr>
-            <w:r>
-              <w:rPr>
-                <w:lang w:val="sr-Latn-CS"/>
-              </w:rPr>
-            </w:r>
-          </w:p>
-        </w:tc>
-        <w:tc>
-          <w:tcPr>
-            <w:tcW w:w="3746" w:type="dxa"/>
+            <w:tcW w:w="3747" w:type="dxa"/>
             <w:tcBorders>
               <w:top w:val="single" w:sz="6" w:space="0" w:color="000000"/>
               <w:left w:val="single" w:sz="6" w:space="0" w:color="000000"/>
@@ -10975,21 +10987,10 @@
         <w:rPr>
           <w:lang w:val="sr-Latn-CS"/>
         </w:rPr>
-        <w:t xml:space="preserve">Komponenta </w:t>
-      </w:r>
-      <w:r>
-        <w:rPr>
-          <w:b/>
-          <w:bCs/>
-          <w:lang w:val="sr-Latn-CS"/>
-        </w:rPr>
-        <w:t>index.php</w:t>
-      </w:r>
-      <w:r>
-        <w:rPr>
-          <w:lang w:val="sr-Latn-CS"/>
-        </w:rPr>
-        <w:t xml:space="preserve"> je implementira stranicu portala čiji sadržaj može da varira od parametra koji joj se proslede u zahtevu. </w:t>
+        <w:br/>
+      </w:r>
+      <w:r>
+        <w:br w:type="page"/>
       </w:r>
     </w:p>
     <w:p>
@@ -11002,68 +11003,19 @@
         </w:rPr>
       </w:pPr>
       <w:r>
-        <w:rPr>
-          <w:lang w:val="sr-Latn-CS"/>
-        </w:rPr>
-        <w:t xml:space="preserve">Komponenta </w:t>
-      </w:r>
-      <w:r>
-        <w:rPr>
-          <w:b/>
-          <w:bCs/>
-          <w:lang w:val="sr-Latn-CS"/>
-        </w:rPr>
-        <w:t>main.css</w:t>
-      </w:r>
-      <w:r>
-        <w:rPr>
-          <w:lang w:val="sr-Latn-CS"/>
-        </w:rPr>
-        <w:t xml:space="preserve"> pred</w:t>
-        <w:tab/>
-        <w:tab/>
-        <w:t>stavlja opis stilova za pojedine HTML elemente koji se javljaju na različitim stranicama.</w:t>
-      </w:r>
-    </w:p>
-    <w:p>
-      <w:pPr>
-        <w:pStyle w:val="Normal"/>
-        <w:widowControl/>
-        <w:ind w:left="709"/>
-        <w:rPr>
-          <w:lang w:val="sr-Latn-CS"/>
-        </w:rPr>
-      </w:pPr>
-      <w:r>
-        <w:rPr>
-          <w:lang w:val="sr-Latn-CS"/>
-        </w:rPr>
-        <w:t>Parametri koji utiču na izbor i jezik za prikaz stranice ilustrovani su sledećim dijagramom klasa:</w:t>
-      </w:r>
-    </w:p>
-    <w:p>
-      <w:pPr>
-        <w:pStyle w:val="Normal"/>
-        <w:widowControl/>
-        <w:ind w:left="709"/>
-        <w:rPr>
-          <w:lang w:val="sr-Latn-CS"/>
-        </w:rPr>
-      </w:pPr>
-      <w:r>
         <w:drawing>
-          <wp:anchor behindDoc="0" distT="0" distB="0" distL="0" distR="114300" simplePos="0" locked="0" layoutInCell="0" allowOverlap="1" relativeHeight="18">
+          <wp:anchor behindDoc="0" distT="0" distB="0" distL="0" distR="0" simplePos="0" locked="0" layoutInCell="0" allowOverlap="1" relativeHeight="18">
             <wp:simplePos x="0" y="0"/>
             <wp:positionH relativeFrom="column">
-              <wp:align>left</wp:align>
+              <wp:posOffset>225425</wp:posOffset>
             </wp:positionH>
             <wp:positionV relativeFrom="paragraph">
-              <wp:posOffset>635</wp:posOffset>
+              <wp:posOffset>690880</wp:posOffset>
             </wp:positionV>
-            <wp:extent cx="1409700" cy="1511935"/>
+            <wp:extent cx="5493385" cy="5502910"/>
             <wp:effectExtent l="0" t="0" r="0" b="0"/>
-            <wp:wrapSquare wrapText="bothSides"/>
-            <wp:docPr id="13" name="Picture 11"/>
+            <wp:wrapSquare wrapText="largest"/>
+            <wp:docPr id="13" name="Image1"/>
             <wp:cNvGraphicFramePr>
               <a:graphicFrameLocks xmlns:a="http://schemas.openxmlformats.org/drawingml/2006/main" noChangeAspect="1"/>
             </wp:cNvGraphicFramePr>
@@ -11071,7 +11023,7 @@
               <a:graphicData uri="http://schemas.openxmlformats.org/drawingml/2006/picture">
                 <pic:pic xmlns:pic="http://schemas.openxmlformats.org/drawingml/2006/picture">
                   <pic:nvPicPr>
-                    <pic:cNvPr id="13" name="Picture 11"/>
+                    <pic:cNvPr id="13" name="Image1"/>
                     <pic:cNvPicPr>
                       <a:picLocks noChangeAspect="1" noChangeArrowheads="1"/>
                     </pic:cNvPicPr>
@@ -11085,7 +11037,7 @@
                   <pic:spPr bwMode="auto">
                     <a:xfrm>
                       <a:off x="0" y="0"/>
-                      <a:ext cx="1409700" cy="1511935"/>
+                      <a:ext cx="5493385" cy="5502910"/>
                     </a:xfrm>
                     <a:prstGeom prst="rect">
                       <a:avLst/>
@@ -14040,30 +13992,35 @@
                           <w:r>
                             <w:rPr>
                               <w:rStyle w:val="PageNumber"/>
+                              <w:color w:val="000000"/>
                             </w:rPr>
                             <w:fldChar w:fldCharType="begin"/>
                           </w:r>
                           <w:r>
                             <w:rPr>
                               <w:rStyle w:val="PageNumber"/>
+                              <w:color w:val="000000"/>
                             </w:rPr>
                             <w:instrText xml:space="preserve"> PAGE </w:instrText>
                           </w:r>
                           <w:r>
                             <w:rPr>
                               <w:rStyle w:val="PageNumber"/>
+                              <w:color w:val="000000"/>
                             </w:rPr>
                             <w:fldChar w:fldCharType="separate"/>
                           </w:r>
                           <w:r>
                             <w:rPr>
                               <w:rStyle w:val="PageNumber"/>
+                              <w:color w:val="000000"/>
                             </w:rPr>
                             <w:t>0</w:t>
                           </w:r>
                           <w:r>
                             <w:rPr>
                               <w:rStyle w:val="PageNumber"/>
+                              <w:color w:val="000000"/>
                             </w:rPr>
                             <w:fldChar w:fldCharType="end"/>
                           </w:r>
@@ -14081,8 +14038,8 @@
         </mc:Choice>
         <mc:Fallback>
           <w:pict>
-            <v:rect id="shape_0" ID="Frame1" path="m0,0l-2147483645,0l-2147483645,-2147483646l0,-2147483646xe" fillcolor="white" stroked="f" o:allowincell="f" style="position:absolute;margin-left:0pt;margin-top:0.05pt;width:1.1pt;height:1.1pt;mso-wrap-style:square;v-text-anchor:top;mso-position-horizontal:right;mso-position-horizontal-relative:margin">
-              <v:fill o:detectmouseclick="t" type="solid" color2="black" opacity="0"/>
+            <v:rect id="shape_0" ID="Frame1" path="m0,0l-2147483645,0l-2147483645,-2147483646l0,-2147483646xe" stroked="f" o:allowincell="f" style="position:absolute;margin-left:0pt;margin-top:0.05pt;width:1.1pt;height:1.1pt;mso-wrap-style:square;v-text-anchor:top;mso-position-horizontal:right;mso-position-horizontal-relative:margin">
+              <v:fill o:detectmouseclick="t" on="false"/>
               <v:stroke color="#3465a4" joinstyle="round" endcap="flat"/>
               <v:textbox>
                 <w:txbxContent>
@@ -14096,30 +14053,35 @@
                     <w:r>
                       <w:rPr>
                         <w:rStyle w:val="PageNumber"/>
+                        <w:color w:val="000000"/>
                       </w:rPr>
                       <w:fldChar w:fldCharType="begin"/>
                     </w:r>
                     <w:r>
                       <w:rPr>
                         <w:rStyle w:val="PageNumber"/>
+                        <w:color w:val="000000"/>
                       </w:rPr>
                       <w:instrText xml:space="preserve"> PAGE </w:instrText>
                     </w:r>
                     <w:r>
                       <w:rPr>
                         <w:rStyle w:val="PageNumber"/>
+                        <w:color w:val="000000"/>
                       </w:rPr>
                       <w:fldChar w:fldCharType="separate"/>
                     </w:r>
                     <w:r>
                       <w:rPr>
                         <w:rStyle w:val="PageNumber"/>
+                        <w:color w:val="000000"/>
                       </w:rPr>
                       <w:t>0</w:t>
                     </w:r>
                     <w:r>
                       <w:rPr>
                         <w:rStyle w:val="PageNumber"/>
+                        <w:color w:val="000000"/>
                       </w:rPr>
                       <w:fldChar w:fldCharType="end"/>
                     </w:r>
@@ -14295,7 +14257,7 @@
               <w:rStyle w:val="PageNumber"/>
               <w:lang w:val="sr-Latn-CS"/>
             </w:rPr>
-            <w:t>17</w:t>
+            <w:t>27</w:t>
           </w:r>
           <w:r>
             <w:rPr>
@@ -14325,7 +14287,7 @@
           </w:r>
           <w:r>
             <w:rPr/>
-            <w:t>26</w:t>
+            <w:t>27</w:t>
           </w:r>
           <w:r>
             <w:rPr/>
@@ -14468,7 +14430,7 @@
               <w:rStyle w:val="PageNumber"/>
               <w:lang w:val="sr-Latn-CS"/>
             </w:rPr>
-            <w:t>17</w:t>
+            <w:t>27</w:t>
           </w:r>
           <w:r>
             <w:rPr>
@@ -14498,7 +14460,7 @@
           </w:r>
           <w:r>
             <w:rPr/>
-            <w:t>26</w:t>
+            <w:t>27</w:t>
           </w:r>
           <w:r>
             <w:rPr/>
@@ -16476,17 +16438,16 @@
       <w:color w:val="0000FF"/>
     </w:rPr>
   </w:style>
-  <w:style w:type="character" w:styleId="FootnoteCharactersuser">
-    <w:name w:val="Footnote Characters (user)"/>
-    <w:basedOn w:val="DefaultParagraphFont"/>
+  <w:style w:type="character" w:styleId="FootnoteCharacters">
+    <w:name w:val="Footnote Characters"/>
     <w:semiHidden/>
     <w:qFormat/>
     <w:rPr>
       <w:vertAlign w:val="superscript"/>
     </w:rPr>
   </w:style>
-  <w:style w:type="character" w:styleId="FootnoteCharacters">
-    <w:name w:val="Footnote Characters"/>
+  <w:style w:type="character" w:styleId="FootnoteCharactersuser">
+    <w:name w:val="Footnote Characters (user)"/>
     <w:qFormat/>
     <w:rPr>
       <w:vertAlign w:val="superscript"/>
@@ -16509,8 +16470,8 @@
       <w:bCs/>
     </w:rPr>
   </w:style>
-  <w:style w:type="character" w:styleId="Bulletsuser">
-    <w:name w:val="Bullets (user)"/>
+  <w:style w:type="character" w:styleId="Bullets">
+    <w:name w:val="Bullets"/>
     <w:qFormat/>
     <w:rPr>
       <w:rFonts w:ascii="OpenSymbol" w:hAnsi="OpenSymbol" w:eastAsia="OpenSymbol" w:cs="OpenSymbol"/>
@@ -16891,15 +16852,15 @@
     </w:pPr>
     <w:rPr/>
   </w:style>
-  <w:style w:type="paragraph" w:styleId="FrameContentsuser">
-    <w:name w:val="Frame Contents (user)"/>
+  <w:style w:type="paragraph" w:styleId="FrameContents">
+    <w:name w:val="Frame Contents"/>
     <w:basedOn w:val="Normal"/>
     <w:qFormat/>
     <w:pPr/>
     <w:rPr/>
   </w:style>
-  <w:style w:type="paragraph" w:styleId="FrameContents">
-    <w:name w:val="Frame Contents"/>
+  <w:style w:type="paragraph" w:styleId="FrameContentsuser">
+    <w:name w:val="Frame Contents (user)"/>
     <w:basedOn w:val="Normal"/>
     <w:qFormat/>
     <w:pPr/>

--- a/documentation/D05_Arh_projekat.docx
+++ b/documentation/D05_Arh_projekat.docx
@@ -124,16 +124,16 @@
         <w:tblLook w:val="0000" w:noHBand="0" w:noVBand="0" w:firstColumn="0" w:lastRow="0" w:lastColumn="0" w:firstRow="0"/>
       </w:tblPr>
       <w:tblGrid>
-        <w:gridCol w:w="2301"/>
+        <w:gridCol w:w="2300"/>
         <w:gridCol w:w="1152"/>
-        <w:gridCol w:w="3747"/>
+        <w:gridCol w:w="3748"/>
         <w:gridCol w:w="2304"/>
       </w:tblGrid>
       <w:tr>
         <w:trPr/>
         <w:tc>
           <w:tcPr>
-            <w:tcW w:w="2301" w:type="dxa"/>
+            <w:tcW w:w="2300" w:type="dxa"/>
             <w:tcBorders>
               <w:top w:val="single" w:sz="6" w:space="0" w:color="000000"/>
               <w:left w:val="single" w:sz="6" w:space="0" w:color="000000"/>
@@ -191,7 +191,7 @@
         </w:tc>
         <w:tc>
           <w:tcPr>
-            <w:tcW w:w="3747" w:type="dxa"/>
+            <w:tcW w:w="3748" w:type="dxa"/>
             <w:tcBorders>
               <w:top w:val="single" w:sz="6" w:space="0" w:color="000000"/>
               <w:left w:val="single" w:sz="6" w:space="0" w:color="000000"/>
@@ -252,7 +252,7 @@
         <w:trPr/>
         <w:tc>
           <w:tcPr>
-            <w:tcW w:w="2301" w:type="dxa"/>
+            <w:tcW w:w="2300" w:type="dxa"/>
             <w:tcBorders>
               <w:top w:val="single" w:sz="6" w:space="0" w:color="000000"/>
               <w:left w:val="single" w:sz="6" w:space="0" w:color="000000"/>
@@ -304,7 +304,7 @@
         </w:tc>
         <w:tc>
           <w:tcPr>
-            <w:tcW w:w="3747" w:type="dxa"/>
+            <w:tcW w:w="3748" w:type="dxa"/>
             <w:tcBorders>
               <w:top w:val="single" w:sz="6" w:space="0" w:color="000000"/>
               <w:left w:val="single" w:sz="6" w:space="0" w:color="000000"/>
@@ -359,7 +359,7 @@
         <w:trPr/>
         <w:tc>
           <w:tcPr>
-            <w:tcW w:w="2301" w:type="dxa"/>
+            <w:tcW w:w="2300" w:type="dxa"/>
             <w:tcBorders>
               <w:top w:val="single" w:sz="6" w:space="0" w:color="000000"/>
               <w:left w:val="single" w:sz="6" w:space="0" w:color="000000"/>
@@ -377,15 +377,7 @@
             </w:pPr>
             <w:r>
               <w:rPr/>
-              <w:t>2</w:t>
-            </w:r>
-            <w:r>
-              <w:rPr/>
-              <w:t>9</w:t>
-            </w:r>
-            <w:r>
-              <w:rPr/>
-              <w:t>.10.2025.</w:t>
+              <w:t>29.10.2025.</w:t>
             </w:r>
           </w:p>
         </w:tc>
@@ -409,17 +401,13 @@
             </w:pPr>
             <w:r>
               <w:rPr/>
-              <w:t>1.</w:t>
-            </w:r>
-            <w:r>
-              <w:rPr/>
-              <w:t>1</w:t>
+              <w:t>1.1</w:t>
             </w:r>
           </w:p>
         </w:tc>
         <w:tc>
           <w:tcPr>
-            <w:tcW w:w="3747" w:type="dxa"/>
+            <w:tcW w:w="3748" w:type="dxa"/>
             <w:tcBorders>
               <w:top w:val="single" w:sz="6" w:space="0" w:color="000000"/>
               <w:left w:val="single" w:sz="6" w:space="0" w:color="000000"/>
@@ -474,7 +462,7 @@
         <w:trPr/>
         <w:tc>
           <w:tcPr>
-            <w:tcW w:w="2301" w:type="dxa"/>
+            <w:tcW w:w="2300" w:type="dxa"/>
             <w:tcBorders>
               <w:top w:val="single" w:sz="6" w:space="0" w:color="000000"/>
               <w:left w:val="single" w:sz="6" w:space="0" w:color="000000"/>
@@ -524,7 +512,7 @@
         </w:tc>
         <w:tc>
           <w:tcPr>
-            <w:tcW w:w="3747" w:type="dxa"/>
+            <w:tcW w:w="3748" w:type="dxa"/>
             <w:tcBorders>
               <w:top w:val="single" w:sz="6" w:space="0" w:color="000000"/>
               <w:left w:val="single" w:sz="6" w:space="0" w:color="000000"/>
@@ -577,7 +565,7 @@
         <w:trPr/>
         <w:tc>
           <w:tcPr>
-            <w:tcW w:w="2301" w:type="dxa"/>
+            <w:tcW w:w="2300" w:type="dxa"/>
             <w:tcBorders>
               <w:top w:val="single" w:sz="6" w:space="0" w:color="000000"/>
               <w:left w:val="single" w:sz="6" w:space="0" w:color="000000"/>
@@ -627,7 +615,7 @@
         </w:tc>
         <w:tc>
           <w:tcPr>
-            <w:tcW w:w="3747" w:type="dxa"/>
+            <w:tcW w:w="3748" w:type="dxa"/>
             <w:tcBorders>
               <w:top w:val="single" w:sz="6" w:space="0" w:color="000000"/>
               <w:left w:val="single" w:sz="6" w:space="0" w:color="000000"/>
@@ -3185,7 +3173,31 @@
         <w:rPr>
           <w:lang w:val="sr-Latn-CS"/>
         </w:rPr>
-        <w:t>OutfitFactory društvena mreža će biti implementiran kao web aplikacija zasnovana na MERN arhitekturi – MongoDB bazi podataka, Express.js web frejmvorku, React.js klijentskom frejmvorku, Node.js web serveru, pri čemu će se koristiti TypeScript umesto JavaScripta.</w:t>
+        <w:t>OutfitFactory društvena mreža će biti implementiran kao web aplikacija zasnovana na ME</w:t>
+      </w:r>
+      <w:r>
+        <w:rPr>
+          <w:lang w:val="sr-Latn-CS"/>
+        </w:rPr>
+        <w:t>V</w:t>
+      </w:r>
+      <w:r>
+        <w:rPr>
+          <w:lang w:val="sr-Latn-CS"/>
+        </w:rPr>
+        <w:t xml:space="preserve">N arhitekturi – MongoDB bazi podataka, Express.js web frejmvorku, </w:t>
+      </w:r>
+      <w:r>
+        <w:rPr>
+          <w:lang w:val="sr-Latn-CS"/>
+        </w:rPr>
+        <w:t>Vue</w:t>
+      </w:r>
+      <w:r>
+        <w:rPr>
+          <w:lang w:val="sr-Latn-CS"/>
+        </w:rPr>
+        <w:t xml:space="preserve"> klijentskom frejmvorku, Node.js web serveru, pri čemu će se koristiti TypeScript umesto JavaScripta.</w:t>
         <w:tab/>
         <w:t>//izmenjaj</w:t>
       </w:r>
@@ -3210,11 +3222,17 @@
         <w:rPr>
           <w:lang w:val="sr-Latn-CS"/>
         </w:rPr>
-        <w:t xml:space="preserve">Klijentski deo OutfitFactory društvene mreže će biti optimizovan za sledeće Web čitače: Internet Explorer 6.0 i noviji, Opera 8.0 i noviji, Firefox (Mozilla) i Google Chome 109 i noviji. </w:t>
+        <w:t xml:space="preserve">Klijentski deo OutfitFactory društvene mreže će biti optimizovan za sledeće Web čitače: </w:t>
+      </w:r>
+      <w:r>
+        <w:rPr>
+          <w:lang w:val="sr-Latn-CS"/>
+        </w:rPr>
+        <w:t>Chrome 107 i noviji, Edge 107 i noviji, Firefox 104 i noviji i Safari 16 i noviji [</w:t>
       </w:r>
       <w:r>
         <w:rPr/>
-        <w:t>[1]</w:t>
+        <w:t>1]</w:t>
       </w:r>
       <w:r>
         <w:rPr>
@@ -3337,7 +3355,19 @@
         <w:rPr>
           <w:lang w:val="sr-Latn-CS"/>
         </w:rPr>
-        <w:t>Slučajevi korišćenja PeNcIL portala su:</w:t>
+        <w:t xml:space="preserve">Slučajevi korišćenja </w:t>
+      </w:r>
+      <w:r>
+        <w:rPr>
+          <w:lang w:val="sr-Latn-CS"/>
+        </w:rPr>
+        <w:t xml:space="preserve">OutfitFactory web aplikacije </w:t>
+      </w:r>
+      <w:r>
+        <w:rPr>
+          <w:lang w:val="sr-Latn-CS"/>
+        </w:rPr>
+        <w:t>su:</w:t>
       </w:r>
     </w:p>
     <w:p>
@@ -3785,20 +3815,6 @@
           <w:lang w:val="sr-Latn-CS"/>
         </w:rPr>
         <w:t>Osnovni UML dijagram koji prikazuje korisnike i slučajeve korišćenja OutfitFactory društvene mreže prikazan je na sledećoj slici:</w:t>
-      </w:r>
-    </w:p>
-    <w:p>
-      <w:pPr>
-        <w:pStyle w:val="BodyText"/>
-        <w:rPr>
-          <w:lang w:val="sr-Latn-CS"/>
-        </w:rPr>
-      </w:pPr>
-      <w:r>
-        <w:rPr>
-          <w:lang w:val="sr-Latn-CS"/>
-        </w:rPr>
-        <w:t>//sredi interagovanje</w:t>
       </w:r>
     </w:p>
     <w:p>
@@ -10997,6 +11013,7 @@
       <w:pPr>
         <w:pStyle w:val="Normal"/>
         <w:widowControl/>
+        <w:spacing w:before="0" w:after="0"/>
         <w:ind w:left="709"/>
         <w:rPr>
           <w:lang w:val="sr-Latn-CS"/>
@@ -16438,16 +16455,16 @@
       <w:color w:val="0000FF"/>
     </w:rPr>
   </w:style>
-  <w:style w:type="character" w:styleId="FootnoteCharacters">
-    <w:name w:val="Footnote Characters"/>
+  <w:style w:type="character" w:styleId="FootnoteCharactersuser">
+    <w:name w:val="Footnote Characters (user)"/>
     <w:semiHidden/>
     <w:qFormat/>
     <w:rPr>
       <w:vertAlign w:val="superscript"/>
     </w:rPr>
   </w:style>
-  <w:style w:type="character" w:styleId="FootnoteCharactersuser">
-    <w:name w:val="Footnote Characters (user)"/>
+  <w:style w:type="character" w:styleId="FootnoteCharacters">
+    <w:name w:val="Footnote Characters"/>
     <w:qFormat/>
     <w:rPr>
       <w:vertAlign w:val="superscript"/>
@@ -16470,8 +16487,8 @@
       <w:bCs/>
     </w:rPr>
   </w:style>
-  <w:style w:type="character" w:styleId="Bullets">
-    <w:name w:val="Bullets"/>
+  <w:style w:type="character" w:styleId="Bulletsuser">
+    <w:name w:val="Bullets (user)"/>
     <w:qFormat/>
     <w:rPr>
       <w:rFonts w:ascii="OpenSymbol" w:hAnsi="OpenSymbol" w:eastAsia="OpenSymbol" w:cs="OpenSymbol"/>
@@ -16852,15 +16869,15 @@
     </w:pPr>
     <w:rPr/>
   </w:style>
-  <w:style w:type="paragraph" w:styleId="FrameContents">
-    <w:name w:val="Frame Contents"/>
+  <w:style w:type="paragraph" w:styleId="FrameContentsuser">
+    <w:name w:val="Frame Contents (user)"/>
     <w:basedOn w:val="Normal"/>
     <w:qFormat/>
     <w:pPr/>
     <w:rPr/>
   </w:style>
-  <w:style w:type="paragraph" w:styleId="FrameContentsuser">
-    <w:name w:val="Frame Contents (user)"/>
+  <w:style w:type="paragraph" w:styleId="FrameContents">
+    <w:name w:val="Frame Contents"/>
     <w:basedOn w:val="Normal"/>
     <w:qFormat/>
     <w:pPr/>
